--- a/docs/技术文档.docx
+++ b/docs/技术文档.docx
@@ -41,7 +41,7 @@
         <w:br/>
         <w:t>作品资料 2/5 · 系统架构 / 核心算法 / 安全设计</w:t>
         <w:br/>
-        <w:t>版本 v2.0 · 2026 年 10 月 4 日</w:t>
+        <w:t>版本 v2.1 · 2026 年 10 月 4 日</w:t>
       </w:r>
     </w:p>
     <w:p>
@@ -87,7 +87,7 @@
       </w:r>
       <w:hyperlink w:anchor="_LarkToc00001" w:history="1">
         <w:r>
-          <w:t>1  系统概述</w:t>
+          <w:t>一、系统架构</w:t>
         </w:r>
         <w:r>
           <w:tab/>
@@ -118,7 +118,7 @@
       </w:pPr>
       <w:hyperlink w:anchor="_LarkToc00002" w:history="1">
         <w:r>
-          <w:t>2  系统架构</w:t>
+          <w:t>二、核心算法说明</w:t>
         </w:r>
         <w:r>
           <w:tab/>
@@ -133,7 +133,7 @@
           <w:fldChar w:fldCharType="separate"/>
         </w:r>
         <w:r>
-          <w:t>1</w:t>
+          <w:t>2</w:t>
         </w:r>
         <w:r>
           <w:fldChar w:fldCharType="end"/>
@@ -142,14 +142,14 @@
     </w:p>
     <w:p>
       <w:pPr>
-        <w:pStyle w:val="TOC1"/>
+        <w:pStyle w:val="TOC2"/>
         <w:tabs>
           <w:tab w:val="right" w:leader="dot" w:pos="9072"/>
         </w:tabs>
       </w:pPr>
       <w:hyperlink w:anchor="_LarkToc00003" w:history="1">
         <w:r>
-          <w:t>3  核心算法说明</w:t>
+          <w:t>2.1 意图理解 → 工具调用（函数即能力边界）</w:t>
         </w:r>
         <w:r>
           <w:tab/>
@@ -180,7 +180,7 @@
       </w:pPr>
       <w:hyperlink w:anchor="_LarkToc00004" w:history="1">
         <w:r>
-          <w:t>3.1  意图理解与工具调用</w:t>
+          <w:t>2.2 权限分级（数据驱动注册表）</w:t>
         </w:r>
         <w:r>
           <w:tab/>
@@ -211,7 +211,7 @@
       </w:pPr>
       <w:hyperlink w:anchor="_LarkToc00005" w:history="1">
         <w:r>
-          <w:t>3.2  权限分级（数据驱动注册表）</w:t>
+          <w:t>2.3 幻觉防护（双层：模型层尽力 + 系统层兜底）</w:t>
         </w:r>
         <w:r>
           <w:tab/>
@@ -242,7 +242,7 @@
       </w:pPr>
       <w:hyperlink w:anchor="_LarkToc00006" w:history="1">
         <w:r>
-          <w:t>3.3  幻觉防护（双层）</w:t>
+          <w:t>2.4 注入防御（纵深多层，权限控制不依赖模型自觉）</w:t>
         </w:r>
         <w:r>
           <w:tab/>
@@ -273,7 +273,7 @@
       </w:pPr>
       <w:hyperlink w:anchor="_LarkToc00007" w:history="1">
         <w:r>
-          <w:t>3.4  注入防御（权限门强制）</w:t>
+          <w:t>2.15 交互安全与追问机制（评委级加固，防“AI 自作主张”）</w:t>
         </w:r>
         <w:r>
           <w:tab/>
@@ -304,7 +304,7 @@
       </w:pPr>
       <w:hyperlink w:anchor="_LarkToc00008" w:history="1">
         <w:r>
-          <w:t>3.5  操作审计</w:t>
+          <w:t>2.5 操作审计</w:t>
         </w:r>
         <w:r>
           <w:tab/>
@@ -335,7 +335,7 @@
       </w:pPr>
       <w:hyperlink w:anchor="_LarkToc00009" w:history="1">
         <w:r>
-          <w:t>3.6  跨场景联动（确定性生日 DAG + 事件引擎）</w:t>
+          <w:t>2.6 跨场景联动（确定性生日 DAG + 事件引擎）</w:t>
         </w:r>
         <w:r>
           <w:tab/>
@@ -366,7 +366,7 @@
       </w:pPr>
       <w:hyperlink w:anchor="_LarkToc00010" w:history="1">
         <w:r>
-          <w:t>3.7  定时调度与时间沙箱</w:t>
+          <w:t>2.7 定时调度与时间沙箱</w:t>
         </w:r>
         <w:r>
           <w:tab/>
@@ -381,7 +381,7 @@
           <w:fldChar w:fldCharType="separate"/>
         </w:r>
         <w:r>
-          <w:t>4</w:t>
+          <w:t>5</w:t>
         </w:r>
         <w:r>
           <w:fldChar w:fldCharType="end"/>
@@ -397,7 +397,7 @@
       </w:pPr>
       <w:hyperlink w:anchor="_LarkToc00011" w:history="1">
         <w:r>
-          <w:t>3.8  确定性时间解析（模型出意图，系统出事实）</w:t>
+          <w:t>2.7.1 确定性时间解析（模型出意图，系统出事实）</w:t>
         </w:r>
         <w:r>
           <w:tab/>
@@ -412,7 +412,7 @@
           <w:fldChar w:fldCharType="separate"/>
         </w:r>
         <w:r>
-          <w:t>4</w:t>
+          <w:t>5</w:t>
         </w:r>
         <w:r>
           <w:fldChar w:fldCharType="end"/>
@@ -428,7 +428,7 @@
       </w:pPr>
       <w:hyperlink w:anchor="_LarkToc00012" w:history="1">
         <w:r>
-          <w:t>3.9  账单异常识别规则</w:t>
+          <w:t>2.8 账单异常识别规则</w:t>
         </w:r>
         <w:r>
           <w:tab/>
@@ -443,7 +443,7 @@
           <w:fldChar w:fldCharType="separate"/>
         </w:r>
         <w:r>
-          <w:t>5</w:t>
+          <w:t>6</w:t>
         </w:r>
         <w:r>
           <w:fldChar w:fldCharType="end"/>
@@ -459,7 +459,7 @@
       </w:pPr>
       <w:hyperlink w:anchor="_LarkToc00013" w:history="1">
         <w:r>
-          <w:t>3.10  联系人簿（按人名转账的解析依据）</w:t>
+          <w:t>2.9 联系人簿（按人名转账的解析依据）</w:t>
         </w:r>
         <w:r>
           <w:tab/>
@@ -474,7 +474,7 @@
           <w:fldChar w:fldCharType="separate"/>
         </w:r>
         <w:r>
-          <w:t>5</w:t>
+          <w:t>6</w:t>
         </w:r>
         <w:r>
           <w:fldChar w:fldCharType="end"/>
@@ -490,7 +490,7 @@
       </w:pPr>
       <w:hyperlink w:anchor="_LarkToc00014" w:history="1">
         <w:r>
-          <w:t>3.11  AA 拆分收款（完整资金闭环）</w:t>
+          <w:t>2.10 AA 拆分收款（完整资金闭环）</w:t>
         </w:r>
         <w:r>
           <w:tab/>
@@ -521,7 +521,7 @@
       </w:pPr>
       <w:hyperlink w:anchor="_LarkToc00015" w:history="1">
         <w:r>
-          <w:t>3.12  双引擎决策层（确定性规则 ⊕ JEV）</w:t>
+          <w:t>2.11 双引擎决策层（确定性规则 ⊕ JEV 决策模型）</w:t>
         </w:r>
         <w:r>
           <w:tab/>
@@ -536,7 +536,7 @@
           <w:fldChar w:fldCharType="separate"/>
         </w:r>
         <w:r>
-          <w:t>6</w:t>
+          <w:t>7</w:t>
         </w:r>
         <w:r>
           <w:fldChar w:fldCharType="end"/>
@@ -552,7 +552,7 @@
       </w:pPr>
       <w:hyperlink w:anchor="_LarkToc00016" w:history="1">
         <w:r>
-          <w:t>3.13  风险测评问卷（对话式状态机）</w:t>
+          <w:t>2.12 风险测评问卷（对话式状态机，不依赖 LLM）</w:t>
         </w:r>
         <w:r>
           <w:tab/>
@@ -567,7 +567,7 @@
           <w:fldChar w:fldCharType="separate"/>
         </w:r>
         <w:r>
-          <w:t>7</w:t>
+          <w:t>8</w:t>
         </w:r>
         <w:r>
           <w:fldChar w:fldCharType="end"/>
@@ -583,7 +583,7 @@
       </w:pPr>
       <w:hyperlink w:anchor="_LarkToc00017" w:history="1">
         <w:r>
-          <w:t>3.14  高价值操作确定性路由（卡片 / 订阅）</w:t>
+          <w:t>2.13 高价值操作确定性路由（卡片 / 订阅 / 人工接管）</w:t>
         </w:r>
         <w:r>
           <w:tab/>
@@ -598,7 +598,7 @@
           <w:fldChar w:fldCharType="separate"/>
         </w:r>
         <w:r>
-          <w:t>7</w:t>
+          <w:t>8</w:t>
         </w:r>
         <w:r>
           <w:fldChar w:fldCharType="end"/>
@@ -614,7 +614,7 @@
       </w:pPr>
       <w:hyperlink w:anchor="_LarkToc00018" w:history="1">
         <w:r>
-          <w:t>3.15  人工接管闭环</w:t>
+          <w:t>2.14 人工接管闭环（赛题“中断、回退和人工接管”）</w:t>
         </w:r>
         <w:r>
           <w:tab/>
@@ -629,7 +629,7 @@
           <w:fldChar w:fldCharType="separate"/>
         </w:r>
         <w:r>
-          <w:t>7</w:t>
+          <w:t>8</w:t>
         </w:r>
         <w:r>
           <w:fldChar w:fldCharType="end"/>
@@ -645,7 +645,7 @@
       </w:pPr>
       <w:hyperlink w:anchor="_LarkToc00019" w:history="1">
         <w:r>
-          <w:t>4  安全设计</w:t>
+          <w:t>三、安全设计</w:t>
         </w:r>
         <w:r>
           <w:tab/>
@@ -660,7 +660,7 @@
           <w:fldChar w:fldCharType="separate"/>
         </w:r>
         <w:r>
-          <w:t>7</w:t>
+          <w:t>9</w:t>
         </w:r>
         <w:r>
           <w:fldChar w:fldCharType="end"/>
@@ -676,7 +676,7 @@
       </w:pPr>
       <w:hyperlink w:anchor="_LarkToc00020" w:history="1">
         <w:r>
-          <w:t>5  自动评测</w:t>
+          <w:t>四、自动评测</w:t>
         </w:r>
         <w:r>
           <w:tab/>
@@ -691,7 +691,7 @@
           <w:fldChar w:fldCharType="separate"/>
         </w:r>
         <w:r>
-          <w:t>8</w:t>
+          <w:t>10</w:t>
         </w:r>
         <w:r>
           <w:fldChar w:fldCharType="end"/>
@@ -707,7 +707,7 @@
       </w:pPr>
       <w:hyperlink w:anchor="_LarkToc00021" w:history="1">
         <w:r>
-          <w:t>6  技术选型</w:t>
+          <w:t>五、技术选型表</w:t>
         </w:r>
         <w:r>
           <w:tab/>
@@ -722,38 +722,7 @@
           <w:fldChar w:fldCharType="separate"/>
         </w:r>
         <w:r>
-          <w:t>8</w:t>
-        </w:r>
-        <w:r>
-          <w:fldChar w:fldCharType="end"/>
-        </w:r>
-      </w:hyperlink>
-    </w:p>
-    <w:p>
-      <w:pPr>
-        <w:pStyle w:val="TOC1"/>
-        <w:tabs>
-          <w:tab w:val="right" w:leader="dot" w:pos="9072"/>
-        </w:tabs>
-      </w:pPr>
-      <w:hyperlink w:anchor="_LarkToc00022" w:history="1">
-        <w:r>
-          <w:t>附录 A  接口端点一览</w:t>
-        </w:r>
-        <w:r>
-          <w:tab/>
-        </w:r>
-        <w:r>
-          <w:fldChar w:fldCharType="begin"/>
-        </w:r>
-        <w:r>
-          <w:instrText xml:space="preserve"> PAGEREF _LarkToc00022 \h </w:instrText>
-        </w:r>
-        <w:r>
-          <w:fldChar w:fldCharType="separate"/>
-        </w:r>
-        <w:r>
-          <w:t>9</w:t>
+          <w:t>10</w:t>
         </w:r>
         <w:r>
           <w:fldChar w:fldCharType="end"/>
@@ -775,50 +744,49 @@
     </w:p>
     <w:p>
       <w:pPr>
-        <w:pStyle w:val="Heading1"/>
-      </w:pPr>
-      <w:bookmarkStart w:id="1" w:name="_LarkToc00001"/>
-      <w:r>
-        <w:t>1  系统概述</w:t>
-      </w:r>
-      <w:bookmarkEnd w:id="1"/>
-    </w:p>
-    <w:p>
-      <w:pPr/>
+        <w:ind w:firstLine="0"/>
+      </w:pPr>
       <w:r>
         <w:rPr>
-          <w:b w:val="0"/>
+          <w:color w:val="404040"/>
+          <w:sz w:val="22"/>
         </w:rPr>
-        <w:t>「微言」是一个以自然语言对话完成银行业务的 AI 智能体（AI Banking Agent）：用户说「给妈妈转 800 元」「我爱人生日，锁定 1000 元并订购鲜花蛋糕」，智能体自主理解意图、规划任务链路，并在严格的安全框架内完成业务操作。系统面向 2026 深圳国际金融科技大赛（微众银行）AI 银行智能体赛道，核心设计目标是「低风险自动、高风险确认、极高风险强验证」，并覆盖赛题 6 大场景（智能转账 / 账单分析 / 理财 / 卡片管理 / 订阅代扣 / 跨场景联动）与全部安全机制（幻觉防护、注入防御、操作审计、异常熔断、沙箱、人工接管）。</w:t>
+        <w:t>2026 深圳国际金融科技大赛（微众银行）· AI 银行智能体赛道 · 作品资料 2/5</w:t>
       </w:r>
     </w:p>
     <w:p>
-      <w:pPr/>
+      <w:pPr>
+        <w:ind w:firstLine="0"/>
+      </w:pPr>
       <w:r>
         <w:rPr>
-          <w:b w:val="0"/>
+          <w:color w:val="404040"/>
+          <w:sz w:val="22"/>
         </w:rPr>
-        <w:t>本版本事实基线：权限注册表 34 个操作（绿 18 / 黄 10 / 红 6）；前端 7 个功能 Tab（对话 / 账单 / 理财 / 卡片 / 联系人 / 订阅 / 审计）；172 项自动化测试全绿；代码提交基线 14eef53（人工接管闭环已推送）。</w:t>
+        <w:t>定位：自然语言对话即可完成银行业务，安全权限分级贯穿全链路</w:t>
       </w:r>
     </w:p>
     <w:p>
       <w:pPr>
-        <w:pStyle w:val="Heading1"/>
-      </w:pPr>
-      <w:bookmarkStart w:id="2" w:name="_LarkToc00002"/>
+        <w:ind w:firstLine="0"/>
+      </w:pPr>
       <w:r>
-        <w:t>2  系统架构</w:t>
+        <w:rPr>
+          <w:color w:val="404040"/>
+          <w:sz w:val="22"/>
+        </w:rPr>
+        <w:t>版本：v2.1（2026-10-04，同步至代码提交 689dfd4，173 项自动化测试全绿 + 三大维度真实模型评测 51/51）</w:t>
       </w:r>
-      <w:bookmarkEnd w:id="2"/>
     </w:p>
     <w:p>
-      <w:pPr/>
+      <w:pPr>
+        <w:pStyle w:val="Heading1"/>
+      </w:pPr>
+      <w:bookmarkStart w:id="1" w:name="_LarkToc00001"/>
       <w:r>
-        <w:rPr>
-          <w:b w:val="0"/>
-        </w:rPr>
-        <w:t>系统采用分层架构：客户端层（全渠道 H5 形态）→ 渠道适配层 → 编排层（Agent Orchestrator）→ 能力层 + 安全层 → 数据层。如图 1 所示。</w:t>
+        <w:t>一、系统架构</w:t>
       </w:r>
+      <w:bookmarkEnd w:id="1"/>
     </w:p>
     <w:p>
       <w:pPr>
@@ -831,7 +799,7 @@
           <w:rFonts w:ascii="Consolas" w:hAnsi="Consolas" w:eastAsia="宋体"/>
           <w:sz w:val="18"/>
         </w:rPr>
-        <w:t>┌──────────────────────── 客户端层（全渠道 H5 形态）───────────────────────┐</w:t>
+        <w:t>┌─────────────────────────── 客户端层（全渠道 H5 形态）──────────────────────┐</w:t>
       </w:r>
     </w:p>
     <w:p>
@@ -845,7 +813,7 @@
           <w:rFonts w:ascii="Consolas" w:hAnsi="Consolas" w:eastAsia="宋体"/>
           <w:sz w:val="18"/>
         </w:rPr>
-        <w:t>│  手机银行风格单页（file:// 直接可用，零构建、零依赖）                      │</w:t>
+        <w:t>│  手机银行风格单页（file:// 直接可用，零构建、零依赖）                        │</w:t>
       </w:r>
     </w:p>
     <w:p>
@@ -859,7 +827,7 @@
           <w:rFonts w:ascii="Consolas" w:hAnsi="Consolas" w:eastAsia="宋体"/>
           <w:sz w:val="18"/>
         </w:rPr>
-        <w:t>│  7 Tab：对话 / 账单 / 理财 / 卡片 / 联系人 / 订阅 / 审计                  │</w:t>
+        <w:t>│    7 Tab：对话 / 账单 / 理财 / 卡片 / 联系人 / 订阅 / 审计                    │</w:t>
       </w:r>
     </w:p>
     <w:p>
@@ -873,7 +841,7 @@
           <w:rFonts w:ascii="Consolas" w:hAnsi="Consolas" w:eastAsia="宋体"/>
           <w:sz w:val="18"/>
         </w:rPr>
-        <w:t>│  资产卡 · 黄级确认卡 · 红级 MFA 弹层 · 问卷点选卡 · 人工接管流程卡        │</w:t>
+        <w:t>│    资产卡 · 黄级确认卡 · 红级 MFA 弹层 · 问卷点选卡 · 人工接管流程卡          │</w:t>
       </w:r>
     </w:p>
     <w:p>
@@ -887,7 +855,7 @@
           <w:rFonts w:ascii="Consolas" w:hAnsi="Consolas" w:eastAsia="宋体"/>
           <w:sz w:val="18"/>
         </w:rPr>
-        <w:t>│  账单环形图（ECharts）· AA 收款进度卡 · 订阅续费提醒条                   │</w:t>
+        <w:t>│    账单环形图（ECharts）· AA 收款进度卡 · 订阅续费提醒条                     │</w:t>
       </w:r>
     </w:p>
     <w:p>
@@ -901,7 +869,21 @@
           <w:rFonts w:ascii="Consolas" w:hAnsi="Consolas" w:eastAsia="宋体"/>
           <w:sz w:val="18"/>
         </w:rPr>
-        <w:t>└───────────────────────────────┬──────────────────────────────────────┘</w:t>
+        <w:t>│  （答辩口径：同一内核可接 APP / IM / 语音渠道，渠道是'哑的'，安全不随渠道复制） │</w:t>
+      </w:r>
+    </w:p>
+    <w:p>
+      <w:pPr>
+        <w:spacing w:line="240" w:lineRule="auto" w:before="0" w:after="0"/>
+        <w:ind w:firstLine="0"/>
+        <w:jc w:val="left"/>
+      </w:pPr>
+      <w:r>
+        <w:rPr>
+          <w:rFonts w:ascii="Consolas" w:hAnsi="Consolas" w:eastAsia="宋体"/>
+          <w:sz w:val="18"/>
+        </w:rPr>
+        <w:t>└───────────────────────────────┬───────────────────────────────────────┘</w:t>
       </w:r>
     </w:p>
     <w:p>
@@ -943,7 +925,7 @@
           <w:rFonts w:ascii="Consolas" w:hAnsi="Consolas" w:eastAsia="宋体"/>
           <w:sz w:val="18"/>
         </w:rPr>
-        <w:t>┌───────────────────────────────▼────────────────────────────────────┐</w:t>
+        <w:t>┌───────────────────────────────▼─────────────────────────────────────┐</w:t>
       </w:r>
     </w:p>
     <w:p>
@@ -957,7 +939,7 @@
           <w:rFonts w:ascii="Consolas" w:hAnsi="Consolas" w:eastAsia="宋体"/>
           <w:sz w:val="18"/>
         </w:rPr>
-        <w:t>│             编排层（Agent Orchestrator，自研 &lt;1200 行）              │</w:t>
+        <w:t>│                    编排层（Agent Orchestrator，自研 &lt;1200 行）        │</w:t>
       </w:r>
     </w:p>
     <w:p>
@@ -971,7 +953,7 @@
           <w:rFonts w:ascii="Consolas" w:hAnsi="Consolas" w:eastAsia="宋体"/>
           <w:sz w:val="18"/>
         </w:rPr>
-        <w:t>│  用户消息 → LLM 决策（工具+参数）→ 权限门 decide()                   │</w:t>
+        <w:t>│  用户消息 → LLM 决策（工具+参数）→ 权限门 decide()                     │</w:t>
       </w:r>
     </w:p>
     <w:p>
@@ -985,7 +967,7 @@
           <w:rFonts w:ascii="Consolas" w:hAnsi="Consolas" w:eastAsia="宋体"/>
           <w:sz w:val="18"/>
         </w:rPr>
-        <w:t>│    → 绿 auto 直执 / 黄 confirm 挂起 / 红 mfa 挂起 / deny 拒绝         │</w:t>
+        <w:t>│    → 绿 auto 直执 / 黄 confirm 挂起 / 红 mfa 挂起 / deny 拒绝          │</w:t>
       </w:r>
     </w:p>
     <w:p>
@@ -999,7 +981,7 @@
           <w:rFonts w:ascii="Consolas" w:hAnsi="Consolas" w:eastAsia="宋体"/>
           <w:sz w:val="18"/>
         </w:rPr>
-        <w:t>│    → 执行 → 回显（仅来自工具返回值）→ 全量审计                       │</w:t>
+        <w:t>│    → 执行 → 回显（仅来自工具返回值）→ 全量审计                        │</w:t>
       </w:r>
     </w:p>
     <w:p>
@@ -1013,7 +995,7 @@
           <w:rFonts w:ascii="Consolas" w:hAnsi="Consolas" w:eastAsia="宋体"/>
           <w:sz w:val="18"/>
         </w:rPr>
-        <w:t>│  确定性路由：生日 DAG · 卡片 card-op · 订阅 subscription-op          │</w:t>
+        <w:t>│  确定性路由：生日 DAG 计划 · 卡片 card-op · 订阅 subscription-op       │</w:t>
       </w:r>
     </w:p>
     <w:p>
@@ -1027,7 +1009,7 @@
           <w:rFonts w:ascii="Consolas" w:hAnsi="Consolas" w:eastAsia="宋体"/>
           <w:sz w:val="18"/>
         </w:rPr>
-        <w:t>│  时间沙箱 tick（定时 + 生日事件引擎）· 人工接管 handoff 闭环          │</w:t>
+        <w:t>│  时间沙箱 tick（定时任务 + 生日事件引擎）· 人工接管 handoff 闭环        │</w:t>
       </w:r>
     </w:p>
     <w:p>
@@ -1041,7 +1023,7 @@
           <w:rFonts w:ascii="Consolas" w:hAnsi="Consolas" w:eastAsia="宋体"/>
           <w:sz w:val="18"/>
         </w:rPr>
-        <w:t>└───────────────┬──────────────────────────────┬────────────────────┘</w:t>
+        <w:t>└───────────────┬──────────────────────────────┬──────────────────┘</w:t>
       </w:r>
     </w:p>
     <w:p>
@@ -1055,7 +1037,7 @@
           <w:rFonts w:ascii="Consolas" w:hAnsi="Consolas" w:eastAsia="宋体"/>
           <w:sz w:val="18"/>
         </w:rPr>
-        <w:t>┌───────────────▼──────────────┐  ┌────────────▼────────────────────┐</w:t>
+        <w:t>┌───────────────▼──────────────┐  ┌────────────▼──────────────────┐</w:t>
       </w:r>
     </w:p>
     <w:p>
@@ -1069,7 +1051,7 @@
           <w:rFonts w:ascii="Consolas" w:hAnsi="Consolas" w:eastAsia="宋体"/>
           <w:sz w:val="18"/>
         </w:rPr>
-        <w:t>│  能力层（Mock Bank Service）  │  │  安全层（数据驱动注册表）        │</w:t>
+        <w:t>│  能力层（Mock Bank Service）  │  │  安全层（数据驱动注册表）      │</w:t>
       </w:r>
     </w:p>
     <w:p>
@@ -1083,7 +1065,7 @@
           <w:rFonts w:ascii="Consolas" w:hAnsi="Consolas" w:eastAsia="宋体"/>
           <w:sz w:val="18"/>
         </w:rPr>
-        <w:t>│  6 大场景业务方法（全 34 工具）│  │  operations.json：绿18/黄10/红6  │</w:t>
+        <w:t>│  6 大场景业务方法（全 34 工具）│  │  operations.json：绿18/黄10/红6 │</w:t>
       </w:r>
     </w:p>
     <w:p>
@@ -1097,7 +1079,7 @@
           <w:rFonts w:ascii="Consolas" w:hAnsi="Consolas" w:eastAsia="宋体"/>
           <w:sz w:val="18"/>
         </w:rPr>
-        <w:t>│  金额一律「分」、转账幂等      │  │  日累计限额升级 · 未注册即拒绝    │</w:t>
+        <w:t>│  金额一律「分」、转账幂等      │  │  用户消息安全预检（越权/社工词） │</w:t>
       </w:r>
     </w:p>
     <w:p>
@@ -1111,7 +1093,35 @@
           <w:rFonts w:ascii="Consolas" w:hAnsi="Consolas" w:eastAsia="宋体"/>
           <w:sz w:val="18"/>
         </w:rPr>
-        <w:t>│  OpResult + execution_id     │  │  异常熔断 · 人工接管工单 · 审计    │</w:t>
+        <w:t>│  OpResult + execution_id     │  │  执行前身份强校验（仅本人账户） │</w:t>
+      </w:r>
+    </w:p>
+    <w:p>
+      <w:pPr>
+        <w:spacing w:line="240" w:lineRule="auto" w:before="0" w:after="0"/>
+        <w:ind w:firstLine="0"/>
+        <w:jc w:val="left"/>
+      </w:pPr>
+      <w:r>
+        <w:rPr>
+          <w:rFonts w:ascii="Consolas" w:hAnsi="Consolas" w:eastAsia="宋体"/>
+          <w:sz w:val="18"/>
+        </w:rPr>
+        <w:t>│  决策层：确定性规则 ⊕ JEV      │  │  异常熔断（MFA/可疑行为 3 次锁定）│</w:t>
+      </w:r>
+    </w:p>
+    <w:p>
+      <w:pPr>
+        <w:spacing w:line="240" w:lineRule="auto" w:before="0" w:after="0"/>
+        <w:ind w:firstLine="0"/>
+        <w:jc w:val="left"/>
+      </w:pPr>
+      <w:r>
+        <w:rPr>
+          <w:rFonts w:ascii="Consolas" w:hAnsi="Consolas" w:eastAsia="宋体"/>
+          <w:sz w:val="18"/>
+        </w:rPr>
+        <w:t>│  人工接管工单 · 审计全链路     │  │  人工接管工单 · 审计全链路       │</w:t>
       </w:r>
     </w:p>
     <w:p>
@@ -1139,7 +1149,7 @@
           <w:rFonts w:ascii="Consolas" w:hAnsi="Consolas" w:eastAsia="宋体"/>
           <w:sz w:val="18"/>
         </w:rPr>
-        <w:t>┌───────────────▼──────────────────────────────────────────────────┐</w:t>
+        <w:t>┌───────────────▼─────────────────────────────────────────────────┐</w:t>
       </w:r>
     </w:p>
     <w:p>
@@ -1153,7 +1163,7 @@
           <w:rFonts w:ascii="Consolas" w:hAnsi="Consolas" w:eastAsia="宋体"/>
           <w:sz w:val="18"/>
         </w:rPr>
-        <w:t>│  数据层：内存 Store（6 用户画像 + 全年 12 个月流水）                │</w:t>
+        <w:t>│  数据层：内存 Store（种子画像 6 用户 + 全年 12 个月流水画像）       │</w:t>
       </w:r>
     </w:p>
     <w:p>
@@ -1167,7 +1177,7 @@
           <w:rFonts w:ascii="Consolas" w:hAnsi="Consolas" w:eastAsia="宋体"/>
           <w:sz w:val="18"/>
         </w:rPr>
-        <w:t>│  Repository 抽象（开发期内存，生产可换 SQLite / MySQL）             │</w:t>
+        <w:t>│  Repository 抽象（开发期内存，生产可换 SQLite/MySQL）             │</w:t>
       </w:r>
     </w:p>
     <w:p>
@@ -1186,106 +1196,262 @@
     </w:p>
     <w:p>
       <w:pPr>
-        <w:pStyle w:val="Caption"/>
-      </w:pPr>
+        <w:ind w:firstLine="480"/>
+      </w:pPr>
+      <w:r>
+        <w:rPr>
+          <w:b/>
+        </w:rPr>
+        <w:t>分层原则</w:t>
+      </w:r>
       <w:r>
         <w:rPr>
           <w:b w:val="0"/>
         </w:rPr>
-        <w:t>图 1  系统架构</w:t>
+        <w:t>：</w:t>
       </w:r>
     </w:p>
     <w:p>
-      <w:pPr/>
+      <w:pPr>
+        <w:ind w:firstLine="480"/>
+      </w:pPr>
       <w:r>
         <w:rPr>
           <w:b w:val="0"/>
         </w:rPr>
-        <w:t>分层原则如下：</w:t>
+        <w:t xml:space="preserve">1. </w:t>
+      </w:r>
+      <w:r>
+        <w:rPr>
+          <w:b/>
+        </w:rPr>
+        <w:t>接口层“哑”</w:t>
+      </w:r>
+      <w:r>
+        <w:rPr>
+          <w:b w:val="0"/>
+        </w:rPr>
+        <w:t>——不做任何权限判定；权限门在编排层于</w:t>
+      </w:r>
+      <w:r>
+        <w:rPr>
+          <w:b/>
+        </w:rPr>
+        <w:t>每次执行前</w:t>
+      </w:r>
+      <w:r>
+        <w:rPr>
+          <w:b w:val="0"/>
+        </w:rPr>
+        <w:t>强制经过；</w:t>
       </w:r>
     </w:p>
     <w:p>
       <w:pPr>
-        <w:pStyle w:val="ListBullet"/>
-        <w:ind w:firstLine="0"/>
+        <w:ind w:firstLine="480"/>
       </w:pPr>
       <w:r>
-        <w:t>接口层「哑」——不做任何权限判定；权限门在编排层于每次执行前强制经过；</w:t>
+        <w:rPr>
+          <w:b w:val="0"/>
+        </w:rPr>
+        <w:t xml:space="preserve">2. </w:t>
+      </w:r>
+      <w:r>
+        <w:rPr>
+          <w:b/>
+        </w:rPr>
+        <w:t>确认后二次过闸</w:t>
+      </w:r>
+      <w:r>
+        <w:rPr>
+          <w:b w:val="0"/>
+        </w:rPr>
+        <w:t>——确认/强验证后</w:t>
+      </w:r>
+      <w:r>
+        <w:rPr>
+          <w:b/>
+        </w:rPr>
+        <w:t>再次</w:t>
+      </w:r>
+      <w:r>
+        <w:rPr>
+          <w:b w:val="0"/>
+        </w:rPr>
+        <w:t>过权限门（防止“确认时合法、执行时已越权”的状态变化）；</w:t>
       </w:r>
     </w:p>
     <w:p>
       <w:pPr>
-        <w:pStyle w:val="ListBullet"/>
-        <w:ind w:firstLine="0"/>
+        <w:ind w:firstLine="480"/>
       </w:pPr>
       <w:r>
-        <w:t>确认后二次过闸——确认 / 强验证后再次经过权限门，防止「确认时合法、执行时已越权」的状态变化；</w:t>
+        <w:rPr>
+          <w:b w:val="0"/>
+        </w:rPr>
+        <w:t xml:space="preserve">3. </w:t>
+      </w:r>
+      <w:r>
+        <w:rPr>
+          <w:b/>
+        </w:rPr>
+        <w:t>渠道“哑”</w:t>
+      </w:r>
+      <w:r>
+        <w:rPr>
+          <w:b w:val="0"/>
+        </w:rPr>
+        <w:t>——Web/IM/语音共用同一编排器内核，安全机制不随渠道复制、不因渠道缺失（赛题：APP、IM 等渠道联通）；</w:t>
       </w:r>
     </w:p>
     <w:p>
       <w:pPr>
-        <w:pStyle w:val="ListBullet"/>
-        <w:ind w:firstLine="0"/>
+        <w:ind w:firstLine="480"/>
       </w:pPr>
       <w:r>
-        <w:t>渠道「哑」——Web / IM / 语音共用同一编排器内核，安全机制不随渠道复制、不因渠道缺失（对应赛题 APP、IM 等渠道联通）；</w:t>
+        <w:rPr>
+          <w:b w:val="0"/>
+        </w:rPr>
+        <w:t xml:space="preserve">4. </w:t>
+      </w:r>
+      <w:r>
+        <w:rPr>
+          <w:b/>
+        </w:rPr>
+        <w:t>高价值操作确定性路由</w:t>
+      </w:r>
+      <w:r>
+        <w:rPr>
+          <w:b w:val="0"/>
+        </w:rPr>
+        <w:t>——生日联动、卡片操作、订阅操作不走模型自由发挥，由编排层确定性构造并逐节点过权限门（防幻觉、防注入的工程化手段）。</w:t>
       </w:r>
     </w:p>
     <w:p>
       <w:pPr>
-        <w:pStyle w:val="ListBullet"/>
-        <w:ind w:firstLine="0"/>
-      </w:pPr>
+        <w:pStyle w:val="Heading1"/>
+      </w:pPr>
+      <w:bookmarkStart w:id="2" w:name="_LarkToc00002"/>
       <w:r>
-        <w:t>高价值操作确定性路由——生日联动、卡片操作、订阅操作不走模型自由发挥，由编排层确定性构造并逐节点过权限门。</w:t>
+        <w:t>二、核心算法说明</w:t>
       </w:r>
+      <w:bookmarkEnd w:id="2"/>
     </w:p>
     <w:p>
       <w:pPr>
-        <w:pStyle w:val="Heading1"/>
+        <w:pStyle w:val="Heading2"/>
       </w:pPr>
       <w:bookmarkStart w:id="3" w:name="_LarkToc00003"/>
       <w:r>
-        <w:t>3  核心算法说明</w:t>
+        <w:t>2.1 意图理解 → 工具调用（函数即能力边界）</w:t>
       </w:r>
       <w:bookmarkEnd w:id="3"/>
     </w:p>
     <w:p>
       <w:pPr>
+        <w:ind w:firstLine="480"/>
+      </w:pPr>
+      <w:r>
+        <w:rPr>
+          <w:b w:val="0"/>
+        </w:rPr>
+        <w:t>Agent 不生成自由文本操作，而是输出结构化工具调用（OpenAI 兼容 tools 协议，pydantic 校验参数）。工具 schema 与权限注册表</w:t>
+      </w:r>
+      <w:r>
+        <w:rPr>
+          <w:b/>
+        </w:rPr>
+        <w:t>一一对应</w:t>
+      </w:r>
+      <w:r>
+        <w:rPr>
+          <w:b w:val="0"/>
+        </w:rPr>
+        <w:t>：</w:t>
+      </w:r>
+    </w:p>
+    <w:p>
+      <w:pPr>
+        <w:spacing w:line="240" w:lineRule="auto" w:before="0" w:after="0"/>
+        <w:ind w:firstLine="0"/>
+        <w:jc w:val="left"/>
+      </w:pPr>
+      <w:r>
+        <w:rPr>
+          <w:rFonts w:ascii="Consolas" w:hAnsi="Consolas" w:eastAsia="宋体"/>
+          <w:sz w:val="18"/>
+        </w:rPr>
+        <w:t>用户消息 → LLM（DeepSeek，可插拔）→ {tool, params}</w:t>
+      </w:r>
+    </w:p>
+    <w:p>
+      <w:pPr>
+        <w:spacing w:line="240" w:lineRule="auto" w:before="0" w:after="0"/>
+        <w:ind w:firstLine="0"/>
+        <w:jc w:val="left"/>
+      </w:pPr>
+      <w:r>
+        <w:rPr>
+          <w:rFonts w:ascii="Consolas" w:hAnsi="Consolas" w:eastAsia="宋体"/>
+          <w:sz w:val="18"/>
+        </w:rPr>
+        <w:t xml:space="preserve">        → decide(registry, tool, params, user_state) → 动作</w:t>
+      </w:r>
+    </w:p>
+    <w:p>
+      <w:pPr>
+        <w:ind w:firstLine="480"/>
+      </w:pPr>
+      <w:r>
+        <w:rPr>
+          <w:b w:val="0"/>
+        </w:rPr>
+        <w:t>Provider 可插拔：默认 DeepSeek（OpenAI 兼容），无 Key 自动回退</w:t>
+      </w:r>
+      <w:r>
+        <w:rPr>
+          <w:b/>
+        </w:rPr>
+        <w:t>确定性 MockLLM</w:t>
+      </w:r>
+      <w:r>
+        <w:rPr>
+          <w:b w:val="0"/>
+        </w:rPr>
+        <w:t>（规则路由 6 场景话术），保证开发/评测/离线演示零阻塞、可复现。</w:t>
+      </w:r>
+    </w:p>
+    <w:p>
+      <w:pPr>
         <w:pStyle w:val="Heading2"/>
       </w:pPr>
       <w:bookmarkStart w:id="4" w:name="_LarkToc00004"/>
       <w:r>
-        <w:t>3.1  意图理解与工具调用</w:t>
+        <w:t>2.2 权限分级（数据驱动注册表）</w:t>
       </w:r>
       <w:bookmarkEnd w:id="4"/>
     </w:p>
     <w:p>
-      <w:pPr/>
+      <w:pPr>
+        <w:ind w:firstLine="480"/>
+      </w:pPr>
       <w:r>
         <w:rPr>
           <w:b w:val="0"/>
         </w:rPr>
-        <w:t>Agent 不生成自由文本操作，而是输出结构化工具调用（OpenAI 兼容 tools 协议，pydantic 校验参数）。工具 schema 与权限注册表一一对应：用户消息经 LLM（DeepSeek，可插拔）解析为 {tool, params}，随后统一经过权限门 decide() 判定动作。Provider 可插拔：默认 DeepSeek（OpenAI 兼容），无 Key 自动回退确定性 MockLLM（规则路由 6 场景话术），保证开发 / 评测 / 离线演示零阻塞、可复现。</w:t>
+        <w:t xml:space="preserve">backend/registry/operations.json 定义 </w:t>
       </w:r>
-    </w:p>
-    <w:p>
-      <w:pPr>
-        <w:pStyle w:val="Heading2"/>
-      </w:pPr>
-      <w:bookmarkStart w:id="5" w:name="_LarkToc00005"/>
       <w:r>
-        <w:t>3.2  权限分级（数据驱动注册表）</w:t>
+        <w:rPr>
+          <w:b/>
+        </w:rPr>
+        <w:t>34 个操作</w:t>
       </w:r>
-      <w:bookmarkEnd w:id="5"/>
-    </w:p>
-    <w:p>
-      <w:pPr/>
       <w:r>
         <w:rPr>
           <w:b w:val="0"/>
         </w:rPr>
-        <w:t>backend/registry/operations.json 定义 34 个操作的风险级别（绿 18 / 黄 10 / 红 6），如表 1 所示。</w:t>
+        <w:t>（绿 18 / 黄 10 / 红 6）：</w:t>
       </w:r>
     </w:p>
     <w:tbl>
@@ -1313,6 +1479,7 @@
           <w:p>
             <w:pPr>
               <w:jc w:val="center"/>
+              <w:ind w:firstLineChars="0" w:firstLine="0"/>
             </w:pPr>
             <w:r/>
             <w:r>
@@ -1334,6 +1501,7 @@
           <w:p>
             <w:pPr>
               <w:jc w:val="center"/>
+              <w:ind w:firstLineChars="0" w:firstLine="0"/>
             </w:pPr>
             <w:r/>
             <w:r>
@@ -1355,6 +1523,7 @@
           <w:p>
             <w:pPr>
               <w:jc w:val="center"/>
+              <w:ind w:firstLineChars="0" w:firstLine="0"/>
             </w:pPr>
             <w:r/>
             <w:r>
@@ -1387,10 +1556,10 @@
             <w:r/>
             <w:r>
               <w:rPr>
-                <w:rFonts w:ascii="Times New Roman" w:hAnsi="Times New Roman" w:eastAsia="宋体"/>
+                <w:b w:val="0"/>
                 <w:sz w:val="21"/>
               </w:rPr>
-              <w:t>绿（18）</w:t>
+              <w:t>🟢 绿色（18）</w:t>
             </w:r>
           </w:p>
         </w:tc>
@@ -1407,7 +1576,7 @@
             <w:r/>
             <w:r>
               <w:rPr>
-                <w:rFonts w:ascii="Times New Roman" w:hAnsi="Times New Roman" w:eastAsia="宋体"/>
+                <w:b w:val="0"/>
                 <w:sz w:val="21"/>
               </w:rPr>
               <w:t>自动执行，确认意图后直接执行，无需二次确认</w:t>
@@ -1427,10 +1596,10 @@
             <w:r/>
             <w:r>
               <w:rPr>
-                <w:rFonts w:ascii="Times New Roman" w:hAnsi="Times New Roman" w:eastAsia="宋体"/>
+                <w:b w:val="0"/>
                 <w:sz w:val="21"/>
               </w:rPr>
-              <w:t>余额查询、交易记录、账单分析、年度账单、理财收益 / 在售 / 对比 / 推荐、风险评估、订阅查询 / 识别 / 续费提醒、AA 进度、联系人列表</w:t>
+              <w:t>余额查询、交易记录、账单分析、年度账单、理财收益/在售/对比/推荐、风险评估、订阅查询/识别/续费提醒、AA 进度、联系人列表</w:t>
             </w:r>
           </w:p>
         </w:tc>
@@ -1454,10 +1623,10 @@
             <w:r/>
             <w:r>
               <w:rPr>
-                <w:rFonts w:ascii="Times New Roman" w:hAnsi="Times New Roman" w:eastAsia="宋体"/>
+                <w:b w:val="0"/>
                 <w:sz w:val="21"/>
               </w:rPr>
-              <w:t>黄（10）</w:t>
+              <w:t>🟡 黄色（10）</w:t>
             </w:r>
           </w:p>
         </w:tc>
@@ -1474,7 +1643,7 @@
             <w:r/>
             <w:r>
               <w:rPr>
-                <w:rFonts w:ascii="Times New Roman" w:hAnsi="Times New Roman" w:eastAsia="宋体"/>
+                <w:b w:val="0"/>
                 <w:sz w:val="21"/>
               </w:rPr>
               <w:t>执行前展示操作详情 + 用户明确确认</w:t>
@@ -1494,10 +1663,10 @@
             <w:r/>
             <w:r>
               <w:rPr>
-                <w:rFonts w:ascii="Times New Roman" w:hAnsi="Times New Roman" w:eastAsia="宋体"/>
+                <w:b w:val="0"/>
                 <w:sz w:val="21"/>
               </w:rPr>
-              <w:t>转账（日累计≤1000 元）、定时转账、AA 收款、虚拟卡申请、资金锁定、礼品订购、取消订阅、卡片冻结 / 解冻</w:t>
+              <w:t>转账（日累计 ≤1000 元）、定时转账、AA 收款、虚拟卡申请、资金锁定、礼品订购、取消订阅、卡片冻结/解冻</w:t>
             </w:r>
           </w:p>
         </w:tc>
@@ -1521,10 +1690,10 @@
             <w:r/>
             <w:r>
               <w:rPr>
-                <w:rFonts w:ascii="Times New Roman" w:hAnsi="Times New Roman" w:eastAsia="宋体"/>
+                <w:b w:val="0"/>
                 <w:sz w:val="21"/>
               </w:rPr>
-              <w:t>红（6）</w:t>
+              <w:t>🔴 红色（6）</w:t>
             </w:r>
           </w:p>
         </w:tc>
@@ -1541,10 +1710,10 @@
             <w:r/>
             <w:r>
               <w:rPr>
-                <w:rFonts w:ascii="Times New Roman" w:hAnsi="Times New Roman" w:eastAsia="宋体"/>
+                <w:b w:val="0"/>
                 <w:sz w:val="21"/>
               </w:rPr>
-              <w:t>多因子强验证（短信验证码 / 人脸 / U 盾）</w:t>
+              <w:t>多因子强验证（短信验证码/人脸/U盾）</w:t>
             </w:r>
           </w:p>
         </w:tc>
@@ -1561,10 +1730,10 @@
             <w:r/>
             <w:r>
               <w:rPr>
-                <w:rFonts w:ascii="Times New Roman" w:hAnsi="Times New Roman" w:eastAsia="宋体"/>
+                <w:b w:val="0"/>
                 <w:sz w:val="21"/>
               </w:rPr>
-              <w:t>大额转账（日累计&gt;1000 元自动升级）、理财申购 / 赎回、额度调整、挂失 / 解挂、密码修改</w:t>
+              <w:t>大额转账（日累计 &gt;1000 元自动升级）、理财申购/赎回、额度调整、挂失/解挂、密码修改</w:t>
             </w:r>
           </w:p>
         </w:tc>
@@ -1572,79 +1741,800 @@
     </w:tbl>
     <w:p>
       <w:pPr>
-        <w:pStyle w:val="Caption"/>
-      </w:pPr>
+        <w:ind w:firstLine="480"/>
+      </w:pPr>
+      <w:r>
+        <w:rPr>
+          <w:b/>
+        </w:rPr>
+        <w:t>日累计升级</w:t>
+      </w:r>
       <w:r>
         <w:rPr>
           <w:b w:val="0"/>
         </w:rPr>
-        <w:t>表 1  权限分级</w:t>
+        <w:t>：黄级带会话级累计（today_transfer_cents），单笔或累计超 1000 元自动升级红级强验证。</w:t>
       </w:r>
-    </w:p>
-    <w:p>
-      <w:pPr/>
+      <w:r>
+        <w:rPr>
+          <w:b/>
+        </w:rPr>
+        <w:t>未注册工具一律 deny</w:t>
+      </w:r>
       <w:r>
         <w:rPr>
           <w:b w:val="0"/>
         </w:rPr>
-        <w:t>日累计升级：黄级带会话级累计（today_transfer_cents），单笔或累计超过 1000 元自动升级为红级强验证。未注册工具一律 deny（安全底线：即使 LLM 被诱导调用未注册工具，权限门直接拒绝）。</w:t>
+        <w:t>（安全底线：即使 LLM 被诱导调用未注册工具，权限门直接拒绝）。</w:t>
       </w:r>
     </w:p>
     <w:p>
       <w:pPr>
         <w:pStyle w:val="Heading2"/>
       </w:pPr>
+      <w:bookmarkStart w:id="5" w:name="_LarkToc00005"/>
+      <w:r>
+        <w:t>2.3 幻觉防护（双层：模型层尽力 + 系统层兜底）</w:t>
+      </w:r>
+      <w:bookmarkEnd w:id="5"/>
+    </w:p>
+    <w:p>
+      <w:pPr>
+        <w:pStyle w:val="ListBullet"/>
+        <w:ind w:firstLine="0"/>
+      </w:pPr>
+      <w:r>
+        <w:rPr>
+          <w:b w:val="0"/>
+        </w:rPr>
+        <w:t>结果回显</w:t>
+      </w:r>
+      <w:r>
+        <w:rPr>
+          <w:b/>
+        </w:rPr>
+        <w:t>只允许来自工具返回值</w:t>
+      </w:r>
+      <w:r>
+        <w:rPr>
+          <w:b w:val="0"/>
+        </w:rPr>
+        <w:t>，每次操作返回唯一 execution_id；</w:t>
+      </w:r>
+    </w:p>
+    <w:p>
+      <w:pPr>
+        <w:pStyle w:val="ListBullet"/>
+        <w:ind w:firstLine="0"/>
+      </w:pPr>
+      <w:r>
+        <w:rPr>
+          <w:b w:val="0"/>
+        </w:rPr>
+        <w:t>系统提示词强制“所有数字来自工具返回值，禁止编造”；查询类必须调用工具，未调工具禁止以文字输出金额/流水表格/账户号/“执行编号”；</w:t>
+      </w:r>
+    </w:p>
+    <w:p>
+      <w:pPr>
+        <w:pStyle w:val="ListBullet"/>
+        <w:ind w:firstLine="0"/>
+      </w:pPr>
+      <w:r>
+        <w:rPr>
+          <w:b/>
+        </w:rPr>
+        <w:t>系统层兜底 _looks_fabricated()</w:t>
+      </w:r>
+      <w:r>
+        <w:rPr>
+          <w:b w:val="0"/>
+        </w:rPr>
+        <w:t>：纯文字回复（未调工具）若含“执行编号 / 账户号”（系统唯一生成物）→ 一律判疑似编造；含金额 → 仅当用户请求为查询类（非操作类）才判定，避免操作类文字复述被误伤。命中即拦截为 deny 并计入可疑行为（与熔断联动）；</w:t>
+      </w:r>
+    </w:p>
+    <w:p>
+      <w:pPr>
+        <w:pStyle w:val="ListBullet"/>
+        <w:ind w:firstLine="0"/>
+      </w:pPr>
+      <w:r>
+        <w:rPr>
+          <w:b/>
+        </w:rPr>
+        <w:t>双引擎</w:t>
+      </w:r>
+      <w:r>
+        <w:rPr>
+          <w:b w:val="0"/>
+        </w:rPr>
+        <w:t>：确定性规则 ⊕ JEV 决策模型（见 2.11），任一判“疑似编造”即拦截；</w:t>
+      </w:r>
+    </w:p>
+    <w:p>
+      <w:pPr>
+        <w:pStyle w:val="ListBullet"/>
+        <w:ind w:firstLine="0"/>
+      </w:pPr>
+      <w:r>
+        <w:rPr>
+          <w:b w:val="0"/>
+        </w:rPr>
+        <w:t>实测：真实 DeepSeek 下曾出现模型直接文字编造“余额 58200 / 假执行编号” → 被 _looks_fabricated 拦截（详见安全自评报告）。</w:t>
+      </w:r>
+    </w:p>
+    <w:p>
+      <w:pPr>
+        <w:pStyle w:val="Heading2"/>
+      </w:pPr>
       <w:bookmarkStart w:id="6" w:name="_LarkToc00006"/>
       <w:r>
-        <w:t>3.3  幻觉防护（双层）</w:t>
+        <w:t>2.4 注入防御（纵深多层，权限控制不依赖模型自觉）</w:t>
       </w:r>
       <w:bookmarkEnd w:id="6"/>
     </w:p>
     <w:p>
-      <w:pPr/>
+      <w:pPr>
+        <w:ind w:firstLine="480"/>
+      </w:pPr>
       <w:r>
         <w:rPr>
           <w:b w:val="0"/>
         </w:rPr>
-        <w:t>第一层（模型层尽力）：结果回显只允许来自工具返回值，每次操作返回唯一 execution_id；系统提示词强制「所有数字来自工具返回值，禁止编造」。第二层（系统层兜底 _looks_fabricated）：纯文字回复（未调工具）若含「执行编号 / 账户号」（系统唯一生成物）一律判疑似编造；含金额仅当用户请求为查询类才判定，避免操作类文字复述被误伤；命中即拦截为 deny 并计入可疑行为（与熔断联动）。另有双引擎决策层（3.12）对「疑似编造」作并行判定，任一判真即拦截。实测：真实 DeepSeek 下曾出现模型直接文字编造余额与假执行编号，均被系统层拦截。</w:t>
+        <w:t xml:space="preserve">1. </w:t>
       </w:r>
-    </w:p>
-    <w:p>
-      <w:pPr>
-        <w:pStyle w:val="Heading2"/>
-      </w:pPr>
-      <w:bookmarkStart w:id="7" w:name="_LarkToc00007"/>
       <w:r>
-        <w:t>3.4  注入防御（权限门强制）</w:t>
+        <w:rPr>
+          <w:b/>
+        </w:rPr>
+        <w:t>用户消息安全预检（先于 LLM）</w:t>
       </w:r>
-      <w:bookmarkEnd w:id="7"/>
-    </w:p>
-    <w:p>
-      <w:pPr/>
       <w:r>
         <w:rPr>
           <w:b w:val="0"/>
         </w:rPr>
-        <w:t>提示词层禁止引导绕过验证；编排层权限门为核心防线：未注册工具 deny、确认 / 验证后二次过闸、连续注入 / 越权试探 3 次触发熔断锁定。核心设计理念是权限控制不依赖模型自觉——即使 LLM 被注入成功，工具白名单 + 权限门仍拦截越权操作。</w:t>
+        <w:t>：_USURP_RE 识别越权账户意图（“把/从/用/拿 X 的钱/账户/卡”指向他人账户）→ 立即 deny；社会工程诱导词（中奖/免验证/冒充柜员/忽略指令/提升权限）+ 资金动词 → 高危拦截（防社工转账）；</w:t>
       </w:r>
     </w:p>
     <w:p>
       <w:pPr>
+        <w:ind w:firstLine="480"/>
+      </w:pPr>
+      <w:r>
+        <w:rPr>
+          <w:b w:val="0"/>
+        </w:rPr>
+        <w:t xml:space="preserve">2. </w:t>
+      </w:r>
+      <w:r>
+        <w:rPr>
+          <w:b/>
+        </w:rPr>
+        <w:t>工具白名单 + 权限门</w:t>
+      </w:r>
+      <w:r>
+        <w:rPr>
+          <w:b w:val="0"/>
+        </w:rPr>
+        <w:t>：未注册工具一律 deny；确认/验证后</w:t>
+      </w:r>
+      <w:r>
+        <w:rPr>
+          <w:b/>
+        </w:rPr>
+        <w:t>二次过闸</w:t>
+      </w:r>
+      <w:r>
+        <w:rPr>
+          <w:b w:val="0"/>
+        </w:rPr>
+        <w:t>（防“确认时合法、执行时已越权”）；</w:t>
+      </w:r>
+    </w:p>
+    <w:p>
+      <w:pPr>
+        <w:ind w:firstLine="480"/>
+      </w:pPr>
+      <w:r>
+        <w:rPr>
+          <w:b w:val="0"/>
+        </w:rPr>
+        <w:t xml:space="preserve">3. </w:t>
+      </w:r>
+      <w:r>
+        <w:rPr>
+          <w:b/>
+        </w:rPr>
+        <w:t>执行前身份强校验（本轮加固）</w:t>
+      </w:r>
+      <w:r>
+        <w:rPr>
+          <w:b w:val="0"/>
+        </w:rPr>
+        <w:t>：_ACCOUNT_PIN（17 个账户工具）/_USER_PIN（14 个用户工具）——account_id/from_account_id/user_id 在</w:t>
+      </w:r>
+      <w:r>
+        <w:rPr>
+          <w:b/>
+        </w:rPr>
+        <w:t>每次执行前</w:t>
+      </w:r>
+      <w:r>
+        <w:rPr>
+          <w:b w:val="0"/>
+        </w:rPr>
+        <w:t>必须等于会话本人，非本人直接 deny，</w:t>
+      </w:r>
+      <w:r>
+        <w:rPr>
+          <w:b/>
+        </w:rPr>
+        <w:t>绝不静默替换</w:t>
+      </w:r>
+      <w:r>
+        <w:rPr>
+          <w:b w:val="0"/>
+        </w:rPr>
+        <w:t>（替换会误导用户以为在操作他人账户）；</w:t>
+      </w:r>
+    </w:p>
+    <w:p>
+      <w:pPr>
+        <w:ind w:firstLine="480"/>
+      </w:pPr>
+      <w:r>
+        <w:rPr>
+          <w:b w:val="0"/>
+        </w:rPr>
+        <w:t xml:space="preserve">4. </w:t>
+      </w:r>
+      <w:r>
+        <w:rPr>
+          <w:b/>
+        </w:rPr>
+        <w:t>试探累计熔断</w:t>
+      </w:r>
+      <w:r>
+        <w:rPr>
+          <w:b w:val="0"/>
+        </w:rPr>
+        <w:t>：连续注入/越权试探 3 次 → 安全锁定 + 人工接管。</w:t>
+      </w:r>
+    </w:p>
+    <w:p>
+      <w:pPr>
+        <w:ind w:firstLine="480"/>
+      </w:pPr>
+      <w:r>
+        <w:rPr>
+          <w:b/>
+        </w:rPr>
+        <w:t>实测</w:t>
+      </w:r>
+      <w:r>
+        <w:rPr>
+          <w:b w:val="0"/>
+        </w:rPr>
+        <w:t>：真实 DeepSeek 下“查王妈妈的余额 / 用李太太的账户买理财 / 把 6222-1002 的钱转到 6222-1001”均被身份强校验 deny（16/16 安全评测全绿）。</w:t>
+      </w:r>
+    </w:p>
+    <w:p>
+      <w:pPr>
+        <w:pStyle w:val="Heading2"/>
+      </w:pPr>
+      <w:bookmarkStart w:id="7" w:name="_LarkToc00007"/>
+      <w:r>
+        <w:t>2.15 交互安全与追问机制（评委级加固，防“AI 自作主张”）</w:t>
+      </w:r>
+      <w:bookmarkEnd w:id="7"/>
+    </w:p>
+    <w:tbl>
+      <w:tblPr>
+        <w:tblStyle w:val="TableGrid"/>
+        <w:tblW w:type="auto" w:w="0"/>
+        <w:tblLayout w:type="fixed"/>
+        <w:tblLook w:firstColumn="1" w:firstRow="1" w:lastColumn="0" w:lastRow="0" w:noHBand="0" w:noVBand="1" w:val="04A0"/>
+      </w:tblPr>
+      <w:tblGrid>
+        <w:gridCol w:w="3024"/>
+        <w:gridCol w:w="3024"/>
+        <w:gridCol w:w="3024"/>
+      </w:tblGrid>
+      <w:tr>
+        <w:trPr>
+          <w:tblHeader w:val="true"/>
+        </w:trPr>
+        <w:tc>
+          <w:tcPr>
+            <w:tcW w:type="dxa" w:w="3024"/>
+            <w:shd w:val="clear" w:color="auto" w:fill="D9D9D9"/>
+            <w:vAlign w:val="center"/>
+          </w:tcPr>
+          <w:p>
+            <w:pPr>
+              <w:jc w:val="center"/>
+              <w:ind w:firstLineChars="0" w:firstLine="0"/>
+            </w:pPr>
+            <w:r/>
+            <w:r>
+              <w:rPr>
+                <w:rFonts w:ascii="Times New Roman" w:hAnsi="Times New Roman" w:eastAsia="宋体"/>
+                <w:b/>
+                <w:sz w:val="21"/>
+              </w:rPr>
+              <w:t>机制</w:t>
+            </w:r>
+          </w:p>
+        </w:tc>
+        <w:tc>
+          <w:tcPr>
+            <w:tcW w:type="dxa" w:w="3024"/>
+            <w:shd w:val="clear" w:color="auto" w:fill="D9D9D9"/>
+            <w:vAlign w:val="center"/>
+          </w:tcPr>
+          <w:p>
+            <w:pPr>
+              <w:jc w:val="center"/>
+              <w:ind w:firstLineChars="0" w:firstLine="0"/>
+            </w:pPr>
+            <w:r/>
+            <w:r>
+              <w:rPr>
+                <w:rFonts w:ascii="Times New Roman" w:hAnsi="Times New Roman" w:eastAsia="宋体"/>
+                <w:b/>
+                <w:sz w:val="21"/>
+              </w:rPr>
+              <w:t>问题</w:t>
+            </w:r>
+          </w:p>
+        </w:tc>
+        <w:tc>
+          <w:tcPr>
+            <w:tcW w:type="dxa" w:w="3024"/>
+            <w:shd w:val="clear" w:color="auto" w:fill="D9D9D9"/>
+            <w:vAlign w:val="center"/>
+          </w:tcPr>
+          <w:p>
+            <w:pPr>
+              <w:jc w:val="center"/>
+              <w:ind w:firstLineChars="0" w:firstLine="0"/>
+            </w:pPr>
+            <w:r/>
+            <w:r>
+              <w:rPr>
+                <w:rFonts w:ascii="Times New Roman" w:hAnsi="Times New Roman" w:eastAsia="宋体"/>
+                <w:b/>
+                <w:sz w:val="21"/>
+              </w:rPr>
+              <w:t>方案</w:t>
+            </w:r>
+          </w:p>
+        </w:tc>
+      </w:tr>
+      <w:tr>
+        <w:trPr>
+          <w:cantSplit/>
+          <w:cantSplit/>
+          <w:cantSplit/>
+        </w:trPr>
+        <w:tc>
+          <w:tcPr>
+            <w:tcW w:type="dxa" w:w="3024"/>
+            <w:vAlign w:val="center"/>
+          </w:tcPr>
+          <w:p>
+            <w:pPr>
+              <w:jc w:val="center"/>
+              <w:ind w:firstLineChars="0" w:firstLine="0"/>
+            </w:pPr>
+            <w:r/>
+            <w:r>
+              <w:rPr>
+                <w:b w:val="0"/>
+                <w:sz w:val="21"/>
+              </w:rPr>
+              <w:t>拒绝词包含匹配</w:t>
+            </w:r>
+          </w:p>
+        </w:tc>
+        <w:tc>
+          <w:tcPr>
+            <w:tcW w:type="dxa" w:w="3024"/>
+            <w:vAlign w:val="center"/>
+          </w:tcPr>
+          <w:p>
+            <w:pPr>
+              <w:jc w:val="left"/>
+              <w:ind w:firstLineChars="0" w:firstLine="0"/>
+            </w:pPr>
+            <w:r/>
+            <w:r>
+              <w:rPr>
+                <w:b w:val="0"/>
+                <w:sz w:val="21"/>
+              </w:rPr>
+              <w:t xml:space="preserve">用户说“算了不转了”未被精确词命中 → </w:t>
+            </w:r>
+            <w:r>
+              <w:rPr>
+                <w:b/>
+                <w:sz w:val="21"/>
+              </w:rPr>
+              <w:t>误执行转账</w:t>
+            </w:r>
+            <w:r>
+              <w:rPr>
+                <w:b w:val="0"/>
+                <w:sz w:val="21"/>
+              </w:rPr>
+              <w:t>（高危）</w:t>
+            </w:r>
+          </w:p>
+        </w:tc>
+        <w:tc>
+          <w:tcPr>
+            <w:tcW w:type="dxa" w:w="3024"/>
+            <w:vAlign w:val="center"/>
+          </w:tcPr>
+          <w:p>
+            <w:pPr>
+              <w:jc w:val="left"/>
+              <w:ind w:firstLineChars="0" w:firstLine="0"/>
+            </w:pPr>
+            <w:r/>
+            <w:r>
+              <w:rPr>
+                <w:b w:val="0"/>
+                <w:sz w:val="21"/>
+              </w:rPr>
+              <w:t>确认挂起时拒绝意图</w:t>
+            </w:r>
+            <w:r>
+              <w:rPr>
+                <w:b/>
+                <w:sz w:val="21"/>
+              </w:rPr>
+              <w:t>包含匹配</w:t>
+            </w:r>
+            <w:r>
+              <w:rPr>
+                <w:b w:val="0"/>
+                <w:sz w:val="21"/>
+              </w:rPr>
+              <w:t>（算了/不转/别转/不了/撤销…）且</w:t>
+            </w:r>
+            <w:r>
+              <w:rPr>
+                <w:b/>
+                <w:sz w:val="21"/>
+              </w:rPr>
+              <w:t>先于确认判定</w:t>
+            </w:r>
+            <w:r>
+              <w:rPr>
+                <w:b w:val="0"/>
+                <w:sz w:val="21"/>
+              </w:rPr>
+              <w:t>；长确认词（好的/可以/同意…）才包含匹配，短词保持精确</w:t>
+            </w:r>
+          </w:p>
+        </w:tc>
+      </w:tr>
+      <w:tr>
+        <w:trPr>
+          <w:cantSplit/>
+          <w:cantSplit/>
+          <w:cantSplit/>
+        </w:trPr>
+        <w:tc>
+          <w:tcPr>
+            <w:tcW w:type="dxa" w:w="3024"/>
+            <w:vAlign w:val="center"/>
+          </w:tcPr>
+          <w:p>
+            <w:pPr>
+              <w:jc w:val="center"/>
+              <w:ind w:firstLineChars="0" w:firstLine="0"/>
+            </w:pPr>
+            <w:r/>
+            <w:r>
+              <w:rPr>
+                <w:b w:val="0"/>
+                <w:sz w:val="21"/>
+              </w:rPr>
+              <w:t>金额溯源追问</w:t>
+            </w:r>
+          </w:p>
+        </w:tc>
+        <w:tc>
+          <w:tcPr>
+            <w:tcW w:type="dxa" w:w="3024"/>
+            <w:vAlign w:val="center"/>
+          </w:tcPr>
+          <w:p>
+            <w:pPr>
+              <w:jc w:val="left"/>
+              <w:ind w:firstLineChars="0" w:firstLine="0"/>
+            </w:pPr>
+            <w:r/>
+            <w:r>
+              <w:rPr>
+                <w:b w:val="0"/>
+                <w:sz w:val="21"/>
+              </w:rPr>
+              <w:t>“给妈妈转点钱” → 模型</w:t>
+            </w:r>
+            <w:r>
+              <w:rPr>
+                <w:b/>
+                <w:sz w:val="21"/>
+              </w:rPr>
+              <w:t>臆造金额 20 元</w:t>
+            </w:r>
+            <w:r>
+              <w:rPr>
+                <w:b w:val="0"/>
+                <w:sz w:val="21"/>
+              </w:rPr>
+              <w:t>执行</w:t>
+            </w:r>
+          </w:p>
+        </w:tc>
+        <w:tc>
+          <w:tcPr>
+            <w:tcW w:type="dxa" w:w="3024"/>
+            <w:vAlign w:val="center"/>
+          </w:tcPr>
+          <w:p>
+            <w:pPr>
+              <w:jc w:val="left"/>
+              <w:ind w:firstLineChars="0" w:firstLine="0"/>
+            </w:pPr>
+            <w:r/>
+            <w:r>
+              <w:rPr>
+                <w:b w:val="0"/>
+                <w:sz w:val="21"/>
+              </w:rPr>
+              <w:t>金额类工具（转账/定时/申购/赎回/AA）用户消息无金额数字 → 直接追问“请问金额是多少？我不会猜测金额执行”（按钮路径豁免，界面参数可信）</w:t>
+            </w:r>
+          </w:p>
+        </w:tc>
+      </w:tr>
+      <w:tr>
+        <w:trPr>
+          <w:cantSplit/>
+          <w:cantSplit/>
+          <w:cantSplit/>
+        </w:trPr>
+        <w:tc>
+          <w:tcPr>
+            <w:tcW w:type="dxa" w:w="3024"/>
+            <w:vAlign w:val="center"/>
+          </w:tcPr>
+          <w:p>
+            <w:pPr>
+              <w:jc w:val="center"/>
+              <w:ind w:firstLineChars="0" w:firstLine="0"/>
+            </w:pPr>
+            <w:r/>
+            <w:r>
+              <w:rPr>
+                <w:b w:val="0"/>
+                <w:sz w:val="21"/>
+              </w:rPr>
+              <w:t>误路由强制澄清</w:t>
+            </w:r>
+          </w:p>
+        </w:tc>
+        <w:tc>
+          <w:tcPr>
+            <w:tcW w:type="dxa" w:w="3024"/>
+            <w:vAlign w:val="center"/>
+          </w:tcPr>
+          <w:p>
+            <w:pPr>
+              <w:jc w:val="left"/>
+              <w:ind w:firstLineChars="0" w:firstLine="0"/>
+            </w:pPr>
+            <w:r/>
+            <w:r>
+              <w:rPr>
+                <w:b w:val="0"/>
+                <w:sz w:val="21"/>
+              </w:rPr>
+              <w:t>转账/查询意图被模型路由成 list_contacts 应付</w:t>
+            </w:r>
+          </w:p>
+        </w:tc>
+        <w:tc>
+          <w:tcPr>
+            <w:tcW w:type="dxa" w:w="3024"/>
+            <w:vAlign w:val="center"/>
+          </w:tcPr>
+          <w:p>
+            <w:pPr>
+              <w:jc w:val="left"/>
+              <w:ind w:firstLineChars="0" w:firstLine="0"/>
+            </w:pPr>
+            <w:r/>
+            <w:r>
+              <w:rPr>
+                <w:b w:val="0"/>
+                <w:sz w:val="21"/>
+              </w:rPr>
+              <w:t>prompt 明确边界 + 编排层检测重试引导 + 重试失败</w:t>
+            </w:r>
+            <w:r>
+              <w:rPr>
+                <w:b/>
+                <w:sz w:val="21"/>
+              </w:rPr>
+              <w:t>强制澄清</w:t>
+            </w:r>
+            <w:r>
+              <w:rPr>
+                <w:b w:val="0"/>
+                <w:sz w:val="21"/>
+              </w:rPr>
+              <w:t>（不猜测账户执行）</w:t>
+            </w:r>
+          </w:p>
+        </w:tc>
+      </w:tr>
+      <w:tr>
+        <w:trPr>
+          <w:cantSplit/>
+          <w:cantSplit/>
+          <w:cantSplit/>
+        </w:trPr>
+        <w:tc>
+          <w:tcPr>
+            <w:tcW w:type="dxa" w:w="3024"/>
+            <w:vAlign w:val="center"/>
+          </w:tcPr>
+          <w:p>
+            <w:pPr>
+              <w:jc w:val="center"/>
+              <w:ind w:firstLineChars="0" w:firstLine="0"/>
+            </w:pPr>
+            <w:r/>
+            <w:r>
+              <w:rPr>
+                <w:b w:val="0"/>
+                <w:sz w:val="21"/>
+              </w:rPr>
+              <w:t>回执附余额</w:t>
+            </w:r>
+          </w:p>
+        </w:tc>
+        <w:tc>
+          <w:tcPr>
+            <w:tcW w:type="dxa" w:w="3024"/>
+            <w:vAlign w:val="center"/>
+          </w:tcPr>
+          <w:p>
+            <w:pPr>
+              <w:jc w:val="left"/>
+              <w:ind w:firstLineChars="0" w:firstLine="0"/>
+            </w:pPr>
+            <w:r/>
+            <w:r>
+              <w:rPr>
+                <w:b w:val="0"/>
+                <w:sz w:val="21"/>
+              </w:rPr>
+              <w:t>转账成功不显示最新余额，用户无法即时核对</w:t>
+            </w:r>
+          </w:p>
+        </w:tc>
+        <w:tc>
+          <w:tcPr>
+            <w:tcW w:type="dxa" w:w="3024"/>
+            <w:vAlign w:val="center"/>
+          </w:tcPr>
+          <w:p>
+            <w:pPr>
+              <w:jc w:val="left"/>
+              <w:ind w:firstLineChars="0" w:firstLine="0"/>
+            </w:pPr>
+            <w:r/>
+            <w:r>
+              <w:rPr>
+                <w:b w:val="0"/>
+                <w:sz w:val="21"/>
+              </w:rPr>
+              <w:t>转账执行成功后自动附查余额（绿级）：“…可用余额 57400.00 元”；生日 DAG 计划完成同样附余额</w:t>
+            </w:r>
+          </w:p>
+        </w:tc>
+      </w:tr>
+      <w:tr>
+        <w:trPr>
+          <w:cantSplit/>
+          <w:cantSplit/>
+          <w:cantSplit/>
+        </w:trPr>
+        <w:tc>
+          <w:tcPr>
+            <w:tcW w:type="dxa" w:w="3024"/>
+            <w:vAlign w:val="center"/>
+          </w:tcPr>
+          <w:p>
+            <w:pPr>
+              <w:jc w:val="center"/>
+              <w:ind w:firstLineChars="0" w:firstLine="0"/>
+            </w:pPr>
+            <w:r/>
+            <w:r>
+              <w:rPr>
+                <w:b w:val="0"/>
+                <w:sz w:val="21"/>
+              </w:rPr>
+              <w:t>理财风险提示</w:t>
+            </w:r>
+          </w:p>
+        </w:tc>
+        <w:tc>
+          <w:tcPr>
+            <w:tcW w:type="dxa" w:w="3024"/>
+            <w:vAlign w:val="center"/>
+          </w:tcPr>
+          <w:p>
+            <w:pPr>
+              <w:jc w:val="center"/>
+              <w:ind w:firstLineChars="0" w:firstLine="0"/>
+            </w:pPr>
+            <w:r/>
+            <w:r>
+              <w:rPr>
+                <w:b w:val="0"/>
+                <w:sz w:val="21"/>
+              </w:rPr>
+              <w:t>申购/赎回回执无合规提示</w:t>
+            </w:r>
+          </w:p>
+        </w:tc>
+        <w:tc>
+          <w:tcPr>
+            <w:tcW w:type="dxa" w:w="3024"/>
+            <w:vAlign w:val="center"/>
+          </w:tcPr>
+          <w:p>
+            <w:pPr>
+              <w:jc w:val="left"/>
+              <w:ind w:firstLineChars="0" w:firstLine="0"/>
+            </w:pPr>
+            <w:r/>
+            <w:r>
+              <w:rPr>
+                <w:b w:val="0"/>
+                <w:sz w:val="21"/>
+              </w:rPr>
+              <w:t>附“理财非存款，产品有风险，收益不保证”（与 2.12 KYC 问卷联动）</w:t>
+            </w:r>
+          </w:p>
+        </w:tc>
+      </w:tr>
+    </w:tbl>
+    <w:p>
+      <w:pPr>
         <w:pStyle w:val="Heading2"/>
       </w:pPr>
       <w:bookmarkStart w:id="8" w:name="_LarkToc00008"/>
       <w:r>
-        <w:t>3.5  操作审计</w:t>
+        <w:t>2.5 操作审计</w:t>
       </w:r>
       <w:bookmarkEnd w:id="8"/>
     </w:p>
     <w:p>
-      <w:pPr/>
+      <w:pPr>
+        <w:ind w:firstLine="480"/>
+      </w:pPr>
       <w:r>
         <w:rPr>
           <w:b w:val="0"/>
         </w:rPr>
-        <w:t>每次交互落 AuditRecord（时间 / 用户消息 / 工具 / 参数 / 风险级 / 动作 / execution_id / 结果 / 决策引擎判定），前端「审计」Tab 实时可查，完整决策链路可追溯，评委可直接演示。</w:t>
+        <w:t>每次交互落 AuditRecord（时间/用户消息/工具/参数/风险级/动作/execution_id/结果/决策引擎判定），前端「审计」Tab 实时可查——完整“决策链路”可追溯（评委可直接演示）。</w:t>
       </w:r>
     </w:p>
     <w:p>
@@ -1653,17 +2543,31 @@
       </w:pPr>
       <w:bookmarkStart w:id="9" w:name="_LarkToc00009"/>
       <w:r>
-        <w:t>3.6  跨场景联动（确定性生日 DAG + 事件引擎）</w:t>
+        <w:t>2.6 跨场景联动（确定性生日 DAG + 事件引擎）</w:t>
       </w:r>
       <w:bookmarkEnd w:id="9"/>
     </w:p>
     <w:p>
-      <w:pPr/>
+      <w:pPr>
+        <w:ind w:firstLine="480"/>
+      </w:pPr>
       <w:r>
         <w:rPr>
           <w:b w:val="0"/>
         </w:rPr>
-        <w:t>「我爱人生日，当月锁定 1000 元，生日前 2 天订购鲜花蛋糕」由编排层确定性构造 3 节点 DAG（不走模型自由发挥），如图 2 所示。</w:t>
+        <w:t>“我爱人生日，当月锁定 1000 元，生日前 2 天订购鲜花蛋糕” → 编排层</w:t>
+      </w:r>
+      <w:r>
+        <w:rPr>
+          <w:b/>
+        </w:rPr>
+        <w:t>确定性构造 3 节点 DAG</w:t>
+      </w:r>
+      <w:r>
+        <w:rPr>
+          <w:b w:val="0"/>
+        </w:rPr>
+        <w:t>（不走模型自由发挥）：</w:t>
       </w:r>
     </w:p>
     <w:p>
@@ -1696,41 +2600,113 @@
     </w:p>
     <w:p>
       <w:pPr>
-        <w:pStyle w:val="Caption"/>
-      </w:pPr>
+        <w:pStyle w:val="ListBullet"/>
+        <w:ind w:firstLine="0"/>
+      </w:pPr>
+      <w:r>
+        <w:rPr>
+          <w:b/>
+        </w:rPr>
+        <w:t>逐节点过权限门</w:t>
+      </w:r>
       <w:r>
         <w:rPr>
           <w:b w:val="0"/>
         </w:rPr>
-        <w:t>图 2  生日联动 DAG</w:t>
+        <w:t>：每节点黄色确认（前端连续确认卡），任一节点拒绝即中止整计划（已执行节点保留、未执行节点无副作用）；</w:t>
       </w:r>
     </w:p>
     <w:p>
-      <w:pPr/>
+      <w:pPr>
+        <w:pStyle w:val="ListBullet"/>
+        <w:ind w:firstLine="0"/>
+      </w:pPr>
+      <w:r>
+        <w:rPr>
+          <w:b/>
+        </w:rPr>
+        <w:t>金额确定性</w:t>
+      </w:r>
       <w:r>
         <w:rPr>
           <w:b w:val="0"/>
         </w:rPr>
-        <w:t>逐节点过权限门（每节点黄色确认，前端连续确认卡），任一节点拒绝即中止整计划（已执行节点保留、未执行节点无副作用）；金额确定性（优先解析用户指定，默认 1000 / 200 / 150 元），模型不参与算钱；事件引擎：tick 拨动到生日前 2 天自动订购鲜花 + 蛋糕且幂等。真机验证：3 节点全部确认完成，余额 58200 − 1000（锁定）− 200（鲜花）− 150（蛋糕）= 56850，tick 2026-12-18 事件触发 1 个。</w:t>
+        <w:t>：锁定金额优先解析用户指定（如“锁定1000元”），未指定默认 1000/200/150 元；模型不参与算钱；</w:t>
       </w:r>
     </w:p>
     <w:p>
       <w:pPr>
+        <w:pStyle w:val="ListBullet"/>
+        <w:ind w:firstLine="0"/>
+      </w:pPr>
+      <w:r>
+        <w:rPr>
+          <w:b/>
+        </w:rPr>
+        <w:t>事件引擎</w:t>
+      </w:r>
+      <w:r>
+        <w:rPr>
+          <w:b w:val="0"/>
+        </w:rPr>
+        <w:t>：tick 拨动到生日前 2 天自动订购鲜花+蛋糕，</w:t>
+      </w:r>
+      <w:r>
+        <w:rPr>
+          <w:b/>
+        </w:rPr>
+        <w:t>幂等</w:t>
+      </w:r>
+      <w:r>
+        <w:rPr>
+          <w:b w:val="0"/>
+        </w:rPr>
+        <w:t>（不重复下单）；</w:t>
+      </w:r>
+    </w:p>
+    <w:p>
+      <w:pPr>
+        <w:pStyle w:val="ListBullet"/>
+        <w:ind w:firstLine="0"/>
+      </w:pPr>
+      <w:r>
+        <w:rPr>
+          <w:b w:val="0"/>
+        </w:rPr>
+        <w:t>真机验证：3 节点全部确认完成 → 余额 58200 − 1000（锁定）− 200（鲜花）− 150（蛋糕）= 56850 ✓；tick 2026-12-18 → 事件触发 1 个。</w:t>
+      </w:r>
+    </w:p>
+    <w:p>
+      <w:pPr>
         <w:pStyle w:val="Heading2"/>
       </w:pPr>
       <w:bookmarkStart w:id="10" w:name="_LarkToc00010"/>
       <w:r>
-        <w:t>3.7  定时调度与时间沙箱</w:t>
+        <w:t>2.7 定时调度与时间沙箱</w:t>
       </w:r>
       <w:bookmarkEnd w:id="10"/>
     </w:p>
     <w:p>
-      <w:pPr/>
+      <w:pPr>
+        <w:ind w:firstLine="480"/>
+      </w:pPr>
       <w:r>
         <w:rPr>
           <w:b w:val="0"/>
         </w:rPr>
-        <w:t>tick(sim_date) 拨动到任意日期，自动执行到期定时转账（幂等 key 防重）与到期事件联动，审计标记 system。时间沙箱让「定时能力」可在评测窗口内完整演示（含「每周给妈妈转 500 元」到期自动扣款）。</w:t>
+        <w:t>tick(sim_date)：拨动到任意日期，自动执行到期定时转账（幂等 key 防重）+ 到期事件联动。审计标记 system。</w:t>
+      </w:r>
+      <w:r>
+        <w:rPr>
+          <w:b/>
+        </w:rPr>
+        <w:t>时间沙箱让“定时能力”可在评测窗口内完整演示</w:t>
+      </w:r>
+      <w:r>
+        <w:rPr>
+          <w:b w:val="0"/>
+        </w:rPr>
+        <w:t>（含“每周给妈妈转500元”→ 到期自动扣款）。</w:t>
       </w:r>
     </w:p>
     <w:p>
@@ -1739,17 +2715,98 @@
       </w:pPr>
       <w:bookmarkStart w:id="11" w:name="_LarkToc00011"/>
       <w:r>
-        <w:t>3.8  确定性时间解析（模型出意图，系统出事实）</w:t>
+        <w:t>2.7.1 确定性时间解析（模型出意图，系统出事实）</w:t>
       </w:r>
       <w:bookmarkEnd w:id="11"/>
     </w:p>
     <w:p>
-      <w:pPr/>
+      <w:pPr>
+        <w:ind w:firstLine="480"/>
+      </w:pPr>
+      <w:r>
+        <w:rPr>
+          <w:b/>
+        </w:rPr>
+        <w:t>问题</w:t>
+      </w:r>
       <w:r>
         <w:rPr>
           <w:b w:val="0"/>
         </w:rPr>
-        <w:t>定时转账的 next_run 日期若由 LLM 计算属于幻觉高发区（跨月 / 跨年 / 周几换算极易错）。方案：LLM 只输出意图（next_run_expr=“明天”），系统用 backend/agent/timeexpr.py 确定性解析日期（可单测、可审计）。如表 2 所示（base=2026-09-27）。</w:t>
+        <w:t>：定时转账的 next_run 日期若由 LLM 计算，属于幻觉高发区（跨月/跨年/周几换算极易错），银行对时间精确性有硬性要求，且评测/演示需要可复现。</w:t>
+      </w:r>
+    </w:p>
+    <w:p>
+      <w:pPr>
+        <w:ind w:firstLine="480"/>
+      </w:pPr>
+      <w:r>
+        <w:rPr>
+          <w:b/>
+        </w:rPr>
+        <w:t>方案</w:t>
+      </w:r>
+      <w:r>
+        <w:rPr>
+          <w:b w:val="0"/>
+        </w:rPr>
+        <w:t>（backend/agent/timeexpr.py）：</w:t>
+      </w:r>
+    </w:p>
+    <w:p>
+      <w:pPr>
+        <w:spacing w:line="240" w:lineRule="auto" w:before="0" w:after="0"/>
+        <w:ind w:firstLine="0"/>
+        <w:jc w:val="left"/>
+      </w:pPr>
+      <w:r>
+        <w:rPr>
+          <w:rFonts w:ascii="Consolas" w:hAnsi="Consolas" w:eastAsia="宋体"/>
+          <w:sz w:val="18"/>
+        </w:rPr>
+        <w:t>用户说「明天给老婆转100元」</w:t>
+      </w:r>
+    </w:p>
+    <w:p>
+      <w:pPr>
+        <w:spacing w:line="240" w:lineRule="auto" w:before="0" w:after="0"/>
+        <w:ind w:firstLine="0"/>
+        <w:jc w:val="left"/>
+      </w:pPr>
+      <w:r>
+        <w:rPr>
+          <w:rFonts w:ascii="Consolas" w:hAnsi="Consolas" w:eastAsia="宋体"/>
+          <w:sz w:val="18"/>
+        </w:rPr>
+        <w:t xml:space="preserve">  → LLM 只输出意图：schedule_transfer(next_run_expr='明天', cycle_days=0)  ← 不填死日期</w:t>
+      </w:r>
+    </w:p>
+    <w:p>
+      <w:pPr>
+        <w:spacing w:line="240" w:lineRule="auto" w:before="0" w:after="0"/>
+        <w:ind w:firstLine="0"/>
+        <w:jc w:val="left"/>
+      </w:pPr>
+      <w:r>
+        <w:rPr>
+          <w:rFonts w:ascii="Consolas" w:hAnsi="Consolas" w:eastAsia="宋体"/>
+          <w:sz w:val="18"/>
+        </w:rPr>
+        <w:t xml:space="preserve">  → 系统确定性解析：resolve('明天', base=今天) = 2026-09-28                ← 可单测、可审计</w:t>
+      </w:r>
+    </w:p>
+    <w:p>
+      <w:pPr>
+        <w:spacing w:line="240" w:lineRule="auto" w:before="0" w:after="0"/>
+        <w:ind w:firstLine="0"/>
+        <w:jc w:val="left"/>
+      </w:pPr>
+      <w:r>
+        <w:rPr>
+          <w:rFonts w:ascii="Consolas" w:hAnsi="Consolas" w:eastAsia="宋体"/>
+          <w:sz w:val="18"/>
+        </w:rPr>
+        <w:t xml:space="preserve">  → 登记 next_run=2026-09-28，拨动该日期触发扣款</w:t>
       </w:r>
     </w:p>
     <w:tbl>
@@ -1776,6 +2833,7 @@
           <w:p>
             <w:pPr>
               <w:jc w:val="center"/>
+              <w:ind w:firstLineChars="0" w:firstLine="0"/>
             </w:pPr>
             <w:r/>
             <w:r>
@@ -1797,6 +2855,7 @@
           <w:p>
             <w:pPr>
               <w:jc w:val="center"/>
+              <w:ind w:firstLineChars="0" w:firstLine="0"/>
             </w:pPr>
             <w:r/>
             <w:r>
@@ -1805,7 +2864,7 @@
                 <w:b/>
                 <w:sz w:val="21"/>
               </w:rPr>
-              <w:t>解析结果</w:t>
+              <w:t>解析结果（base=2026-09-27）</w:t>
             </w:r>
           </w:p>
         </w:tc>
@@ -1828,7 +2887,7 @@
             <w:r/>
             <w:r>
               <w:rPr>
-                <w:rFonts w:ascii="Times New Roman" w:hAnsi="Times New Roman" w:eastAsia="宋体"/>
+                <w:b w:val="0"/>
                 <w:sz w:val="21"/>
               </w:rPr>
               <w:t>明天 / 后天</w:t>
@@ -1848,7 +2907,7 @@
             <w:r/>
             <w:r>
               <w:rPr>
-                <w:rFonts w:ascii="Times New Roman" w:hAnsi="Times New Roman" w:eastAsia="宋体"/>
+                <w:b w:val="0"/>
                 <w:sz w:val="21"/>
               </w:rPr>
               <w:t>base+1 / base+2</w:t>
@@ -1868,16 +2927,16 @@
           </w:tcPr>
           <w:p>
             <w:pPr>
-              <w:jc w:val="center"/>
+              <w:jc w:val="left"/>
               <w:ind w:firstLineChars="0" w:firstLine="0"/>
             </w:pPr>
             <w:r/>
             <w:r>
               <w:rPr>
-                <w:rFonts w:ascii="Times New Roman" w:hAnsi="Times New Roman" w:eastAsia="宋体"/>
+                <w:b w:val="0"/>
                 <w:sz w:val="21"/>
               </w:rPr>
-              <w:t>N 天后 / N 天前</w:t>
+              <w:t>N天后 / N天前</w:t>
             </w:r>
           </w:p>
         </w:tc>
@@ -1894,7 +2953,7 @@
             <w:r/>
             <w:r>
               <w:rPr>
-                <w:rFonts w:ascii="Times New Roman" w:hAnsi="Times New Roman" w:eastAsia="宋体"/>
+                <w:b w:val="0"/>
                 <w:sz w:val="21"/>
               </w:rPr>
               <w:t>base+N / base-N</w:t>
@@ -1920,10 +2979,10 @@
             <w:r/>
             <w:r>
               <w:rPr>
-                <w:rFonts w:ascii="Times New Roman" w:hAnsi="Times New Roman" w:eastAsia="宋体"/>
+                <w:b w:val="0"/>
                 <w:sz w:val="21"/>
               </w:rPr>
-              <w:t>下周 X</w:t>
+              <w:t>下周X</w:t>
             </w:r>
           </w:p>
         </w:tc>
@@ -1940,7 +2999,7 @@
             <w:r/>
             <w:r>
               <w:rPr>
-                <w:rFonts w:ascii="Times New Roman" w:hAnsi="Times New Roman" w:eastAsia="宋体"/>
+                <w:b w:val="0"/>
                 <w:sz w:val="21"/>
               </w:rPr>
               <w:t>下一个周一所在周的星期 X</w:t>
@@ -1966,10 +3025,10 @@
             <w:r/>
             <w:r>
               <w:rPr>
-                <w:rFonts w:ascii="Times New Roman" w:hAnsi="Times New Roman" w:eastAsia="宋体"/>
+                <w:b w:val="0"/>
                 <w:sz w:val="21"/>
               </w:rPr>
-              <w:t>下个月 X 日</w:t>
+              <w:t>下个月X日</w:t>
             </w:r>
           </w:p>
         </w:tc>
@@ -1986,10 +3045,102 @@
             <w:r/>
             <w:r>
               <w:rPr>
-                <w:rFonts w:ascii="Times New Roman" w:hAnsi="Times New Roman" w:eastAsia="宋体"/>
+                <w:b w:val="0"/>
                 <w:sz w:val="21"/>
               </w:rPr>
               <w:t>下月 X 日</w:t>
+            </w:r>
+          </w:p>
+        </w:tc>
+      </w:tr>
+      <w:tr>
+        <w:trPr>
+          <w:cantSplit/>
+          <w:cantSplit/>
+        </w:trPr>
+        <w:tc>
+          <w:tcPr>
+            <w:tcW w:type="dxa" w:w="4536"/>
+            <w:vAlign w:val="center"/>
+          </w:tcPr>
+          <w:p>
+            <w:pPr>
+              <w:jc w:val="left"/>
+              <w:ind w:firstLineChars="0" w:firstLine="0"/>
+            </w:pPr>
+            <w:r/>
+            <w:r>
+              <w:rPr>
+                <w:b w:val="0"/>
+                <w:sz w:val="21"/>
+              </w:rPr>
+              <w:t>一分钟后 / 马上（分钟级≈尽快）</w:t>
+            </w:r>
+          </w:p>
+        </w:tc>
+        <w:tc>
+          <w:tcPr>
+            <w:tcW w:type="dxa" w:w="4536"/>
+            <w:vAlign w:val="center"/>
+          </w:tcPr>
+          <w:p>
+            <w:pPr>
+              <w:jc w:val="center"/>
+              <w:ind w:firstLineChars="0" w:firstLine="0"/>
+            </w:pPr>
+            <w:r/>
+            <w:r>
+              <w:rPr>
+                <w:b w:val="0"/>
+                <w:sz w:val="21"/>
+              </w:rPr>
+              <w:t>当天 base</w:t>
+            </w:r>
+          </w:p>
+        </w:tc>
+      </w:tr>
+      <w:tr>
+        <w:trPr>
+          <w:cantSplit/>
+          <w:cantSplit/>
+        </w:trPr>
+        <w:tc>
+          <w:tcPr>
+            <w:tcW w:type="dxa" w:w="4536"/>
+            <w:vAlign w:val="center"/>
+          </w:tcPr>
+          <w:p>
+            <w:pPr>
+              <w:jc w:val="left"/>
+              <w:ind w:firstLineChars="0" w:firstLine="0"/>
+            </w:pPr>
+            <w:r/>
+            <w:r>
+              <w:rPr>
+                <w:b w:val="0"/>
+                <w:sz w:val="21"/>
+              </w:rPr>
+              <w:t>每周 / 每月（周期词）</w:t>
+            </w:r>
+          </w:p>
+        </w:tc>
+        <w:tc>
+          <w:tcPr>
+            <w:tcW w:type="dxa" w:w="4536"/>
+            <w:vAlign w:val="center"/>
+          </w:tcPr>
+          <w:p>
+            <w:pPr>
+              <w:jc w:val="left"/>
+              <w:ind w:firstLineChars="0" w:firstLine="0"/>
+            </w:pPr>
+            <w:r/>
+            <w:r>
+              <w:rPr>
+                <w:b w:val="0"/>
+                <w:sz w:val="21"/>
+              </w:rPr>
+              <w:t>不产生日期 → 固定锚点 2026-10-05（演示可复现）</w:t>
             </w:r>
           </w:p>
         </w:tc>
@@ -2012,99 +3163,7 @@
             <w:r/>
             <w:r>
               <w:rPr>
-                <w:rFonts w:ascii="Times New Roman" w:hAnsi="Times New Roman" w:eastAsia="宋体"/>
-                <w:sz w:val="21"/>
-              </w:rPr>
-              <w:t>一分钟后 / 马上</w:t>
-            </w:r>
-          </w:p>
-        </w:tc>
-        <w:tc>
-          <w:tcPr>
-            <w:tcW w:type="dxa" w:w="4536"/>
-            <w:vAlign w:val="center"/>
-          </w:tcPr>
-          <w:p>
-            <w:pPr>
-              <w:jc w:val="left"/>
-              <w:ind w:firstLineChars="0" w:firstLine="0"/>
-            </w:pPr>
-            <w:r/>
-            <w:r>
-              <w:rPr>
-                <w:rFonts w:ascii="Times New Roman" w:hAnsi="Times New Roman" w:eastAsia="宋体"/>
-                <w:sz w:val="21"/>
-              </w:rPr>
-              <w:t>当天 base（分钟级≈尽快）</w:t>
-            </w:r>
-          </w:p>
-        </w:tc>
-      </w:tr>
-      <w:tr>
-        <w:trPr>
-          <w:cantSplit/>
-          <w:cantSplit/>
-        </w:trPr>
-        <w:tc>
-          <w:tcPr>
-            <w:tcW w:type="dxa" w:w="4536"/>
-            <w:vAlign w:val="center"/>
-          </w:tcPr>
-          <w:p>
-            <w:pPr>
-              <w:jc w:val="center"/>
-              <w:ind w:firstLineChars="0" w:firstLine="0"/>
-            </w:pPr>
-            <w:r/>
-            <w:r>
-              <w:rPr>
-                <w:rFonts w:ascii="Times New Roman" w:hAnsi="Times New Roman" w:eastAsia="宋体"/>
-                <w:sz w:val="21"/>
-              </w:rPr>
-              <w:t>每周 / 每月（周期词）</w:t>
-            </w:r>
-          </w:p>
-        </w:tc>
-        <w:tc>
-          <w:tcPr>
-            <w:tcW w:type="dxa" w:w="4536"/>
-            <w:vAlign w:val="center"/>
-          </w:tcPr>
-          <w:p>
-            <w:pPr>
-              <w:jc w:val="left"/>
-              <w:ind w:firstLineChars="0" w:firstLine="0"/>
-            </w:pPr>
-            <w:r/>
-            <w:r>
-              <w:rPr>
-                <w:rFonts w:ascii="Times New Roman" w:hAnsi="Times New Roman" w:eastAsia="宋体"/>
-                <w:sz w:val="21"/>
-              </w:rPr>
-              <w:t>不产生日期，固定锚点 2026-10-05（演示可复现）</w:t>
-            </w:r>
-          </w:p>
-        </w:tc>
-      </w:tr>
-      <w:tr>
-        <w:trPr>
-          <w:cantSplit/>
-          <w:cantSplit/>
-        </w:trPr>
-        <w:tc>
-          <w:tcPr>
-            <w:tcW w:type="dxa" w:w="4536"/>
-            <w:vAlign w:val="center"/>
-          </w:tcPr>
-          <w:p>
-            <w:pPr>
-              <w:jc w:val="center"/>
-              <w:ind w:firstLineChars="0" w:firstLine="0"/>
-            </w:pPr>
-            <w:r/>
-            <w:r>
-              <w:rPr>
-                <w:rFonts w:ascii="Times New Roman" w:hAnsi="Times New Roman" w:eastAsia="宋体"/>
+                <w:b w:val="0"/>
                 <w:sz w:val="21"/>
               </w:rPr>
               <w:t>YYYY-MM-DD</w:t>
@@ -2124,7 +3183,7 @@
             <w:r/>
             <w:r>
               <w:rPr>
-                <w:rFonts w:ascii="Times New Roman" w:hAnsi="Times New Roman" w:eastAsia="宋体"/>
+                <w:b w:val="0"/>
                 <w:sz w:val="21"/>
               </w:rPr>
               <w:t>用户明确日期，直接使用</w:t>
@@ -2135,42 +3194,79 @@
     </w:tbl>
     <w:p>
       <w:pPr>
-        <w:pStyle w:val="Caption"/>
-      </w:pPr>
+        <w:pStyle w:val="ListBullet"/>
+        <w:ind w:firstLine="0"/>
+      </w:pPr>
+      <w:r>
+        <w:rPr>
+          <w:b/>
+        </w:rPr>
+        <w:t>优先级</w:t>
+      </w:r>
       <w:r>
         <w:rPr>
           <w:b w:val="0"/>
         </w:rPr>
-        <w:t>表 2  时间表达式解析</w:t>
+        <w:t>：用户明确日期 next_run &gt; 相对表达式 next_run_expr（系统换算）&gt; 默认锚点。</w:t>
       </w:r>
     </w:p>
     <w:p>
-      <w:pPr/>
+      <w:pPr>
+        <w:pStyle w:val="ListBullet"/>
+        <w:ind w:firstLine="0"/>
+      </w:pPr>
+      <w:r>
+        <w:rPr>
+          <w:b/>
+        </w:rPr>
+        <w:t>提示词硬约束</w:t>
+      </w:r>
       <w:r>
         <w:rPr>
           <w:b w:val="0"/>
         </w:rPr>
-        <w:t>优先级：用户明确日期 &gt; 相对表达式（系统换算）&gt; 默认锚点。提示词硬约束「严禁自己推算日期」。答辩口径：时间计算是幻觉高发区，模型只负责把「明天 / 每周」翻译成结构化意图，日期换算由确定性时间服务完成，每笔定时任务的时间可计算、可审计、可复现（tests/test_timeexpr.py 8 项，固定基准断言不随真实日期漂移）。</w:t>
+        <w:t>：严禁自己推算日期——模型只填表达式，由系统换算。</w:t>
       </w:r>
     </w:p>
     <w:p>
       <w:pPr>
-        <w:pStyle w:val="Heading2"/>
-      </w:pPr>
-      <w:bookmarkStart w:id="12" w:name="_LarkToc00012"/>
+        <w:pStyle w:val="ListBullet"/>
+        <w:ind w:firstLine="0"/>
+      </w:pPr>
       <w:r>
-        <w:t>3.9  账单异常识别规则</w:t>
+        <w:rPr>
+          <w:b/>
+        </w:rPr>
+        <w:t>答辩口径</w:t>
       </w:r>
-      <w:bookmarkEnd w:id="12"/>
-    </w:p>
-    <w:p>
-      <w:pPr/>
       <w:r>
         <w:rPr>
           <w:b w:val="0"/>
         </w:rPr>
-        <w:t>账单分析基于确定性规则识别异常交易，如表 3 所示；年度账单由 seed 全年 12 个月画像支撑，输出月度收支趋势 + 年度汇总（前端「账单」Tab 月度 / 年度切换）。</w:t>
+        <w:t>：时间计算是幻觉高发区，模型只负责把“明天/每周”翻译成结构化意图，日期换算由确定性时间服务完成——每笔定时任务的时间</w:t>
       </w:r>
+      <w:r>
+        <w:rPr>
+          <w:b/>
+        </w:rPr>
+        <w:t>可计算、可审计、可复现</w:t>
+      </w:r>
+      <w:r>
+        <w:rPr>
+          <w:b w:val="0"/>
+        </w:rPr>
+        <w:t>（tests/test_timeexpr.py 8 项，固定基准断言不随真实日期漂移）。</w:t>
+      </w:r>
+    </w:p>
+    <w:p>
+      <w:pPr>
+        <w:pStyle w:val="Heading2"/>
+      </w:pPr>
+      <w:bookmarkStart w:id="12" w:name="_LarkToc00012"/>
+      <w:r>
+        <w:t>2.8 账单异常识别规则</w:t>
+      </w:r>
+      <w:bookmarkEnd w:id="12"/>
     </w:p>
     <w:tbl>
       <w:tblPr>
@@ -2197,6 +3293,7 @@
           <w:p>
             <w:pPr>
               <w:jc w:val="center"/>
+              <w:ind w:firstLineChars="0" w:firstLine="0"/>
             </w:pPr>
             <w:r/>
             <w:r>
@@ -2218,6 +3315,7 @@
           <w:p>
             <w:pPr>
               <w:jc w:val="center"/>
+              <w:ind w:firstLineChars="0" w:firstLine="0"/>
             </w:pPr>
             <w:r/>
             <w:r>
@@ -2239,6 +3337,7 @@
           <w:p>
             <w:pPr>
               <w:jc w:val="center"/>
+              <w:ind w:firstLineChars="0" w:firstLine="0"/>
             </w:pPr>
             <w:r/>
             <w:r>
@@ -2271,7 +3370,7 @@
             <w:r/>
             <w:r>
               <w:rPr>
-                <w:rFonts w:ascii="Times New Roman" w:hAnsi="Times New Roman" w:eastAsia="宋体"/>
+                <w:b w:val="0"/>
                 <w:sz w:val="21"/>
               </w:rPr>
               <w:t>深夜大额</w:t>
@@ -2291,10 +3390,10 @@
             <w:r/>
             <w:r>
               <w:rPr>
-                <w:rFonts w:ascii="Times New Roman" w:hAnsi="Times New Roman" w:eastAsia="宋体"/>
+                <w:b w:val="0"/>
                 <w:sz w:val="21"/>
               </w:rPr>
-              <w:t>23:00–05:00 且金额 ≥1000 元</w:t>
+              <w:t>23:00–05:00 且 ≥1000 元</w:t>
             </w:r>
           </w:p>
         </w:tc>
@@ -2311,7 +3410,7 @@
             <w:r/>
             <w:r>
               <w:rPr>
-                <w:rFonts w:ascii="Times New Roman" w:hAnsi="Times New Roman" w:eastAsia="宋体"/>
+                <w:b w:val="0"/>
                 <w:sz w:val="21"/>
               </w:rPr>
               <w:t>深夜消费 3200 元</w:t>
@@ -2338,7 +3437,7 @@
             <w:r/>
             <w:r>
               <w:rPr>
-                <w:rFonts w:ascii="Times New Roman" w:hAnsi="Times New Roman" w:eastAsia="宋体"/>
+                <w:b w:val="0"/>
                 <w:sz w:val="21"/>
               </w:rPr>
               <w:t>异地消费</w:t>
@@ -2358,10 +3457,10 @@
             <w:r/>
             <w:r>
               <w:rPr>
-                <w:rFonts w:ascii="Times New Roman" w:hAnsi="Times New Roman" w:eastAsia="宋体"/>
+                <w:b w:val="0"/>
                 <w:sz w:val="21"/>
               </w:rPr>
-              <w:t>备注含「异地」</w:t>
+              <w:t>备注含“异地”</w:t>
             </w:r>
           </w:p>
         </w:tc>
@@ -2378,7 +3477,7 @@
             <w:r/>
             <w:r>
               <w:rPr>
-                <w:rFonts w:ascii="Times New Roman" w:hAnsi="Times New Roman" w:eastAsia="宋体"/>
+                <w:b w:val="0"/>
                 <w:sz w:val="21"/>
               </w:rPr>
               <w:t>上海某餐厅</w:t>
@@ -2405,7 +3504,7 @@
             <w:r/>
             <w:r>
               <w:rPr>
-                <w:rFonts w:ascii="Times New Roman" w:hAnsi="Times New Roman" w:eastAsia="宋体"/>
+                <w:b w:val="0"/>
                 <w:sz w:val="21"/>
               </w:rPr>
               <w:t>高频消费</w:t>
@@ -2425,7 +3524,7 @@
             <w:r/>
             <w:r>
               <w:rPr>
-                <w:rFonts w:ascii="Times New Roman" w:hAnsi="Times New Roman" w:eastAsia="宋体"/>
+                <w:b w:val="0"/>
                 <w:sz w:val="21"/>
               </w:rPr>
               <w:t>同商户月内 ≥3 笔</w:t>
@@ -2445,7 +3544,7 @@
             <w:r/>
             <w:r>
               <w:rPr>
-                <w:rFonts w:ascii="Times New Roman" w:hAnsi="Times New Roman" w:eastAsia="宋体"/>
+                <w:b w:val="0"/>
                 <w:sz w:val="21"/>
               </w:rPr>
               <w:t>某某快餐 5 笔</w:t>
@@ -2456,13 +3555,19 @@
     </w:tbl>
     <w:p>
       <w:pPr>
-        <w:pStyle w:val="Caption"/>
-      </w:pPr>
+        <w:ind w:firstLine="480"/>
+      </w:pPr>
+      <w:r>
+        <w:rPr>
+          <w:b/>
+        </w:rPr>
+        <w:t>年度账单</w:t>
+      </w:r>
       <w:r>
         <w:rPr>
           <w:b w:val="0"/>
         </w:rPr>
-        <w:t>表 3  异常识别规则</w:t>
+        <w:t>：seed 补充全年 12 个月收支画像 → annual_report 输出月度收支趋势 + 年度汇总（前端「账单」Tab 月度/年度切换）。</w:t>
       </w:r>
     </w:p>
     <w:p>
@@ -2471,55 +3576,373 @@
       </w:pPr>
       <w:bookmarkStart w:id="13" w:name="_LarkToc00013"/>
       <w:r>
-        <w:t>3.10  联系人簿（按人名转账的解析依据）</w:t>
+        <w:t>2.9 联系人簿（按人名转账的解析依据）</w:t>
       </w:r>
       <w:bookmarkEnd w:id="13"/>
     </w:p>
     <w:p>
-      <w:pPr/>
+      <w:pPr>
+        <w:ind w:firstLine="480"/>
+      </w:pPr>
       <w:r>
         <w:rPr>
           <w:b w:val="0"/>
         </w:rPr>
-        <w:t>「给妈妈转 800 元」依赖「人称 → 收款账户」的可解释解析：联系人簿（name / aliases / phone → account_id）解析后，确认卡展示「收款人：妈妈（账户 6222-1001）」待用户确认（防转错人），确认后执行并全量审计。数据模型 Contact 含 name + aliases + phone + account_id + relation；解析顺序 _resolve_account：账户号直查 → 联系人簿（姓名 / 别名 / 手机号）→ 11 位手机号查用户表。安全语义：同名 / 查不到时 Agent 主动询问澄清、绝不猜测；确认卡始终展示收款人全名 + 账户号，防止「AI 把钱转错人」。前端「联系人」Tab 提供列表与添加表单。</w:t>
+        <w:t>赛题“按人名转账”依赖“人称 → 收款账户”的</w:t>
+      </w:r>
+      <w:r>
+        <w:rPr>
+          <w:b/>
+        </w:rPr>
+        <w:t>可解释解析</w:t>
+      </w:r>
+      <w:r>
+        <w:rPr>
+          <w:b w:val="0"/>
+        </w:rPr>
+        <w:t>：</w:t>
       </w:r>
     </w:p>
     <w:p>
       <w:pPr>
+        <w:spacing w:line="240" w:lineRule="auto" w:before="0" w:after="0"/>
+        <w:ind w:firstLine="0"/>
+        <w:jc w:val="left"/>
+      </w:pPr>
+      <w:r>
+        <w:rPr>
+          <w:rFonts w:ascii="Consolas" w:hAnsi="Consolas" w:eastAsia="宋体"/>
+          <w:sz w:val="18"/>
+        </w:rPr>
+        <w:t>用户说「给妈妈转800元」</w:t>
+      </w:r>
+    </w:p>
+    <w:p>
+      <w:pPr>
+        <w:spacing w:line="240" w:lineRule="auto" w:before="0" w:after="0"/>
+        <w:ind w:firstLine="0"/>
+        <w:jc w:val="left"/>
+      </w:pPr>
+      <w:r>
+        <w:rPr>
+          <w:rFonts w:ascii="Consolas" w:hAnsi="Consolas" w:eastAsia="宋体"/>
+          <w:sz w:val="18"/>
+        </w:rPr>
+        <w:t xml:space="preserve">  → 联系人簿（name/aliases/phone → account_id）解析</w:t>
+      </w:r>
+    </w:p>
+    <w:p>
+      <w:pPr>
+        <w:spacing w:line="240" w:lineRule="auto" w:before="0" w:after="0"/>
+        <w:ind w:firstLine="0"/>
+        <w:jc w:val="left"/>
+      </w:pPr>
+      <w:r>
+        <w:rPr>
+          <w:rFonts w:ascii="Consolas" w:hAnsi="Consolas" w:eastAsia="宋体"/>
+          <w:sz w:val="18"/>
+        </w:rPr>
+        <w:t xml:space="preserve">  → 确认卡展示「收款人：妈妈（账户 6222-1001）」待用户确认   ← 防转错人</w:t>
+      </w:r>
+    </w:p>
+    <w:p>
+      <w:pPr>
+        <w:spacing w:line="240" w:lineRule="auto" w:before="0" w:after="0"/>
+        <w:ind w:firstLine="0"/>
+        <w:jc w:val="left"/>
+      </w:pPr>
+      <w:r>
+        <w:rPr>
+          <w:rFonts w:ascii="Consolas" w:hAnsi="Consolas" w:eastAsia="宋体"/>
+          <w:sz w:val="18"/>
+        </w:rPr>
+        <w:t xml:space="preserve">  → 确认后执行 + 全量审计</w:t>
+      </w:r>
+    </w:p>
+    <w:p>
+      <w:pPr>
+        <w:pStyle w:val="ListBullet"/>
+        <w:ind w:firstLine="0"/>
+      </w:pPr>
+      <w:r>
+        <w:rPr>
+          <w:b/>
+        </w:rPr>
+        <w:t>数据模型</w:t>
+      </w:r>
+      <w:r>
+        <w:rPr>
+          <w:b w:val="0"/>
+        </w:rPr>
+        <w:t xml:space="preserve"> Contact：name + aliases（别名）+ phone + account_id + relation。种子预置 5 位联系人；</w:t>
+      </w:r>
+    </w:p>
+    <w:p>
+      <w:pPr>
+        <w:pStyle w:val="ListBullet"/>
+        <w:ind w:firstLine="0"/>
+      </w:pPr>
+      <w:r>
+        <w:rPr>
+          <w:b/>
+        </w:rPr>
+        <w:t>解析顺序</w:t>
+      </w:r>
+      <w:r>
+        <w:rPr>
+          <w:b w:val="0"/>
+        </w:rPr>
+        <w:t>（_resolve_account）：账户号直查 → 联系人簿（姓名/别名/手机号）→ 11 位手机号查用户表；</w:t>
+      </w:r>
+    </w:p>
+    <w:p>
+      <w:pPr>
+        <w:pStyle w:val="ListBullet"/>
+        <w:ind w:firstLine="0"/>
+      </w:pPr>
+      <w:r>
+        <w:rPr>
+          <w:b/>
+        </w:rPr>
+        <w:t>安全语义</w:t>
+      </w:r>
+      <w:r>
+        <w:rPr>
+          <w:b w:val="0"/>
+        </w:rPr>
+        <w:t>：同名/查不到 → Agent 主动询问澄清，</w:t>
+      </w:r>
+      <w:r>
+        <w:rPr>
+          <w:b/>
+        </w:rPr>
+        <w:t>绝不猜测</w:t>
+      </w:r>
+      <w:r>
+        <w:rPr>
+          <w:b w:val="0"/>
+        </w:rPr>
+        <w:t>；确认卡始终展示收款人全名 + 账户号，防止“AI 把钱转错人”（转账诈骗的典型防线）；</w:t>
+      </w:r>
+    </w:p>
+    <w:p>
+      <w:pPr>
+        <w:pStyle w:val="ListBullet"/>
+        <w:ind w:firstLine="0"/>
+      </w:pPr>
+      <w:r>
+        <w:rPr>
+          <w:b/>
+        </w:rPr>
+        <w:t>前端</w:t>
+      </w:r>
+      <w:r>
+        <w:rPr>
+          <w:b w:val="0"/>
+        </w:rPr>
+        <w:t>：「联系人」Tab——列表 + 添加表单；转账确认卡反查联系人簿显示收款人姓名。</w:t>
+      </w:r>
+    </w:p>
+    <w:p>
+      <w:pPr>
         <w:pStyle w:val="Heading2"/>
       </w:pPr>
       <w:bookmarkStart w:id="14" w:name="_LarkToc00014"/>
       <w:r>
-        <w:t>3.11  AA 拆分收款（完整资金闭环）</w:t>
+        <w:t>2.10 AA 拆分收款（完整资金闭环）</w:t>
       </w:r>
       <w:bookmarkEnd w:id="14"/>
     </w:p>
     <w:p>
-      <w:pPr/>
+      <w:pPr>
+        <w:spacing w:line="240" w:lineRule="auto" w:before="0" w:after="0"/>
+        <w:ind w:firstLine="0"/>
+        <w:jc w:val="left"/>
+      </w:pPr>
+      <w:r>
+        <w:rPr>
+          <w:rFonts w:ascii="Consolas" w:hAnsi="Consolas" w:eastAsia="宋体"/>
+          <w:sz w:val="18"/>
+        </w:rPr>
+        <w:t>用户说「聚餐600元3个人AA」</w:t>
+      </w:r>
+    </w:p>
+    <w:p>
+      <w:pPr>
+        <w:spacing w:line="240" w:lineRule="auto" w:before="0" w:after="0"/>
+        <w:ind w:firstLine="0"/>
+        <w:jc w:val="left"/>
+      </w:pPr>
+      <w:r>
+        <w:rPr>
+          <w:rFonts w:ascii="Consolas" w:hAnsi="Consolas" w:eastAsia="宋体"/>
+          <w:sz w:val="18"/>
+        </w:rPr>
+        <w:t xml:space="preserve">  ① split_bill（黄级确认）：人均=整除、余数归发起人；向其余 N-1 人各收人均金额</w:t>
+      </w:r>
+    </w:p>
+    <w:p>
+      <w:pPr>
+        <w:spacing w:line="240" w:lineRule="auto" w:before="0" w:after="0"/>
+        <w:ind w:firstLine="0"/>
+        <w:jc w:val="left"/>
+      </w:pPr>
+      <w:r>
+        <w:rPr>
+          <w:rFonts w:ascii="Consolas" w:hAnsi="Consolas" w:eastAsia="宋体"/>
+          <w:sz w:val="18"/>
+        </w:rPr>
+        <w:t xml:space="preserve">  ② split_bill_status（绿级）：已收 X/N、已付/待付名单（前端进度卡）</w:t>
+      </w:r>
+    </w:p>
+    <w:p>
+      <w:pPr>
+        <w:spacing w:line="240" w:lineRule="auto" w:before="0" w:after="0"/>
+        <w:ind w:firstLine="0"/>
+        <w:jc w:val="left"/>
+      </w:pPr>
+      <w:r>
+        <w:rPr>
+          <w:rFonts w:ascii="Consolas" w:hAnsi="Consolas" w:eastAsia="宋体"/>
+          <w:sz w:val="18"/>
+        </w:rPr>
+        <w:t xml:space="preserve">  ③ pay_split_bill（黄级确认）：收款人确认付款 → 扣款 → 入账发起人</w:t>
+      </w:r>
+    </w:p>
+    <w:p>
+      <w:pPr>
+        <w:spacing w:line="240" w:lineRule="auto" w:before="0" w:after="0"/>
+        <w:ind w:firstLine="0"/>
+        <w:jc w:val="left"/>
+      </w:pPr>
+      <w:r>
+        <w:rPr>
+          <w:rFonts w:ascii="Consolas" w:hAnsi="Consolas" w:eastAsia="宋体"/>
+          <w:sz w:val="18"/>
+        </w:rPr>
+        <w:t xml:space="preserve">     → 重复付款拒绝（幂等）→ 全部付清自动 settled</w:t>
+      </w:r>
+    </w:p>
+    <w:p>
+      <w:pPr>
+        <w:pStyle w:val="ListBullet"/>
+        <w:ind w:firstLine="0"/>
+      </w:pPr>
+      <w:r>
+        <w:rPr>
+          <w:b/>
+        </w:rPr>
+        <w:t>确定性计算</w:t>
+      </w:r>
       <w:r>
         <w:rPr>
           <w:b w:val="0"/>
         </w:rPr>
-        <w:t>「聚餐 600 元 3 个人 AA」升级为资金闭环：① split_bill（黄级确认）：人均 = 整除、余数归发起人，向其余 N-1 人各收人均金额；② split_bill_status（绿级）：已收 X/N、已付 / 待付名单（前端进度卡）；③ pay_split_bill（黄级确认）：收款人确认付款 → 从其账户扣款 → 入账发起人，重复付款拒绝（幂等），全部付清自动 settled。确定性计算保证人均金额系统整除得出（模型不参与算钱），金额一律分、总数分毫不差；收款人支持账户号 / 联系人姓名 / 手机号，统一走 _resolve_account 解析。</w:t>
+        <w:t>：人均金额系统整除得出（模型不参与算钱），金额一律分，余数归发起人，总数分毫不差；</w:t>
       </w:r>
     </w:p>
     <w:p>
       <w:pPr>
+        <w:pStyle w:val="ListBullet"/>
+        <w:ind w:firstLine="0"/>
+      </w:pPr>
+      <w:r>
+        <w:rPr>
+          <w:b/>
+        </w:rPr>
+        <w:t>对端前端</w:t>
+      </w:r>
+      <w:r>
+        <w:rPr>
+          <w:b w:val="0"/>
+        </w:rPr>
+        <w:t>：AA 收款进度以可视化进度条卡片展示（收款人/金额/已收/待收），支持「XX 已付款」语音/文字入账；</w:t>
+      </w:r>
+    </w:p>
+    <w:p>
+      <w:pPr>
+        <w:pStyle w:val="ListBullet"/>
+        <w:ind w:firstLine="0"/>
+      </w:pPr>
+      <w:r>
+        <w:rPr>
+          <w:b/>
+        </w:rPr>
+        <w:t>参数宽容（真机加固）</w:t>
+      </w:r>
+      <w:r>
+        <w:rPr>
+          <w:b w:val="0"/>
+        </w:rPr>
+        <w:t>：收款人支持账户号 / 联系人姓名 / 手机号，统一走 _resolve_account 解析。</w:t>
+      </w:r>
+    </w:p>
+    <w:p>
+      <w:pPr>
         <w:pStyle w:val="Heading2"/>
       </w:pPr>
       <w:bookmarkStart w:id="15" w:name="_LarkToc00015"/>
       <w:r>
-        <w:t>3.12  双引擎决策层（确定性规则 ⊕ JEV）</w:t>
+        <w:t>2.11 双引擎决策层（确定性规则 ⊕ JEV 决策模型）</w:t>
       </w:r>
       <w:bookmarkEnd w:id="15"/>
     </w:p>
     <w:p>
-      <w:pPr/>
+      <w:pPr>
+        <w:ind w:firstLine="480"/>
+      </w:pPr>
+      <w:r>
+        <w:rPr>
+          <w:b/>
+        </w:rPr>
+        <w:t>背景</w:t>
+      </w:r>
       <w:r>
         <w:rPr>
           <w:b w:val="0"/>
         </w:rPr>
-        <w:t>权限分级、幻觉校验、工具路由是系统的三个核心判定点。基线用确定性规则（可审计、可复现、注入不可绕过），引入 JEV（TypeSafe AI 的 System One 决策模型：输入状态 + 类型化问题，返回结构化判定 + 概率 + 置信度）作为并行决策引擎，让每个安全判定带可解释置信度。三个判定点的合并策略如表 4 所示。</w:t>
+        <w:t xml:space="preserve">：权限分级、幻觉校验、工具路由是系统的三个核心判定点。基线用确定性规则（可审计、可复现、注入不可绕过），引入 </w:t>
+      </w:r>
+      <w:r>
+        <w:rPr>
+          <w:b/>
+        </w:rPr>
+        <w:t>JEV</w:t>
+      </w:r>
+      <w:r>
+        <w:rPr>
+          <w:b w:val="0"/>
+        </w:rPr>
+        <w:t>（TypeSafe AI System One 决策模型：不生成文本，输入状态 + 类型化问题 → 返回结构化判定 + 概率 + 置信度）作为</w:t>
+      </w:r>
+      <w:r>
+        <w:rPr>
+          <w:b/>
+        </w:rPr>
+        <w:t>并行决策引擎</w:t>
+      </w:r>
+      <w:r>
+        <w:rPr>
+          <w:b w:val="0"/>
+        </w:rPr>
+        <w:t>，让每个安全判定带可解释的置信度。</w:t>
+      </w:r>
+    </w:p>
+    <w:p>
+      <w:pPr>
+        <w:ind w:firstLine="480"/>
+      </w:pPr>
+      <w:r>
+        <w:rPr>
+          <w:b/>
+        </w:rPr>
+        <w:t>三个判定点</w:t>
+      </w:r>
+      <w:r>
+        <w:rPr>
+          <w:b w:val="0"/>
+        </w:rPr>
+        <w:t>（backend/agent/decision.py）：</w:t>
       </w:r>
     </w:p>
     <w:tbl>
@@ -2548,6 +3971,7 @@
           <w:p>
             <w:pPr>
               <w:jc w:val="center"/>
+              <w:ind w:firstLineChars="0" w:firstLine="0"/>
             </w:pPr>
             <w:r/>
             <w:r>
@@ -2569,6 +3993,7 @@
           <w:p>
             <w:pPr>
               <w:jc w:val="center"/>
+              <w:ind w:firstLineChars="0" w:firstLine="0"/>
             </w:pPr>
             <w:r/>
             <w:r>
@@ -2590,6 +4015,7 @@
           <w:p>
             <w:pPr>
               <w:jc w:val="center"/>
+              <w:ind w:firstLineChars="0" w:firstLine="0"/>
             </w:pPr>
             <w:r/>
             <w:r>
@@ -2611,6 +4037,7 @@
           <w:p>
             <w:pPr>
               <w:jc w:val="center"/>
+              <w:ind w:firstLineChars="0" w:firstLine="0"/>
             </w:pPr>
             <w:r/>
             <w:r>
@@ -2644,7 +4071,7 @@
             <w:r/>
             <w:r>
               <w:rPr>
-                <w:rFonts w:ascii="Times New Roman" w:hAnsi="Times New Roman" w:eastAsia="宋体"/>
+                <w:b w:val="0"/>
                 <w:sz w:val="21"/>
               </w:rPr>
               <w:t>权限分级</w:t>
@@ -2664,7 +4091,7 @@
             <w:r/>
             <w:r>
               <w:rPr>
-                <w:rFonts w:ascii="Times New Roman" w:hAnsi="Times New Roman" w:eastAsia="宋体"/>
+                <w:b w:val="0"/>
                 <w:sz w:val="21"/>
               </w:rPr>
               <w:t>注册表 + 日限额</w:t>
@@ -2684,10 +4111,10 @@
             <w:r/>
             <w:r>
               <w:rPr>
-                <w:rFonts w:ascii="Times New Roman" w:hAnsi="Times New Roman" w:eastAsia="宋体"/>
+                <w:b w:val="0"/>
                 <w:sz w:val="21"/>
               </w:rPr>
-              <w:t>判 绿 / 黄 / 红 + 置信度</w:t>
+              <w:t>判 绿/黄/红 + 置信度</w:t>
             </w:r>
           </w:p>
         </w:tc>
@@ -2704,10 +4131,17 @@
             <w:r/>
             <w:r>
               <w:rPr>
-                <w:rFonts w:ascii="Times New Roman" w:hAnsi="Times New Roman" w:eastAsia="宋体"/>
+                <w:b/>
                 <w:sz w:val="21"/>
               </w:rPr>
-              <w:t>保守合并：JEV 只能更严格（live 且置信≥0.85 才升级），绝不降级 / 放行</w:t>
+              <w:t>保守合并</w:t>
+            </w:r>
+            <w:r>
+              <w:rPr>
+                <w:b w:val="0"/>
+                <w:sz w:val="21"/>
+              </w:rPr>
+              <w:t>：JEV 只能更严格（live 且置信 ≥0.85 才升级），绝不降级/放行</w:t>
             </w:r>
           </w:p>
         </w:tc>
@@ -2732,7 +4166,7 @@
             <w:r/>
             <w:r>
               <w:rPr>
-                <w:rFonts w:ascii="Times New Roman" w:hAnsi="Times New Roman" w:eastAsia="宋体"/>
+                <w:b w:val="0"/>
                 <w:sz w:val="21"/>
               </w:rPr>
               <w:t>幻觉校验</w:t>
@@ -2752,10 +4186,10 @@
             <w:r/>
             <w:r>
               <w:rPr>
-                <w:rFonts w:ascii="Times New Roman" w:hAnsi="Times New Roman" w:eastAsia="宋体"/>
+                <w:b w:val="0"/>
                 <w:sz w:val="21"/>
               </w:rPr>
-              <w:t>执行编号 / 账户号铁证</w:t>
+              <w:t>执行编号/账户号铁证</w:t>
             </w:r>
           </w:p>
         </w:tc>
@@ -2772,10 +4206,10 @@
             <w:r/>
             <w:r>
               <w:rPr>
-                <w:rFonts w:ascii="Times New Roman" w:hAnsi="Times New Roman" w:eastAsia="宋体"/>
+                <w:b w:val="0"/>
                 <w:sz w:val="21"/>
               </w:rPr>
-              <w:t>判「是否疑似编造」</w:t>
+              <w:t>判“是否疑似编造”</w:t>
             </w:r>
           </w:p>
         </w:tc>
@@ -2792,7 +4226,7 @@
             <w:r/>
             <w:r>
               <w:rPr>
-                <w:rFonts w:ascii="Times New Roman" w:hAnsi="Times New Roman" w:eastAsia="宋体"/>
+                <w:b w:val="0"/>
                 <w:sz w:val="21"/>
               </w:rPr>
               <w:t>任一判真即拦截（规则是硬底线）</w:t>
@@ -2820,7 +4254,7 @@
             <w:r/>
             <w:r>
               <w:rPr>
-                <w:rFonts w:ascii="Times New Roman" w:hAnsi="Times New Roman" w:eastAsia="宋体"/>
+                <w:b w:val="0"/>
                 <w:sz w:val="21"/>
               </w:rPr>
               <w:t>工具路由</w:t>
@@ -2840,10 +4274,10 @@
             <w:r/>
             <w:r>
               <w:rPr>
-                <w:rFonts w:ascii="Times New Roman" w:hAnsi="Times New Roman" w:eastAsia="宋体"/>
+                <w:b w:val="0"/>
                 <w:sz w:val="21"/>
               </w:rPr>
-              <w:t>——（基线无）</w:t>
+              <w:t>——</w:t>
             </w:r>
           </w:p>
         </w:tc>
@@ -2860,7 +4294,7 @@
             <w:r/>
             <w:r>
               <w:rPr>
-                <w:rFonts w:ascii="Times New Roman" w:hAnsi="Times New Roman" w:eastAsia="宋体"/>
+                <w:b w:val="0"/>
                 <w:sz w:val="21"/>
               </w:rPr>
               <w:t>用户意图与所选工具是否匹配</w:t>
@@ -2880,10 +4314,17 @@
             <w:r/>
             <w:r>
               <w:rPr>
-                <w:rFonts w:ascii="Times New Roman" w:hAnsi="Times New Roman" w:eastAsia="宋体"/>
+                <w:b/>
                 <w:sz w:val="21"/>
               </w:rPr>
-              <w:t>记录型：只写入审计，不阻断执行</w:t>
+              <w:t>记录型</w:t>
+            </w:r>
+            <w:r>
+              <w:rPr>
+                <w:b w:val="0"/>
+                <w:sz w:val="21"/>
+              </w:rPr>
+              <w:t>：只写入审计，不阻断</w:t>
             </w:r>
           </w:p>
         </w:tc>
@@ -2891,79 +4332,303 @@
     </w:tbl>
     <w:p>
       <w:pPr>
-        <w:pStyle w:val="Caption"/>
-      </w:pPr>
+        <w:ind w:firstLine="480"/>
+      </w:pPr>
+      <w:r>
+        <w:rPr>
+          <w:b/>
+        </w:rPr>
+        <w:t>三态可插拔</w:t>
+      </w:r>
       <w:r>
         <w:rPr>
           <w:b w:val="0"/>
         </w:rPr>
-        <w:t>表 4  双引擎判定点</w:t>
+        <w:t>（环境变量 JEV_MODE）：off 纯规则（评测/离线基线）；mock 确定性伪 JEV（镜像规则结果 + 合理置信度，离线可演示、可复现）；live 真实 JEV API（无 Key / 断网 / 超时</w:t>
       </w:r>
-    </w:p>
-    <w:p>
-      <w:pPr/>
+      <w:r>
+        <w:rPr>
+          <w:b/>
+        </w:rPr>
+        <w:t>自动回退 mock</w:t>
+      </w:r>
       <w:r>
         <w:rPr>
           <w:b w:val="0"/>
         </w:rPr>
-        <w:t>三态可插拔（环境变量 JEV_MODE）：off 纯规则（评测 / 离线基线）；mock 确定性伪 JEV（镜像规则结果 + 合理置信度，离线可演示、可复现）；live 真实 JEV API（无 Key / 断网 / 超时自动回退 mock，绝不阻塞业务）。答辩叙事：判定与执行分离（JEV 只产出判定，执行仍走权限门链路）；规则是底线（JEV 负责「更严格地怀疑」，不负责「放行」）；判定过程可视化（确认卡 / 强验证弹层 / 审计面板显示「规则黄 ⊕ JEV 黄 · 置信 93%」）。</w:t>
+        <w:t>，绝不阻塞业务）。</w:t>
       </w:r>
     </w:p>
     <w:p>
       <w:pPr>
+        <w:ind w:firstLine="480"/>
+      </w:pPr>
+      <w:r>
+        <w:rPr>
+          <w:b/>
+        </w:rPr>
+        <w:t>答辩叙事</w:t>
+      </w:r>
+      <w:r>
+        <w:rPr>
+          <w:b w:val="0"/>
+        </w:rPr>
+        <w:t>：判定与执行分离（JEV 只产出判定，执行仍走权限门链路）；规则是底线（JEV 负责“更严格地怀疑”，不负责“放行”）；判定过程可视化（确认卡/强验证弹层/审计面板显示「规则黄 ⊕ JEV 黄 · 置信 93%」）。</w:t>
+      </w:r>
+    </w:p>
+    <w:p>
+      <w:pPr>
         <w:pStyle w:val="Heading2"/>
       </w:pPr>
       <w:bookmarkStart w:id="16" w:name="_LarkToc00016"/>
       <w:r>
-        <w:t>3.13  风险测评问卷（对话式状态机）</w:t>
+        <w:t>2.12 风险测评问卷（对话式状态机，不依赖 LLM）</w:t>
       </w:r>
       <w:bookmarkEnd w:id="16"/>
     </w:p>
     <w:p>
-      <w:pPr/>
+      <w:pPr>
+        <w:pStyle w:val="ListBullet"/>
+        <w:ind w:firstLine="0"/>
+      </w:pPr>
       <w:r>
         <w:rPr>
           <w:b w:val="0"/>
         </w:rPr>
-        <w:t>6 题 KYC 问卷（投资经验 / 风险偏好 / 亏损承受 / 投资期限 / 金融知识 / 损失反应），6–24 分映射四级风险画像（保守 / 稳健 / 平衡 / 进取）落库 risk_profiles，联动理财推荐。问卷为手写状态机 st[“risk_quiz”]（非 LLM 决策）：打字回复选项文字或前端点选按钮双通道，支持取消 / 重问；完成后输出「风险适配建议 + 理财配置」，含「理财非存款、产品有风险」合规提示。</w:t>
+        <w:t>6 题 KYC 问卷（投资经验/风险偏好/亏损承受/投资期限/金融知识/损失反应），6–24 分 → 四级风险画像（保守/稳健/平衡/进取）落库 risk_profiles → 联动理财推荐；</w:t>
       </w:r>
     </w:p>
     <w:p>
       <w:pPr>
+        <w:pStyle w:val="ListBullet"/>
+        <w:ind w:firstLine="0"/>
+      </w:pPr>
+      <w:r>
+        <w:rPr>
+          <w:b/>
+        </w:rPr>
+        <w:t>手写状态机</w:t>
+      </w:r>
+      <w:r>
+        <w:rPr>
+          <w:b w:val="0"/>
+        </w:rPr>
+        <w:t xml:space="preserve"> st[“risk_quiz”]（非 LLM 决策）：打字回复选项文字 或 前端点选按钮 双通道；支持取消/重问；</w:t>
+      </w:r>
+    </w:p>
+    <w:p>
+      <w:pPr>
+        <w:pStyle w:val="ListBullet"/>
+        <w:ind w:firstLine="0"/>
+      </w:pPr>
+      <w:r>
+        <w:rPr>
+          <w:b w:val="0"/>
+        </w:rPr>
+        <w:t>完成后自动给出「风险适配建议 + 理财配置」，含“理财非存款、产品有风险”合规提示。</w:t>
+      </w:r>
+    </w:p>
+    <w:p>
+      <w:pPr>
         <w:pStyle w:val="Heading2"/>
       </w:pPr>
       <w:bookmarkStart w:id="17" w:name="_LarkToc00017"/>
       <w:r>
-        <w:t>3.14  高价值操作确定性路由（卡片 / 订阅）</w:t>
+        <w:t>2.13 高价值操作确定性路由（卡片 / 订阅 / 人工接管）</w:t>
       </w:r>
       <w:bookmarkEnd w:id="17"/>
     </w:p>
     <w:p>
-      <w:pPr/>
+      <w:pPr>
+        <w:ind w:firstLine="480"/>
+      </w:pPr>
+      <w:r>
+        <w:rPr>
+          <w:b/>
+        </w:rPr>
+        <w:t>问题</w:t>
+      </w:r>
       <w:r>
         <w:rPr>
           <w:b w:val="0"/>
         </w:rPr>
-        <w:t>真实 LLM 对按钮触发的确定性操作（卡片冻结 / 订阅取消等）响应不稳定（曾出现循环确认、误路由）。方案：前端按钮不走 LLM，直连确定性端点——POST /agent/card-op（apply 黄 / freeze、unfreeze 黄 / lock、unlock、limit 红 MFA）；POST /agent/subscription-op（cancel 黄确认 / detect 绿自动）。统一语义：按钮 → 权限门 → 确认 / MFA → 执行，审计与对话同源，零模型依赖，权限控制与业务执行完全确定。</w:t>
+        <w:t>：真实 LLM 对“按钮触发的确定性操作”（卡片冻结/订阅取消等）响应不稳定（曾出现循环确认、误路由）。</w:t>
       </w:r>
     </w:p>
     <w:p>
       <w:pPr>
+        <w:ind w:firstLine="480"/>
+      </w:pPr>
+      <w:r>
+        <w:rPr>
+          <w:b/>
+        </w:rPr>
+        <w:t>方案</w:t>
+      </w:r>
+      <w:r>
+        <w:rPr>
+          <w:b w:val="0"/>
+        </w:rPr>
+        <w:t>：前端按钮</w:t>
+      </w:r>
+      <w:r>
+        <w:rPr>
+          <w:b/>
+        </w:rPr>
+        <w:t>不走 LLM</w:t>
+      </w:r>
+      <w:r>
+        <w:rPr>
+          <w:b w:val="0"/>
+        </w:rPr>
+        <w:t>，直连确定性端点：</w:t>
+      </w:r>
+    </w:p>
+    <w:p>
+      <w:pPr>
+        <w:pStyle w:val="ListBullet"/>
+        <w:ind w:firstLine="0"/>
+      </w:pPr>
+      <w:r>
+        <w:rPr>
+          <w:b w:val="0"/>
+        </w:rPr>
+        <w:t>POST /agent/card-op {action, card_id, amount_cents}：apply（黄）/ freeze / unfreeze（黄）/ lock / unlock / limit（红 MFA）；</w:t>
+      </w:r>
+    </w:p>
+    <w:p>
+      <w:pPr>
+        <w:pStyle w:val="ListBullet"/>
+        <w:ind w:firstLine="0"/>
+      </w:pPr>
+      <w:r>
+        <w:rPr>
+          <w:b w:val="0"/>
+        </w:rPr>
+        <w:t>POST /agent/subscription-op {action: cancel|detect}：cancel（黄确认）/ detect（绿自动）；</w:t>
+      </w:r>
+    </w:p>
+    <w:p>
+      <w:pPr>
+        <w:pStyle w:val="ListBullet"/>
+        <w:ind w:firstLine="0"/>
+      </w:pPr>
+      <w:r>
+        <w:rPr>
+          <w:b/>
+        </w:rPr>
+        <w:t>统一语义</w:t>
+      </w:r>
+      <w:r>
+        <w:rPr>
+          <w:b w:val="0"/>
+        </w:rPr>
+        <w:t>：按钮 → 权限门 → 确认/MFA → 执行，审计与对话同源——“零模型依赖”，权限控制与业务执行完全确定。</w:t>
+      </w:r>
+    </w:p>
+    <w:p>
+      <w:pPr>
         <w:pStyle w:val="Heading2"/>
       </w:pPr>
       <w:bookmarkStart w:id="18" w:name="_LarkToc00018"/>
       <w:r>
-        <w:t>3.15  人工接管闭环</w:t>
+        <w:t>2.14 人工接管闭环（赛题“中断、回退和人工接管”）</w:t>
       </w:r>
       <w:bookmarkEnd w:id="18"/>
     </w:p>
     <w:p>
-      <w:pPr/>
+      <w:pPr>
+        <w:spacing w:line="240" w:lineRule="auto" w:before="0" w:after="0"/>
+        <w:ind w:firstLine="0"/>
+        <w:jc w:val="left"/>
+      </w:pPr>
+      <w:r>
+        <w:rPr>
+          <w:rFonts w:ascii="Consolas" w:hAnsi="Consolas" w:eastAsia="宋体"/>
+          <w:sz w:val="18"/>
+        </w:rPr>
+        <w:t>MFA 连续错 3 次 / 可疑行为 3 次 → 账户安全锁定</w:t>
+      </w:r>
+    </w:p>
+    <w:p>
+      <w:pPr>
+        <w:spacing w:line="240" w:lineRule="auto" w:before="0" w:after="0"/>
+        <w:ind w:firstLine="0"/>
+        <w:jc w:val="left"/>
+      </w:pPr>
+      <w:r>
+        <w:rPr>
+          <w:rFonts w:ascii="Consolas" w:hAnsi="Consolas" w:eastAsia="宋体"/>
+          <w:sz w:val="18"/>
+        </w:rPr>
+        <w:t xml:space="preserve">  → 一切操作 deny（含查询），前端渲染红色锁定卡「🔒 账户已安全锁定」</w:t>
+      </w:r>
+    </w:p>
+    <w:p>
+      <w:pPr>
+        <w:spacing w:line="240" w:lineRule="auto" w:before="0" w:after="0"/>
+        <w:ind w:firstLine="0"/>
+        <w:jc w:val="left"/>
+      </w:pPr>
+      <w:r>
+        <w:rPr>
+          <w:rFonts w:ascii="Consolas" w:hAnsi="Consolas" w:eastAsia="宋体"/>
+          <w:sz w:val="18"/>
+        </w:rPr>
+        <w:t xml:space="preserve">  → 点「📞 转人工客服」→ POST /agent/handoff → 生成服务工单 T-xxxx（重复申请返回同一工单）</w:t>
+      </w:r>
+    </w:p>
+    <w:p>
+      <w:pPr>
+        <w:spacing w:line="240" w:lineRule="auto" w:before="0" w:after="0"/>
+        <w:ind w:firstLine="0"/>
+        <w:jc w:val="left"/>
+      </w:pPr>
+      <w:r>
+        <w:rPr>
+          <w:rFonts w:ascii="Consolas" w:hAnsi="Consolas" w:eastAsia="宋体"/>
+          <w:sz w:val="18"/>
+        </w:rPr>
+        <w:t xml:space="preserve">  → 工单卡展示工单号 → 点「✅ 客服核实完成，解锁账户」→ POST /agent/handoff/resolve</w:t>
+      </w:r>
+    </w:p>
+    <w:p>
+      <w:pPr>
+        <w:spacing w:line="240" w:lineRule="auto" w:before="0" w:after="0"/>
+        <w:ind w:firstLine="0"/>
+        <w:jc w:val="left"/>
+      </w:pPr>
+      <w:r>
+        <w:rPr>
+          <w:rFonts w:ascii="Consolas" w:hAnsi="Consolas" w:eastAsia="宋体"/>
+          <w:sz w:val="18"/>
+        </w:rPr>
+        <w:t xml:space="preserve">  → 客服核实身份 → 解锁 + 熔断计数清零（mfa_failures/suspicious_count 归零）→ 恢复正常</w:t>
+      </w:r>
+    </w:p>
+    <w:p>
+      <w:pPr>
+        <w:spacing w:line="240" w:lineRule="auto" w:before="0" w:after="0"/>
+        <w:ind w:firstLine="0"/>
+        <w:jc w:val="left"/>
+      </w:pPr>
+      <w:r>
+        <w:rPr>
+          <w:rFonts w:ascii="Consolas" w:hAnsi="Consolas" w:eastAsia="宋体"/>
+          <w:sz w:val="18"/>
+        </w:rPr>
+        <w:t xml:space="preserve">  → 全流程审计留痕（handoff / handoff_resolve 两个动作）</w:t>
+      </w:r>
+    </w:p>
+    <w:p>
+      <w:pPr>
+        <w:ind w:firstLine="480"/>
+      </w:pPr>
       <w:r>
         <w:rPr>
           <w:b w:val="0"/>
         </w:rPr>
-        <w:t>MFA 连续错 3 次或可疑行为 3 次触发账户安全锁定后，一切操作（含查询）deny，前端渲染红色锁定卡；点「转人工客服」→ POST /agent/handoff 生成服务工单 T-xxxx（重复申请返回同一工单）；点「客服核实完成，解锁账户」→ POST /agent/handoff/resolve，客服核实身份后解锁并清零熔断计数（mfa_failures / suspicious_count 归零），全流程审计留痕（handoff / handoff_resolve 两个动作）。真机验证：MFA 错 3 次 → 锁定 → deny + lockout 卡 → 工单 T-0006 → 解锁清零 → 余额查询恢复。</w:t>
+        <w:t>真机验证：MFA 错 3 次 → 锁定 → deny+lockout 卡 → 工单 T-0006 → 解锁清零 → 余额查询恢复 ✓</w:t>
       </w:r>
     </w:p>
     <w:p>
@@ -2972,117 +4637,488 @@
       </w:pPr>
       <w:bookmarkStart w:id="19" w:name="_LarkToc00019"/>
       <w:r>
-        <w:t>4  安全设计</w:t>
+        <w:t>三、安全设计</w:t>
       </w:r>
       <w:bookmarkEnd w:id="19"/>
     </w:p>
     <w:p>
       <w:pPr>
-        <w:pStyle w:val="ListBullet"/>
-        <w:ind w:firstLine="0"/>
+        <w:ind w:firstLine="480"/>
       </w:pPr>
       <w:r>
-        <w:t>权限判定与执行分离：接口「哑」，规则在上游；篡改 LLM 或直连 API 都无法绕过。</w:t>
+        <w:rPr>
+          <w:b w:val="0"/>
+        </w:rPr>
+        <w:t xml:space="preserve">1. </w:t>
+      </w:r>
+      <w:r>
+        <w:rPr>
+          <w:b/>
+        </w:rPr>
+        <w:t>权限判定与执行分离</w:t>
+      </w:r>
+      <w:r>
+        <w:rPr>
+          <w:b w:val="0"/>
+        </w:rPr>
+        <w:t>：接口“哑”，规则在上游；篡改 LLM 或直连 API 都无法绕过；</w:t>
       </w:r>
     </w:p>
     <w:p>
       <w:pPr>
-        <w:pStyle w:val="ListBullet"/>
-        <w:ind w:firstLine="0"/>
+        <w:ind w:firstLine="480"/>
       </w:pPr>
       <w:r>
-        <w:t>金额精度：一律用分（int），杜绝浮点误差；转账幂等（request_id）。</w:t>
+        <w:rPr>
+          <w:b w:val="0"/>
+        </w:rPr>
+        <w:t xml:space="preserve">2. </w:t>
+      </w:r>
+      <w:r>
+        <w:rPr>
+          <w:b/>
+        </w:rPr>
+        <w:t>金额精度</w:t>
+      </w:r>
+      <w:r>
+        <w:rPr>
+          <w:b w:val="0"/>
+        </w:rPr>
+        <w:t>：一律用分（int），杜绝浮点误差；转账幂等（request_id）；</w:t>
       </w:r>
     </w:p>
     <w:p>
       <w:pPr>
-        <w:pStyle w:val="ListBullet"/>
-        <w:ind w:firstLine="0"/>
+        <w:ind w:firstLine="480"/>
       </w:pPr>
       <w:r>
-        <w:t>零代码执行面（逻辑沙箱）：Agent 只调用 34 个白名单银行工具，不执行 LLM 生成的任何代码——工具白名单 + 权限门即「受限、可监控的逻辑隔离环境」（赛题沙箱要求的等价实现），无任意代码执行风险面。</w:t>
+        <w:rPr>
+          <w:b w:val="0"/>
+        </w:rPr>
+        <w:t xml:space="preserve">3. </w:t>
+      </w:r>
+      <w:r>
+        <w:rPr>
+          <w:b/>
+        </w:rPr>
+        <w:t>零代码执行面（逻辑沙箱）</w:t>
+      </w:r>
+      <w:r>
+        <w:rPr>
+          <w:b w:val="0"/>
+        </w:rPr>
+        <w:t>：Agent 只调用 34 个白名单银行工具，</w:t>
+      </w:r>
+      <w:r>
+        <w:rPr>
+          <w:b/>
+        </w:rPr>
+        <w:t>不执行 LLM 生成的任何代码</w:t>
+      </w:r>
+      <w:r>
+        <w:rPr>
+          <w:b w:val="0"/>
+        </w:rPr>
+        <w:t>——工具白名单 + 权限门即“受限、可监控的逻辑隔离环境”（赛题沙箱要求的等价实现），无任意代码执行风险面；</w:t>
       </w:r>
     </w:p>
     <w:p>
       <w:pPr>
-        <w:pStyle w:val="ListBullet"/>
-        <w:ind w:firstLine="0"/>
+        <w:ind w:firstLine="480"/>
       </w:pPr>
       <w:r>
-        <w:t>异常熔断：MFA 连续错 3 次 / 可疑行为 3 次 → 锁定，所有操作（含绿级查询）一律 deny；/agent/status 暴露状态；前端红色横幅 + 人工接管流程卡。</w:t>
+        <w:rPr>
+          <w:b w:val="0"/>
+        </w:rPr>
+        <w:t xml:space="preserve">4. </w:t>
+      </w:r>
+      <w:r>
+        <w:rPr>
+          <w:b/>
+        </w:rPr>
+        <w:t>异常熔断</w:t>
+      </w:r>
+      <w:r>
+        <w:rPr>
+          <w:b w:val="0"/>
+        </w:rPr>
+        <w:t>：MFA 连续错 3 次 / 可疑行为 3 次 → 锁定，</w:t>
+      </w:r>
+      <w:r>
+        <w:rPr>
+          <w:b/>
+        </w:rPr>
+        <w:t>所有操作（含绿级查询）一律 deny</w:t>
+      </w:r>
+      <w:r>
+        <w:rPr>
+          <w:b w:val="0"/>
+        </w:rPr>
+        <w:t>，/agent/status 暴露状态，前端红色横幅 + 人工接管流程卡（2.14）；</w:t>
       </w:r>
     </w:p>
     <w:p>
       <w:pPr>
-        <w:pStyle w:val="ListBullet"/>
-        <w:ind w:firstLine="0"/>
+        <w:ind w:firstLine="480"/>
       </w:pPr>
       <w:r>
-        <w:t>编造拦截（幻觉第二道防线）：纯文字回复（未调工具）中出现金额 / 执行编号 / 账户号 → 判疑似编造 → deny + 计入可疑行为。真实演示曾抓到模型编造余额（实际已转账扣款）。</w:t>
+        <w:rPr>
+          <w:b w:val="0"/>
+        </w:rPr>
+        <w:t xml:space="preserve">5. </w:t>
+      </w:r>
+      <w:r>
+        <w:rPr>
+          <w:b/>
+        </w:rPr>
+        <w:t>编造拦截（幻觉第二道防线）</w:t>
+      </w:r>
+      <w:r>
+        <w:rPr>
+          <w:b w:val="0"/>
+        </w:rPr>
+        <w:t>：纯文字回复（未调工具）中出现金额/执行编号/账户号 → 判疑似编造 → deny + 计入可疑行为。真实演示曾抓到模型编造余额（实际已转账扣款）；</w:t>
       </w:r>
     </w:p>
     <w:p>
       <w:pPr>
-        <w:pStyle w:val="ListBullet"/>
-        <w:ind w:firstLine="0"/>
+        <w:ind w:firstLine="480"/>
       </w:pPr>
       <w:r>
-        <w:t>注入防御（权限门强制）：执行前必经权限门 + 未注册工具 deny + 确认后二次过闸 + 试探累计熔断；权限控制不依赖模型自觉。</w:t>
+        <w:rPr>
+          <w:b w:val="0"/>
+        </w:rPr>
+        <w:t xml:space="preserve">6. </w:t>
+      </w:r>
+      <w:r>
+        <w:rPr>
+          <w:b/>
+        </w:rPr>
+        <w:t>注入防御（权限门强制）</w:t>
+      </w:r>
+      <w:r>
+        <w:rPr>
+          <w:b w:val="0"/>
+        </w:rPr>
+        <w:t>：执行前必经权限门 + 未注册工具 deny + 确认后二次过闸 + 试探累计熔断；</w:t>
+      </w:r>
+      <w:r>
+        <w:rPr>
+          <w:b/>
+        </w:rPr>
+        <w:t>权限控制不依赖模型自觉</w:t>
+      </w:r>
+      <w:r>
+        <w:rPr>
+          <w:b w:val="0"/>
+        </w:rPr>
+        <w:t>；</w:t>
       </w:r>
     </w:p>
     <w:p>
       <w:pPr>
-        <w:pStyle w:val="ListBullet"/>
-        <w:ind w:firstLine="0"/>
+        <w:ind w:firstLine="480"/>
       </w:pPr>
       <w:r>
-        <w:t>联系人簿收款解析：_resolve_account 按序解析（账户号 → 联系人姓名 / 别名 → 手机号），确认卡展示收款人全名 + 账户号，同名 / 查不到主动澄清（防转错人）。</w:t>
+        <w:rPr>
+          <w:b w:val="0"/>
+        </w:rPr>
+        <w:t xml:space="preserve">7. </w:t>
+      </w:r>
+      <w:r>
+        <w:rPr>
+          <w:b/>
+        </w:rPr>
+        <w:t>联系人簿收款解析</w:t>
+      </w:r>
+      <w:r>
+        <w:rPr>
+          <w:b w:val="0"/>
+        </w:rPr>
+        <w:t>：_resolve_account 按序解析（账户号 → 联系人姓名/别名 → 手机号），确认卡展示收款人全名 + 账户号，同名/查不到主动澄清（防转错人）；</w:t>
       </w:r>
     </w:p>
     <w:p>
       <w:pPr>
-        <w:pStyle w:val="ListBullet"/>
-        <w:ind w:firstLine="0"/>
+        <w:ind w:firstLine="480"/>
       </w:pPr>
       <w:r>
-        <w:t>数据一致性（真机 bug 修复）：API 层 Agent 与查询接口共用同一 BankService 实例——曾因独立 store 各自持有数据，表现为「转账成功但余额不变」（易被误判为模型幻觉），已统一实例并加回归测试 test_api_agent_shares_service_instance。</w:t>
+        <w:rPr>
+          <w:b w:val="0"/>
+        </w:rPr>
+        <w:t xml:space="preserve">8. </w:t>
+      </w:r>
+      <w:r>
+        <w:rPr>
+          <w:b/>
+        </w:rPr>
+        <w:t>数据一致性（真机 bug 修复）</w:t>
+      </w:r>
+      <w:r>
+        <w:rPr>
+          <w:b w:val="0"/>
+        </w:rPr>
+        <w:t>：API 层 Agent 与查询接口</w:t>
+      </w:r>
+      <w:r>
+        <w:rPr>
+          <w:b/>
+        </w:rPr>
+        <w:t>共用同一 BankService 实例</w:t>
+      </w:r>
+      <w:r>
+        <w:rPr>
+          <w:b w:val="0"/>
+        </w:rPr>
+        <w:t>——曾因独立 store 各自持有数据，表现为“转账成功但余额不变”（易被误判为模型幻觉）。已统一实例 + 回归测试 test_api_agent_shares_service_instance；</w:t>
       </w:r>
     </w:p>
     <w:p>
       <w:pPr>
-        <w:pStyle w:val="ListBullet"/>
-        <w:ind w:firstLine="0"/>
+        <w:ind w:firstLine="480"/>
       </w:pPr>
       <w:r>
-        <w:t>人工接管闭环：锁定 → 工单 → 客服核实解锁，熔断有「人」的出口，非死锁。</w:t>
+        <w:rPr>
+          <w:b w:val="0"/>
+        </w:rPr>
+        <w:t xml:space="preserve">9. </w:t>
+      </w:r>
+      <w:r>
+        <w:rPr>
+          <w:b/>
+        </w:rPr>
+        <w:t>人工接管闭环</w:t>
+      </w:r>
+      <w:r>
+        <w:rPr>
+          <w:b w:val="0"/>
+        </w:rPr>
+        <w:t>：锁定 → 工单 → 客服核实解锁（2.14），熔断有“人”的出口，非死锁；</w:t>
       </w:r>
     </w:p>
     <w:p>
       <w:pPr>
+        <w:ind w:firstLine="480"/>
+      </w:pPr>
+      <w:r>
+        <w:rPr>
+          <w:b w:val="0"/>
+        </w:rPr>
+        <w:t xml:space="preserve">10. </w:t>
+      </w:r>
+      <w:r>
+        <w:rPr>
+          <w:b/>
+        </w:rPr>
+        <w:t>执行前身份强校验</w:t>
+      </w:r>
+      <w:r>
+        <w:rPr>
+          <w:b w:val="0"/>
+        </w:rPr>
+        <w:t>（本轮加固）：_ACCOUNT_PIN/_USER_PIN——17 个账户工具、14 个用户工具在每次执行前校验 account_id/from_account_id/user_id 必须为会话本人，非本人 deny（防越权查询/代他人操作/挪用资金），</w:t>
+      </w:r>
+      <w:r>
+        <w:rPr>
+          <w:b/>
+        </w:rPr>
+        <w:t>绝不静默替换</w:t>
+      </w:r>
+      <w:r>
+        <w:rPr>
+          <w:b w:val="0"/>
+        </w:rPr>
+        <w:t>；</w:t>
+      </w:r>
+    </w:p>
+    <w:p>
+      <w:pPr>
+        <w:ind w:firstLine="480"/>
+      </w:pPr>
+      <w:r>
+        <w:rPr>
+          <w:b w:val="0"/>
+        </w:rPr>
+        <w:t xml:space="preserve">11. </w:t>
+      </w:r>
+      <w:r>
+        <w:rPr>
+          <w:b/>
+        </w:rPr>
+        <w:t>用户消息安全预检（先于 LLM）</w:t>
+      </w:r>
+      <w:r>
+        <w:rPr>
+          <w:b w:val="0"/>
+        </w:rPr>
+        <w:t>：越权账户意图正则 + 社会工程诱导词（中奖/免验证/冒充身份/忽略指令）高危拦截——即使模型被诱导，规则层先行拒绝；</w:t>
+      </w:r>
+    </w:p>
+    <w:p>
+      <w:pPr>
+        <w:ind w:firstLine="480"/>
+      </w:pPr>
+      <w:r>
+        <w:rPr>
+          <w:b w:val="0"/>
+        </w:rPr>
+        <w:t xml:space="preserve">12. </w:t>
+      </w:r>
+      <w:r>
+        <w:rPr>
+          <w:b/>
+        </w:rPr>
+        <w:t>金额溯源（防臆造金额）</w:t>
+      </w:r>
+      <w:r>
+        <w:rPr>
+          <w:b w:val="0"/>
+        </w:rPr>
+        <w:t>：金额类工具必须能从用户消息溯源金额，否则追问，绝不猜测执行；确认环节拒绝词包含匹配防“算了不转了”误执行（2.15）。</w:t>
+      </w:r>
+    </w:p>
+    <w:p>
+      <w:pPr>
         <w:pStyle w:val="Heading1"/>
       </w:pPr>
       <w:bookmarkStart w:id="20" w:name="_LarkToc00020"/>
       <w:r>
-        <w:t>5  自动评测</w:t>
+        <w:t>四、自动评测</w:t>
       </w:r>
       <w:bookmarkEnd w:id="20"/>
     </w:p>
     <w:p>
-      <w:pPr/>
+      <w:pPr>
+        <w:ind w:firstLine="480"/>
+      </w:pPr>
       <w:r>
         <w:rPr>
           <w:b w:val="0"/>
         </w:rPr>
-        <w:t>harness/ 提供 YAML 场景 DSL（6 场景 + 安全）+ MD / JSON 双格式报告。当前 172 项 pytest 单测全绿（tests/ 覆盖编排、API、银行服务、决策层、时间解析、AA 等）。Mock 模式确定性全通过；真实 DeepSeek 模式走「发现问题 → 加固 → 验证」闭环（9/18 → 17/17 → 24/24），即安全证据：真实模型幻觉 / 漏调工具 → 提示词强化 + 双层防御 + 确定性路由，逐轮加固记录在案（详见安全自评报告第三节）。</w:t>
+        <w:t>harness/：YAML 场景 DSL（6 场景 + 安全）+ MD/JSON 双格式报告。</w:t>
       </w:r>
     </w:p>
     <w:p>
       <w:pPr>
+        <w:pStyle w:val="ListBullet"/>
+        <w:ind w:firstLine="0"/>
+      </w:pPr>
+      <w:r>
+        <w:rPr>
+          <w:b/>
+        </w:rPr>
+        <w:t>173 项 pytest 单测全绿</w:t>
+      </w:r>
+      <w:r>
+        <w:rPr>
+          <w:b w:val="0"/>
+        </w:rPr>
+        <w:t>（tests/ 六文件：test_agent / test_api / test_bank_service / test_decision / test_timeexpr / test_split_bill 等）；</w:t>
+      </w:r>
+    </w:p>
+    <w:p>
+      <w:pPr>
+        <w:pStyle w:val="ListBullet"/>
+        <w:ind w:firstLine="0"/>
+      </w:pPr>
+      <w:r>
+        <w:rPr>
+          <w:b/>
+        </w:rPr>
+        <w:t>三大维度真实 DeepSeek 评测 51/51 全绿</w:t>
+      </w:r>
+      <w:r>
+        <w:rPr>
+          <w:b w:val="0"/>
+        </w:rPr>
+        <w:t>（评委视角，非 Mock 自嗨）：</w:t>
+      </w:r>
+    </w:p>
+    <w:p>
+      <w:pPr>
+        <w:pStyle w:val="ListBullet"/>
+        <w:ind w:firstLine="0"/>
+      </w:pPr>
+      <w:r>
+        <w:rPr>
+          <w:b/>
+        </w:rPr>
+        <w:t>任务完成率（40% 权重）</w:t>
+      </w:r>
+      <w:r>
+        <w:rPr>
+          <w:b w:val="0"/>
+        </w:rPr>
+        <w:t>：16 条典型金融任务（转账/定时/AA/账单/理财/卡片/订阅/生日 DAG），金额、账户、余额全部数学核对 → 16/16；</w:t>
+      </w:r>
+    </w:p>
+    <w:p>
+      <w:pPr>
+        <w:pStyle w:val="ListBullet"/>
+        <w:ind w:firstLine="0"/>
+      </w:pPr>
+      <w:r>
+        <w:rPr>
+          <w:b/>
+        </w:rPr>
+        <w:t>安全合规</w:t>
+      </w:r>
+      <w:r>
+        <w:rPr>
+          <w:b w:val="0"/>
+        </w:rPr>
+        <w:t>：16 条攻防用例 5 类（诱导转账/信息套取/越权操作/Prompt 注入/敏感确认与风险提示）→ 16/16；</w:t>
+      </w:r>
+    </w:p>
+    <w:p>
+      <w:pPr>
+        <w:pStyle w:val="ListBullet"/>
+        <w:ind w:firstLine="0"/>
+      </w:pPr>
+      <w:r>
+        <w:rPr>
+          <w:b/>
+        </w:rPr>
+        <w:t>创新性与交互体验</w:t>
+      </w:r>
+      <w:r>
+        <w:rPr>
+          <w:b w:val="0"/>
+        </w:rPr>
+        <w:t>：19 用例 6 维度（口语化/轮次效率/追问/错误恢复/超范围兜底/创新场景）→ 19/19；</w:t>
+      </w:r>
+    </w:p>
+    <w:p>
+      <w:pPr>
+        <w:pStyle w:val="ListBullet"/>
+        <w:ind w:firstLine="0"/>
+      </w:pPr>
+      <w:r>
+        <w:rPr>
+          <w:b w:val="0"/>
+        </w:rPr>
+        <w:t>评测即安全证据：“发现问题→加固→验证”闭环（越权参数直通 → 身份强校验；社工诱导 → 消息预检；臆造金额 → 金额溯源追问；“算了不转了”误执行 → 拒绝词包含匹配；转账回执无余额 → 回执附余额；理财无风险提示 → 合规提示），逐项记录在案；</w:t>
+      </w:r>
+    </w:p>
+    <w:p>
+      <w:pPr>
+        <w:pStyle w:val="ListBullet"/>
+        <w:ind w:firstLine="0"/>
+      </w:pPr>
+      <w:r>
+        <w:rPr>
+          <w:b w:val="0"/>
+        </w:rPr>
+        <w:t>报告：docs/reports/eval-report.md——“测试用例”本身作为作品资料交付。</w:t>
+      </w:r>
+    </w:p>
+    <w:p>
+      <w:pPr>
         <w:pStyle w:val="Heading1"/>
       </w:pPr>
       <w:bookmarkStart w:id="21" w:name="_LarkToc00021"/>
       <w:r>
-        <w:t>6  技术选型</w:t>
+        <w:t>五、技术选型表</w:t>
       </w:r>
       <w:bookmarkEnd w:id="21"/>
     </w:p>
@@ -3111,6 +5147,7 @@
           <w:p>
             <w:pPr>
               <w:jc w:val="center"/>
+              <w:ind w:firstLineChars="0" w:firstLine="0"/>
             </w:pPr>
             <w:r/>
             <w:r>
@@ -3132,6 +5169,7 @@
           <w:p>
             <w:pPr>
               <w:jc w:val="center"/>
+              <w:ind w:firstLineChars="0" w:firstLine="0"/>
             </w:pPr>
             <w:r/>
             <w:r>
@@ -3153,6 +5191,7 @@
           <w:p>
             <w:pPr>
               <w:jc w:val="center"/>
+              <w:ind w:firstLineChars="0" w:firstLine="0"/>
             </w:pPr>
             <w:r/>
             <w:r>
@@ -3185,7 +5224,7 @@
             <w:r/>
             <w:r>
               <w:rPr>
-                <w:rFonts w:ascii="Times New Roman" w:hAnsi="Times New Roman" w:eastAsia="宋体"/>
+                <w:b w:val="0"/>
                 <w:sz w:val="21"/>
               </w:rPr>
               <w:t>LLM</w:t>
@@ -3205,7 +5244,7 @@
             <w:r/>
             <w:r>
               <w:rPr>
-                <w:rFonts w:ascii="Times New Roman" w:hAnsi="Times New Roman" w:eastAsia="宋体"/>
+                <w:b w:val="0"/>
                 <w:sz w:val="21"/>
               </w:rPr>
               <w:t>DeepSeek（OpenAI 兼容，可插拔）</w:t>
@@ -3225,10 +5264,10 @@
             <w:r/>
             <w:r>
               <w:rPr>
-                <w:rFonts w:ascii="Times New Roman" w:hAnsi="Times New Roman" w:eastAsia="宋体"/>
+                <w:b w:val="0"/>
                 <w:sz w:val="21"/>
               </w:rPr>
-              <w:t>低成本高性能；Provider 抽象留豆包 / GPT 切换点</w:t>
+              <w:t>低成本高性能；Provider 抽象留豆包/GPT 切换点</w:t>
             </w:r>
           </w:p>
         </w:tc>
@@ -3252,7 +5291,7 @@
             <w:r/>
             <w:r>
               <w:rPr>
-                <w:rFonts w:ascii="Times New Roman" w:hAnsi="Times New Roman" w:eastAsia="宋体"/>
+                <w:b w:val="0"/>
                 <w:sz w:val="21"/>
               </w:rPr>
               <w:t>编排</w:t>
@@ -3272,10 +5311,17 @@
             <w:r/>
             <w:r>
               <w:rPr>
-                <w:rFonts w:ascii="Times New Roman" w:hAnsi="Times New Roman" w:eastAsia="宋体"/>
+                <w:b/>
                 <w:sz w:val="21"/>
               </w:rPr>
-              <w:t>自研轻量层（&lt;1200 行，拒绝 LangChain / LangGraph）</w:t>
+              <w:t>自研轻量层</w:t>
+            </w:r>
+            <w:r>
+              <w:rPr>
+                <w:b w:val="0"/>
+                <w:sz w:val="21"/>
+              </w:rPr>
+              <w:t>（&lt;1200 行，拒绝 LangChain/LangGraph）</w:t>
             </w:r>
           </w:p>
         </w:tc>
@@ -3292,10 +5338,10 @@
             <w:r/>
             <w:r>
               <w:rPr>
-                <w:rFonts w:ascii="Times New Roman" w:hAnsi="Times New Roman" w:eastAsia="宋体"/>
+                <w:b w:val="0"/>
                 <w:sz w:val="21"/>
               </w:rPr>
-              <w:t>防「套壳」质疑；权限 / 审计 / 回退全可控，是安全卖点本身</w:t>
+              <w:t>防“套壳”质疑；权限/审计/回退全可控，是安全卖点本身</w:t>
             </w:r>
           </w:p>
         </w:tc>
@@ -3319,7 +5365,7 @@
             <w:r/>
             <w:r>
               <w:rPr>
-                <w:rFonts w:ascii="Times New Roman" w:hAnsi="Times New Roman" w:eastAsia="宋体"/>
+                <w:b w:val="0"/>
                 <w:sz w:val="21"/>
               </w:rPr>
               <w:t>决策</w:t>
@@ -3339,7 +5385,7 @@
             <w:r/>
             <w:r>
               <w:rPr>
-                <w:rFonts w:ascii="Times New Roman" w:hAnsi="Times New Roman" w:eastAsia="宋体"/>
+                <w:b w:val="0"/>
                 <w:sz w:val="21"/>
               </w:rPr>
               <w:t>确定性规则 ⊕ JEV 双引擎</w:t>
@@ -3359,10 +5405,10 @@
             <w:r/>
             <w:r>
               <w:rPr>
-                <w:rFonts w:ascii="Times New Roman" w:hAnsi="Times New Roman" w:eastAsia="宋体"/>
+                <w:b w:val="0"/>
                 <w:sz w:val="21"/>
               </w:rPr>
-              <w:t>规则底线 + 可解释置信度，安全判定「看得见」</w:t>
+              <w:t>规则底线 + 可解释置信度，安全判定“看得见”</w:t>
             </w:r>
           </w:p>
         </w:tc>
@@ -3386,7 +5432,7 @@
             <w:r/>
             <w:r>
               <w:rPr>
-                <w:rFonts w:ascii="Times New Roman" w:hAnsi="Times New Roman" w:eastAsia="宋体"/>
+                <w:b w:val="0"/>
                 <w:sz w:val="21"/>
               </w:rPr>
               <w:t>前端</w:t>
@@ -3406,7 +5452,7 @@
             <w:r/>
             <w:r>
               <w:rPr>
-                <w:rFonts w:ascii="Times New Roman" w:hAnsi="Times New Roman" w:eastAsia="宋体"/>
+                <w:b w:val="0"/>
                 <w:sz w:val="21"/>
               </w:rPr>
               <w:t>手机银行风格 H5（7 Tab + ECharts）</w:t>
@@ -3426,7 +5472,7 @@
             <w:r/>
             <w:r>
               <w:rPr>
-                <w:rFonts w:ascii="Times New Roman" w:hAnsi="Times New Roman" w:eastAsia="宋体"/>
+                <w:b w:val="0"/>
                 <w:sz w:val="21"/>
               </w:rPr>
               <w:t>零构建，file:// 可开；手机打开即 App 体验，演示零环境依赖</w:t>
@@ -3453,7 +5499,7 @@
             <w:r/>
             <w:r>
               <w:rPr>
-                <w:rFonts w:ascii="Times New Roman" w:hAnsi="Times New Roman" w:eastAsia="宋体"/>
+                <w:b w:val="0"/>
                 <w:sz w:val="21"/>
               </w:rPr>
               <w:t>数据</w:t>
@@ -3473,7 +5519,7 @@
             <w:r/>
             <w:r>
               <w:rPr>
-                <w:rFonts w:ascii="Times New Roman" w:hAnsi="Times New Roman" w:eastAsia="宋体"/>
+                <w:b w:val="0"/>
                 <w:sz w:val="21"/>
               </w:rPr>
               <w:t>内存 Store + Repository 抽象</w:t>
@@ -3493,7 +5539,7 @@
             <w:r/>
             <w:r>
               <w:rPr>
-                <w:rFonts w:ascii="Times New Roman" w:hAnsi="Times New Roman" w:eastAsia="宋体"/>
+                <w:b w:val="0"/>
                 <w:sz w:val="21"/>
               </w:rPr>
               <w:t>演示可重置；抽象层可换 SQLite</w:t>
@@ -3520,7 +5566,7 @@
             <w:r/>
             <w:r>
               <w:rPr>
-                <w:rFonts w:ascii="Times New Roman" w:hAnsi="Times New Roman" w:eastAsia="宋体"/>
+                <w:b w:val="0"/>
                 <w:sz w:val="21"/>
               </w:rPr>
               <w:t>测试</w:t>
@@ -3540,10 +5586,10 @@
             <w:r/>
             <w:r>
               <w:rPr>
-                <w:rFonts w:ascii="Times New Roman" w:hAnsi="Times New Roman" w:eastAsia="宋体"/>
+                <w:b w:val="0"/>
                 <w:sz w:val="21"/>
               </w:rPr>
-              <w:t>pytest 172 项 + YAML harness</w:t>
+              <w:t>pytest 173 项 + 三大维度真实评测 51/51</w:t>
             </w:r>
           </w:p>
         </w:tc>
@@ -3560,10 +5606,10 @@
             <w:r/>
             <w:r>
               <w:rPr>
-                <w:rFonts w:ascii="Times New Roman" w:hAnsi="Times New Roman" w:eastAsia="宋体"/>
+                <w:b w:val="0"/>
                 <w:sz w:val="21"/>
               </w:rPr>
-              <w:t>测试即作品资料；对应「自动评测」机制</w:t>
+              <w:t>测试即作品资料；对应“自动评测”机制</w:t>
             </w:r>
           </w:p>
         </w:tc>
@@ -3587,7 +5633,7 @@
             <w:r/>
             <w:r>
               <w:rPr>
-                <w:rFonts w:ascii="Times New Roman" w:hAnsi="Times New Roman" w:eastAsia="宋体"/>
+                <w:b w:val="0"/>
                 <w:sz w:val="21"/>
               </w:rPr>
               <w:t>部署</w:t>
@@ -3607,7 +5653,7 @@
             <w:r/>
             <w:r>
               <w:rPr>
-                <w:rFonts w:ascii="Times New Roman" w:hAnsi="Times New Roman" w:eastAsia="宋体"/>
+                <w:b w:val="0"/>
                 <w:sz w:val="21"/>
               </w:rPr>
               <w:t>一键 restart_8000.bat + Docker 双轨</w:t>
@@ -3627,7 +5673,7 @@
             <w:r/>
             <w:r>
               <w:rPr>
-                <w:rFonts w:ascii="Times New Roman" w:hAnsi="Times New Roman" w:eastAsia="宋体"/>
+                <w:b w:val="0"/>
                 <w:sz w:val="21"/>
               </w:rPr>
               <w:t>见部署说明；演示环境 5 秒就绪</w:t>
@@ -3636,856 +5682,6 @@
         </w:tc>
       </w:tr>
     </w:tbl>
-    <w:p>
-      <w:pPr>
-        <w:pStyle w:val="Caption"/>
-      </w:pPr>
-      <w:r>
-        <w:rPr>
-          <w:b w:val="0"/>
-        </w:rPr>
-        <w:t>表 5  技术选型</w:t>
-      </w:r>
-    </w:p>
-    <w:p>
-      <w:pPr>
-        <w:pStyle w:val="Heading1"/>
-      </w:pPr>
-      <w:bookmarkStart w:id="22" w:name="_LarkToc00022"/>
-      <w:r>
-        <w:t>附录 A  接口端点一览</w:t>
-      </w:r>
-      <w:bookmarkEnd w:id="22"/>
-    </w:p>
-    <w:tbl>
-      <w:tblPr>
-        <w:tblStyle w:val="TableGrid"/>
-        <w:tblW w:type="auto" w:w="0"/>
-        <w:tblLayout w:type="fixed"/>
-        <w:tblLook w:firstColumn="1" w:firstRow="1" w:lastColumn="0" w:lastRow="0" w:noHBand="0" w:noVBand="1" w:val="04A0"/>
-      </w:tblPr>
-      <w:tblGrid>
-        <w:gridCol w:w="3024"/>
-        <w:gridCol w:w="3024"/>
-        <w:gridCol w:w="3024"/>
-      </w:tblGrid>
-      <w:tr>
-        <w:trPr>
-          <w:tblHeader w:val="true"/>
-        </w:trPr>
-        <w:tc>
-          <w:tcPr>
-            <w:tcW w:type="dxa" w:w="3024"/>
-            <w:shd w:val="clear" w:color="auto" w:fill="D9D9D9"/>
-            <w:vAlign w:val="center"/>
-          </w:tcPr>
-          <w:p>
-            <w:pPr>
-              <w:jc w:val="center"/>
-            </w:pPr>
-            <w:r/>
-            <w:r>
-              <w:rPr>
-                <w:rFonts w:ascii="Times New Roman" w:hAnsi="Times New Roman" w:eastAsia="宋体"/>
-                <w:b/>
-                <w:sz w:val="21"/>
-              </w:rPr>
-              <w:t>端点</w:t>
-            </w:r>
-          </w:p>
-        </w:tc>
-        <w:tc>
-          <w:tcPr>
-            <w:tcW w:type="dxa" w:w="3024"/>
-            <w:shd w:val="clear" w:color="auto" w:fill="D9D9D9"/>
-            <w:vAlign w:val="center"/>
-          </w:tcPr>
-          <w:p>
-            <w:pPr>
-              <w:jc w:val="center"/>
-            </w:pPr>
-            <w:r/>
-            <w:r>
-              <w:rPr>
-                <w:rFonts w:ascii="Times New Roman" w:hAnsi="Times New Roman" w:eastAsia="宋体"/>
-                <w:b/>
-                <w:sz w:val="21"/>
-              </w:rPr>
-              <w:t>说明</w:t>
-            </w:r>
-          </w:p>
-        </w:tc>
-        <w:tc>
-          <w:tcPr>
-            <w:tcW w:type="dxa" w:w="3024"/>
-            <w:shd w:val="clear" w:color="auto" w:fill="D9D9D9"/>
-            <w:vAlign w:val="center"/>
-          </w:tcPr>
-          <w:p>
-            <w:pPr>
-              <w:jc w:val="center"/>
-            </w:pPr>
-            <w:r/>
-            <w:r>
-              <w:rPr>
-                <w:rFonts w:ascii="Times New Roman" w:hAnsi="Times New Roman" w:eastAsia="宋体"/>
-                <w:b/>
-                <w:sz w:val="21"/>
-              </w:rPr>
-              <w:t>权限</w:t>
-            </w:r>
-          </w:p>
-        </w:tc>
-      </w:tr>
-      <w:tr>
-        <w:trPr>
-          <w:cantSplit/>
-          <w:cantSplit/>
-          <w:cantSplit/>
-        </w:trPr>
-        <w:tc>
-          <w:tcPr>
-            <w:tcW w:type="dxa" w:w="3024"/>
-            <w:vAlign w:val="center"/>
-          </w:tcPr>
-          <w:p>
-            <w:pPr>
-              <w:jc w:val="center"/>
-              <w:ind w:firstLineChars="0" w:firstLine="0"/>
-            </w:pPr>
-            <w:r/>
-            <w:r>
-              <w:rPr>
-                <w:rFonts w:ascii="Times New Roman" w:hAnsi="Times New Roman" w:eastAsia="宋体"/>
-                <w:sz w:val="21"/>
-              </w:rPr>
-              <w:t>POST /api/v1/agent/chat</w:t>
-            </w:r>
-          </w:p>
-        </w:tc>
-        <w:tc>
-          <w:tcPr>
-            <w:tcW w:type="dxa" w:w="3024"/>
-            <w:vAlign w:val="center"/>
-          </w:tcPr>
-          <w:p>
-            <w:pPr>
-              <w:jc w:val="left"/>
-              <w:ind w:firstLineChars="0" w:firstLine="0"/>
-            </w:pPr>
-            <w:r/>
-            <w:r>
-              <w:rPr>
-                <w:rFonts w:ascii="Times New Roman" w:hAnsi="Times New Roman" w:eastAsia="宋体"/>
-                <w:sz w:val="21"/>
-              </w:rPr>
-              <w:t>自然语言对话入口（message, user）</w:t>
-            </w:r>
-          </w:p>
-        </w:tc>
-        <w:tc>
-          <w:tcPr>
-            <w:tcW w:type="dxa" w:w="3024"/>
-            <w:vAlign w:val="center"/>
-          </w:tcPr>
-          <w:p>
-            <w:pPr>
-              <w:jc w:val="center"/>
-              <w:ind w:firstLineChars="0" w:firstLine="0"/>
-            </w:pPr>
-            <w:r/>
-            <w:r>
-              <w:rPr>
-                <w:rFonts w:ascii="Times New Roman" w:hAnsi="Times New Roman" w:eastAsia="宋体"/>
-                <w:sz w:val="21"/>
-              </w:rPr>
-              <w:t>—</w:t>
-            </w:r>
-          </w:p>
-        </w:tc>
-      </w:tr>
-      <w:tr>
-        <w:trPr>
-          <w:cantSplit/>
-          <w:cantSplit/>
-          <w:cantSplit/>
-        </w:trPr>
-        <w:tc>
-          <w:tcPr>
-            <w:tcW w:type="dxa" w:w="3024"/>
-            <w:vAlign w:val="center"/>
-          </w:tcPr>
-          <w:p>
-            <w:pPr>
-              <w:jc w:val="center"/>
-              <w:ind w:firstLineChars="0" w:firstLine="0"/>
-            </w:pPr>
-            <w:r/>
-            <w:r>
-              <w:rPr>
-                <w:rFonts w:ascii="Times New Roman" w:hAnsi="Times New Roman" w:eastAsia="宋体"/>
-                <w:sz w:val="21"/>
-              </w:rPr>
-              <w:t>POST /api/v1/agent/confirm</w:t>
-            </w:r>
-          </w:p>
-        </w:tc>
-        <w:tc>
-          <w:tcPr>
-            <w:tcW w:type="dxa" w:w="3024"/>
-            <w:vAlign w:val="center"/>
-          </w:tcPr>
-          <w:p>
-            <w:pPr>
-              <w:jc w:val="left"/>
-              <w:ind w:firstLineChars="0" w:firstLine="0"/>
-            </w:pPr>
-            <w:r/>
-            <w:r>
-              <w:rPr>
-                <w:rFonts w:ascii="Times New Roman" w:hAnsi="Times New Roman" w:eastAsia="宋体"/>
-                <w:sz w:val="21"/>
-              </w:rPr>
-              <w:t>黄级确认（pending_id）</w:t>
-            </w:r>
-          </w:p>
-        </w:tc>
-        <w:tc>
-          <w:tcPr>
-            <w:tcW w:type="dxa" w:w="3024"/>
-            <w:vAlign w:val="center"/>
-          </w:tcPr>
-          <w:p>
-            <w:pPr>
-              <w:jc w:val="center"/>
-              <w:ind w:firstLineChars="0" w:firstLine="0"/>
-            </w:pPr>
-            <w:r/>
-            <w:r>
-              <w:rPr>
-                <w:rFonts w:ascii="Times New Roman" w:hAnsi="Times New Roman" w:eastAsia="宋体"/>
-                <w:sz w:val="21"/>
-              </w:rPr>
-              <w:t>黄</w:t>
-            </w:r>
-          </w:p>
-        </w:tc>
-      </w:tr>
-      <w:tr>
-        <w:trPr>
-          <w:cantSplit/>
-          <w:cantSplit/>
-          <w:cantSplit/>
-        </w:trPr>
-        <w:tc>
-          <w:tcPr>
-            <w:tcW w:type="dxa" w:w="3024"/>
-            <w:vAlign w:val="center"/>
-          </w:tcPr>
-          <w:p>
-            <w:pPr>
-              <w:jc w:val="center"/>
-              <w:ind w:firstLineChars="0" w:firstLine="0"/>
-            </w:pPr>
-            <w:r/>
-            <w:r>
-              <w:rPr>
-                <w:rFonts w:ascii="Times New Roman" w:hAnsi="Times New Roman" w:eastAsia="宋体"/>
-                <w:sz w:val="21"/>
-              </w:rPr>
-              <w:t>POST /api/v1/agent/authorize</w:t>
-            </w:r>
-          </w:p>
-        </w:tc>
-        <w:tc>
-          <w:tcPr>
-            <w:tcW w:type="dxa" w:w="3024"/>
-            <w:vAlign w:val="center"/>
-          </w:tcPr>
-          <w:p>
-            <w:pPr>
-              <w:jc w:val="left"/>
-              <w:ind w:firstLineChars="0" w:firstLine="0"/>
-            </w:pPr>
-            <w:r/>
-            <w:r>
-              <w:rPr>
-                <w:rFonts w:ascii="Times New Roman" w:hAnsi="Times New Roman" w:eastAsia="宋体"/>
-                <w:sz w:val="21"/>
-              </w:rPr>
-              <w:t>红级强验证（pending_id, mfa_code）</w:t>
-            </w:r>
-          </w:p>
-        </w:tc>
-        <w:tc>
-          <w:tcPr>
-            <w:tcW w:type="dxa" w:w="3024"/>
-            <w:vAlign w:val="center"/>
-          </w:tcPr>
-          <w:p>
-            <w:pPr>
-              <w:jc w:val="center"/>
-              <w:ind w:firstLineChars="0" w:firstLine="0"/>
-            </w:pPr>
-            <w:r/>
-            <w:r>
-              <w:rPr>
-                <w:rFonts w:ascii="Times New Roman" w:hAnsi="Times New Roman" w:eastAsia="宋体"/>
-                <w:sz w:val="21"/>
-              </w:rPr>
-              <w:t>红</w:t>
-            </w:r>
-          </w:p>
-        </w:tc>
-      </w:tr>
-      <w:tr>
-        <w:trPr>
-          <w:cantSplit/>
-          <w:cantSplit/>
-          <w:cantSplit/>
-        </w:trPr>
-        <w:tc>
-          <w:tcPr>
-            <w:tcW w:type="dxa" w:w="3024"/>
-            <w:vAlign w:val="center"/>
-          </w:tcPr>
-          <w:p>
-            <w:pPr>
-              <w:jc w:val="center"/>
-              <w:ind w:firstLineChars="0" w:firstLine="0"/>
-            </w:pPr>
-            <w:r/>
-            <w:r>
-              <w:rPr>
-                <w:rFonts w:ascii="Times New Roman" w:hAnsi="Times New Roman" w:eastAsia="宋体"/>
-                <w:sz w:val="21"/>
-              </w:rPr>
-              <w:t>POST /api/v1/agent/card-op</w:t>
-            </w:r>
-          </w:p>
-        </w:tc>
-        <w:tc>
-          <w:tcPr>
-            <w:tcW w:type="dxa" w:w="3024"/>
-            <w:vAlign w:val="center"/>
-          </w:tcPr>
-          <w:p>
-            <w:pPr>
-              <w:jc w:val="left"/>
-              <w:ind w:firstLineChars="0" w:firstLine="0"/>
-            </w:pPr>
-            <w:r/>
-            <w:r>
-              <w:rPr>
-                <w:rFonts w:ascii="Times New Roman" w:hAnsi="Times New Roman" w:eastAsia="宋体"/>
-                <w:sz w:val="21"/>
-              </w:rPr>
-              <w:t>卡片确定性操作（apply/freeze/unfreeze/lock/unlock/limit）</w:t>
-            </w:r>
-          </w:p>
-        </w:tc>
-        <w:tc>
-          <w:tcPr>
-            <w:tcW w:type="dxa" w:w="3024"/>
-            <w:vAlign w:val="center"/>
-          </w:tcPr>
-          <w:p>
-            <w:pPr>
-              <w:jc w:val="center"/>
-              <w:ind w:firstLineChars="0" w:firstLine="0"/>
-            </w:pPr>
-            <w:r/>
-            <w:r>
-              <w:rPr>
-                <w:rFonts w:ascii="Times New Roman" w:hAnsi="Times New Roman" w:eastAsia="宋体"/>
-                <w:sz w:val="21"/>
-              </w:rPr>
-              <w:t>黄 / 红</w:t>
-            </w:r>
-          </w:p>
-        </w:tc>
-      </w:tr>
-      <w:tr>
-        <w:trPr>
-          <w:cantSplit/>
-          <w:cantSplit/>
-          <w:cantSplit/>
-        </w:trPr>
-        <w:tc>
-          <w:tcPr>
-            <w:tcW w:type="dxa" w:w="3024"/>
-            <w:vAlign w:val="center"/>
-          </w:tcPr>
-          <w:p>
-            <w:pPr>
-              <w:jc w:val="center"/>
-              <w:ind w:firstLineChars="0" w:firstLine="0"/>
-            </w:pPr>
-            <w:r/>
-            <w:r>
-              <w:rPr>
-                <w:rFonts w:ascii="Times New Roman" w:hAnsi="Times New Roman" w:eastAsia="宋体"/>
-                <w:sz w:val="21"/>
-              </w:rPr>
-              <w:t>POST /api/v1/agent/subscription-op</w:t>
-            </w:r>
-          </w:p>
-        </w:tc>
-        <w:tc>
-          <w:tcPr>
-            <w:tcW w:type="dxa" w:w="3024"/>
-            <w:vAlign w:val="center"/>
-          </w:tcPr>
-          <w:p>
-            <w:pPr>
-              <w:jc w:val="left"/>
-              <w:ind w:firstLineChars="0" w:firstLine="0"/>
-            </w:pPr>
-            <w:r/>
-            <w:r>
-              <w:rPr>
-                <w:rFonts w:ascii="Times New Roman" w:hAnsi="Times New Roman" w:eastAsia="宋体"/>
-                <w:sz w:val="21"/>
-              </w:rPr>
-              <w:t>订阅确定性操作（cancel/detect）</w:t>
-            </w:r>
-          </w:p>
-        </w:tc>
-        <w:tc>
-          <w:tcPr>
-            <w:tcW w:type="dxa" w:w="3024"/>
-            <w:vAlign w:val="center"/>
-          </w:tcPr>
-          <w:p>
-            <w:pPr>
-              <w:jc w:val="center"/>
-              <w:ind w:firstLineChars="0" w:firstLine="0"/>
-            </w:pPr>
-            <w:r/>
-            <w:r>
-              <w:rPr>
-                <w:rFonts w:ascii="Times New Roman" w:hAnsi="Times New Roman" w:eastAsia="宋体"/>
-                <w:sz w:val="21"/>
-              </w:rPr>
-              <w:t>黄 / 绿</w:t>
-            </w:r>
-          </w:p>
-        </w:tc>
-      </w:tr>
-      <w:tr>
-        <w:trPr>
-          <w:cantSplit/>
-          <w:cantSplit/>
-          <w:cantSplit/>
-        </w:trPr>
-        <w:tc>
-          <w:tcPr>
-            <w:tcW w:type="dxa" w:w="3024"/>
-            <w:vAlign w:val="center"/>
-          </w:tcPr>
-          <w:p>
-            <w:pPr>
-              <w:jc w:val="center"/>
-              <w:ind w:firstLineChars="0" w:firstLine="0"/>
-            </w:pPr>
-            <w:r/>
-            <w:r>
-              <w:rPr>
-                <w:rFonts w:ascii="Times New Roman" w:hAnsi="Times New Roman" w:eastAsia="宋体"/>
-                <w:sz w:val="21"/>
-              </w:rPr>
-              <w:t>POST /api/v1/agent/handoff</w:t>
-            </w:r>
-          </w:p>
-        </w:tc>
-        <w:tc>
-          <w:tcPr>
-            <w:tcW w:type="dxa" w:w="3024"/>
-            <w:vAlign w:val="center"/>
-          </w:tcPr>
-          <w:p>
-            <w:pPr>
-              <w:jc w:val="left"/>
-              <w:ind w:firstLineChars="0" w:firstLine="0"/>
-            </w:pPr>
-            <w:r/>
-            <w:r>
-              <w:rPr>
-                <w:rFonts w:ascii="Times New Roman" w:hAnsi="Times New Roman" w:eastAsia="宋体"/>
-                <w:sz w:val="21"/>
-              </w:rPr>
-              <w:t>人工接管：申请转人工（生成工单）</w:t>
-            </w:r>
-          </w:p>
-        </w:tc>
-        <w:tc>
-          <w:tcPr>
-            <w:tcW w:type="dxa" w:w="3024"/>
-            <w:vAlign w:val="center"/>
-          </w:tcPr>
-          <w:p>
-            <w:pPr>
-              <w:jc w:val="center"/>
-              <w:ind w:firstLineChars="0" w:firstLine="0"/>
-            </w:pPr>
-            <w:r/>
-            <w:r>
-              <w:rPr>
-                <w:rFonts w:ascii="Times New Roman" w:hAnsi="Times New Roman" w:eastAsia="宋体"/>
-                <w:sz w:val="21"/>
-              </w:rPr>
-              <w:t>锁定态</w:t>
-            </w:r>
-          </w:p>
-        </w:tc>
-      </w:tr>
-      <w:tr>
-        <w:trPr>
-          <w:cantSplit/>
-          <w:cantSplit/>
-          <w:cantSplit/>
-        </w:trPr>
-        <w:tc>
-          <w:tcPr>
-            <w:tcW w:type="dxa" w:w="3024"/>
-            <w:vAlign w:val="center"/>
-          </w:tcPr>
-          <w:p>
-            <w:pPr>
-              <w:jc w:val="center"/>
-              <w:ind w:firstLineChars="0" w:firstLine="0"/>
-            </w:pPr>
-            <w:r/>
-            <w:r>
-              <w:rPr>
-                <w:rFonts w:ascii="Times New Roman" w:hAnsi="Times New Roman" w:eastAsia="宋体"/>
-                <w:sz w:val="21"/>
-              </w:rPr>
-              <w:t>POST /api/v1/agent/handoff/resolve</w:t>
-            </w:r>
-          </w:p>
-        </w:tc>
-        <w:tc>
-          <w:tcPr>
-            <w:tcW w:type="dxa" w:w="3024"/>
-            <w:vAlign w:val="center"/>
-          </w:tcPr>
-          <w:p>
-            <w:pPr>
-              <w:jc w:val="center"/>
-              <w:ind w:firstLineChars="0" w:firstLine="0"/>
-            </w:pPr>
-            <w:r/>
-            <w:r>
-              <w:rPr>
-                <w:rFonts w:ascii="Times New Roman" w:hAnsi="Times New Roman" w:eastAsia="宋体"/>
-                <w:sz w:val="21"/>
-              </w:rPr>
-              <w:t>人工接管：客服核实解锁</w:t>
-            </w:r>
-          </w:p>
-        </w:tc>
-        <w:tc>
-          <w:tcPr>
-            <w:tcW w:type="dxa" w:w="3024"/>
-            <w:vAlign w:val="center"/>
-          </w:tcPr>
-          <w:p>
-            <w:pPr>
-              <w:jc w:val="center"/>
-              <w:ind w:firstLineChars="0" w:firstLine="0"/>
-            </w:pPr>
-            <w:r/>
-            <w:r>
-              <w:rPr>
-                <w:rFonts w:ascii="Times New Roman" w:hAnsi="Times New Roman" w:eastAsia="宋体"/>
-                <w:sz w:val="21"/>
-              </w:rPr>
-              <w:t>工单态</w:t>
-            </w:r>
-          </w:p>
-        </w:tc>
-      </w:tr>
-      <w:tr>
-        <w:trPr>
-          <w:cantSplit/>
-          <w:cantSplit/>
-          <w:cantSplit/>
-        </w:trPr>
-        <w:tc>
-          <w:tcPr>
-            <w:tcW w:type="dxa" w:w="3024"/>
-            <w:vAlign w:val="center"/>
-          </w:tcPr>
-          <w:p>
-            <w:pPr>
-              <w:jc w:val="center"/>
-              <w:ind w:firstLineChars="0" w:firstLine="0"/>
-            </w:pPr>
-            <w:r/>
-            <w:r>
-              <w:rPr>
-                <w:rFonts w:ascii="Times New Roman" w:hAnsi="Times New Roman" w:eastAsia="宋体"/>
-                <w:sz w:val="21"/>
-              </w:rPr>
-              <w:t>POST /api/v1/agent/reset</w:t>
-            </w:r>
-          </w:p>
-        </w:tc>
-        <w:tc>
-          <w:tcPr>
-            <w:tcW w:type="dxa" w:w="3024"/>
-            <w:vAlign w:val="center"/>
-          </w:tcPr>
-          <w:p>
-            <w:pPr>
-              <w:jc w:val="left"/>
-              <w:ind w:firstLineChars="0" w:firstLine="0"/>
-            </w:pPr>
-            <w:r/>
-            <w:r>
-              <w:rPr>
-                <w:rFonts w:ascii="Times New Roman" w:hAnsi="Times New Roman" w:eastAsia="宋体"/>
-                <w:sz w:val="21"/>
-              </w:rPr>
-              <w:t>重置会话与银行数据（演示 / 评测）</w:t>
-            </w:r>
-          </w:p>
-        </w:tc>
-        <w:tc>
-          <w:tcPr>
-            <w:tcW w:type="dxa" w:w="3024"/>
-            <w:vAlign w:val="center"/>
-          </w:tcPr>
-          <w:p>
-            <w:pPr>
-              <w:jc w:val="center"/>
-              <w:ind w:firstLineChars="0" w:firstLine="0"/>
-            </w:pPr>
-            <w:r/>
-            <w:r>
-              <w:rPr>
-                <w:rFonts w:ascii="Times New Roman" w:hAnsi="Times New Roman" w:eastAsia="宋体"/>
-                <w:sz w:val="21"/>
-              </w:rPr>
-              <w:t>—</w:t>
-            </w:r>
-          </w:p>
-        </w:tc>
-      </w:tr>
-      <w:tr>
-        <w:trPr>
-          <w:cantSplit/>
-          <w:cantSplit/>
-          <w:cantSplit/>
-        </w:trPr>
-        <w:tc>
-          <w:tcPr>
-            <w:tcW w:type="dxa" w:w="3024"/>
-            <w:vAlign w:val="center"/>
-          </w:tcPr>
-          <w:p>
-            <w:pPr>
-              <w:jc w:val="center"/>
-              <w:ind w:firstLineChars="0" w:firstLine="0"/>
-            </w:pPr>
-            <w:r/>
-            <w:r>
-              <w:rPr>
-                <w:rFonts w:ascii="Times New Roman" w:hAnsi="Times New Roman" w:eastAsia="宋体"/>
-                <w:sz w:val="21"/>
-              </w:rPr>
-              <w:t>POST /api/v1/agent/tick</w:t>
-            </w:r>
-          </w:p>
-        </w:tc>
-        <w:tc>
-          <w:tcPr>
-            <w:tcW w:type="dxa" w:w="3024"/>
-            <w:vAlign w:val="center"/>
-          </w:tcPr>
-          <w:p>
-            <w:pPr>
-              <w:jc w:val="left"/>
-              <w:ind w:firstLineChars="0" w:firstLine="0"/>
-            </w:pPr>
-            <w:r/>
-            <w:r>
-              <w:rPr>
-                <w:rFonts w:ascii="Times New Roman" w:hAnsi="Times New Roman" w:eastAsia="宋体"/>
-                <w:sz w:val="21"/>
-              </w:rPr>
-              <w:t>时间沙箱拨动（定时任务 + 事件引擎）</w:t>
-            </w:r>
-          </w:p>
-        </w:tc>
-        <w:tc>
-          <w:tcPr>
-            <w:tcW w:type="dxa" w:w="3024"/>
-            <w:vAlign w:val="center"/>
-          </w:tcPr>
-          <w:p>
-            <w:pPr>
-              <w:jc w:val="center"/>
-              <w:ind w:firstLineChars="0" w:firstLine="0"/>
-            </w:pPr>
-            <w:r/>
-            <w:r>
-              <w:rPr>
-                <w:rFonts w:ascii="Times New Roman" w:hAnsi="Times New Roman" w:eastAsia="宋体"/>
-                <w:sz w:val="21"/>
-              </w:rPr>
-              <w:t>—</w:t>
-            </w:r>
-          </w:p>
-        </w:tc>
-      </w:tr>
-      <w:tr>
-        <w:trPr>
-          <w:cantSplit/>
-          <w:cantSplit/>
-          <w:cantSplit/>
-        </w:trPr>
-        <w:tc>
-          <w:tcPr>
-            <w:tcW w:type="dxa" w:w="3024"/>
-            <w:vAlign w:val="center"/>
-          </w:tcPr>
-          <w:p>
-            <w:pPr>
-              <w:jc w:val="center"/>
-              <w:ind w:firstLineChars="0" w:firstLine="0"/>
-            </w:pPr>
-            <w:r/>
-            <w:r>
-              <w:rPr>
-                <w:rFonts w:ascii="Times New Roman" w:hAnsi="Times New Roman" w:eastAsia="宋体"/>
-                <w:sz w:val="21"/>
-              </w:rPr>
-              <w:t>GET /api/v1/agent/status</w:t>
-            </w:r>
-          </w:p>
-        </w:tc>
-        <w:tc>
-          <w:tcPr>
-            <w:tcW w:type="dxa" w:w="3024"/>
-            <w:vAlign w:val="center"/>
-          </w:tcPr>
-          <w:p>
-            <w:pPr>
-              <w:jc w:val="left"/>
-              <w:ind w:firstLineChars="0" w:firstLine="0"/>
-            </w:pPr>
-            <w:r/>
-            <w:r>
-              <w:rPr>
-                <w:rFonts w:ascii="Times New Roman" w:hAnsi="Times New Roman" w:eastAsia="宋体"/>
-                <w:sz w:val="21"/>
-              </w:rPr>
-              <w:t>会话安全状态（锁定 / 熔断计数）</w:t>
-            </w:r>
-          </w:p>
-        </w:tc>
-        <w:tc>
-          <w:tcPr>
-            <w:tcW w:type="dxa" w:w="3024"/>
-            <w:vAlign w:val="center"/>
-          </w:tcPr>
-          <w:p>
-            <w:pPr>
-              <w:jc w:val="center"/>
-              <w:ind w:firstLineChars="0" w:firstLine="0"/>
-            </w:pPr>
-            <w:r/>
-            <w:r>
-              <w:rPr>
-                <w:rFonts w:ascii="Times New Roman" w:hAnsi="Times New Roman" w:eastAsia="宋体"/>
-                <w:sz w:val="21"/>
-              </w:rPr>
-              <w:t>—</w:t>
-            </w:r>
-          </w:p>
-        </w:tc>
-      </w:tr>
-      <w:tr>
-        <w:trPr>
-          <w:cantSplit/>
-          <w:cantSplit/>
-          <w:cantSplit/>
-        </w:trPr>
-        <w:tc>
-          <w:tcPr>
-            <w:tcW w:type="dxa" w:w="3024"/>
-            <w:vAlign w:val="center"/>
-          </w:tcPr>
-          <w:p>
-            <w:pPr>
-              <w:jc w:val="center"/>
-              <w:ind w:firstLineChars="0" w:firstLine="0"/>
-            </w:pPr>
-            <w:r/>
-            <w:r>
-              <w:rPr>
-                <w:rFonts w:ascii="Times New Roman" w:hAnsi="Times New Roman" w:eastAsia="宋体"/>
-                <w:sz w:val="21"/>
-              </w:rPr>
-              <w:t>GET /api/v1/agent/audit</w:t>
-            </w:r>
-          </w:p>
-        </w:tc>
-        <w:tc>
-          <w:tcPr>
-            <w:tcW w:type="dxa" w:w="3024"/>
-            <w:vAlign w:val="center"/>
-          </w:tcPr>
-          <w:p>
-            <w:pPr>
-              <w:jc w:val="center"/>
-              <w:ind w:firstLineChars="0" w:firstLine="0"/>
-            </w:pPr>
-            <w:r/>
-            <w:r>
-              <w:rPr>
-                <w:rFonts w:ascii="Times New Roman" w:hAnsi="Times New Roman" w:eastAsia="宋体"/>
-                <w:sz w:val="21"/>
-              </w:rPr>
-              <w:t>全量审计记录</w:t>
-            </w:r>
-          </w:p>
-        </w:tc>
-        <w:tc>
-          <w:tcPr>
-            <w:tcW w:type="dxa" w:w="3024"/>
-            <w:vAlign w:val="center"/>
-          </w:tcPr>
-          <w:p>
-            <w:pPr>
-              <w:jc w:val="center"/>
-              <w:ind w:firstLineChars="0" w:firstLine="0"/>
-            </w:pPr>
-            <w:r/>
-            <w:r>
-              <w:rPr>
-                <w:rFonts w:ascii="Times New Roman" w:hAnsi="Times New Roman" w:eastAsia="宋体"/>
-                <w:sz w:val="21"/>
-              </w:rPr>
-              <w:t>—</w:t>
-            </w:r>
-          </w:p>
-        </w:tc>
-      </w:tr>
-    </w:tbl>
-    <w:p>
-      <w:pPr>
-        <w:pStyle w:val="Caption"/>
-      </w:pPr>
-      <w:r>
-        <w:rPr>
-          <w:b w:val="0"/>
-        </w:rPr>
-        <w:t>表 6  接口端点一览</w:t>
-      </w:r>
-    </w:p>
     <w:sectPr>
       <w:pgSz w:w="11906" w:h="16838"/>
       <w:pgMar w:top="1417" w:right="1417" w:bottom="1417" w:left="1417" w:header="720" w:footer="720" w:gutter="0"/>
